--- a/spa/docx/003.content.docx
+++ b/spa/docx/003.content.docx
@@ -435,114 +435,84 @@
           <w:lang w:val="es_ES" w:bidi="es_ES"/>
         </w:rPr>
       </w:r>
-      <w:hyperlink r:id="rId13">
-        <w:r>
-          <w:rPr>
-            <w:lang w:val="es_ES" w:bidi="es_ES"/>
-          </w:rPr>
-          <w:rPr>
-            <w:color w:val="0000EE"/>
-            <w:u w:val="single"/>
-          </w:rPr>
-          <w:t>1 Reyes 16:31</w:t>
-        </w:r>
-      </w:hyperlink>
-    </w:p>
-    <w:p>
-      <w:pPr>
-        <w:pStyle w:val="ListBullet"/>
-        <w:spacing w:line="240" w:lineRule="auto"/>
-        <w:ind w:left="720"/>
-      </w:pPr>
-      <w:r>
-        <w:rPr>
-          <w:lang w:val="es_ES" w:bidi="es_ES"/>
-        </w:rPr>
-      </w:r>
-      <w:hyperlink r:id="rId14">
-        <w:r>
-          <w:rPr>
-            <w:lang w:val="es_ES" w:bidi="es_ES"/>
-          </w:rPr>
-          <w:rPr>
-            <w:color w:val="0000EE"/>
-            <w:u w:val="single"/>
-          </w:rPr>
-          <w:t>1 Samuel 7:3–4</w:t>
-        </w:r>
-      </w:hyperlink>
-    </w:p>
-    <w:p>
-      <w:pPr>
-        <w:pStyle w:val="ListBullet"/>
-        <w:spacing w:line="240" w:lineRule="auto"/>
-        <w:ind w:left="720"/>
-      </w:pPr>
-      <w:r>
-        <w:rPr>
-          <w:lang w:val="es_ES" w:bidi="es_ES"/>
-        </w:rPr>
-      </w:r>
-      <w:hyperlink r:id="rId15">
-        <w:r>
-          <w:rPr>
-            <w:lang w:val="es_ES" w:bidi="es_ES"/>
-          </w:rPr>
-          <w:rPr>
-            <w:color w:val="0000EE"/>
-            <w:u w:val="single"/>
-          </w:rPr>
-          <w:t>Jeremías 2:7–8</w:t>
-        </w:r>
-      </w:hyperlink>
-    </w:p>
-    <w:p>
-      <w:pPr>
-        <w:pStyle w:val="ListBullet"/>
-        <w:spacing w:line="240" w:lineRule="auto"/>
-        <w:ind w:left="720"/>
-      </w:pPr>
-      <w:r>
-        <w:rPr>
-          <w:lang w:val="es_ES" w:bidi="es_ES"/>
-        </w:rPr>
-      </w:r>
-      <w:hyperlink r:id="rId16">
-        <w:r>
-          <w:rPr>
-            <w:lang w:val="es_ES" w:bidi="es_ES"/>
-          </w:rPr>
-          <w:rPr>
-            <w:color w:val="0000EE"/>
-            <w:u w:val="single"/>
-          </w:rPr>
-          <w:t>Jueces 2:11</w:t>
-        </w:r>
-      </w:hyperlink>
-    </w:p>
-    <w:p>
-      <w:pPr>
-        <w:pStyle w:val="ListBullet"/>
-        <w:spacing w:line="240" w:lineRule="auto"/>
-        <w:ind w:left="720"/>
-      </w:pPr>
-      <w:r>
-        <w:rPr>
-          <w:lang w:val="es_ES" w:bidi="es_ES"/>
-        </w:rPr>
-      </w:r>
-      <w:hyperlink r:id="rId17">
-        <w:r>
-          <w:rPr>
-            <w:lang w:val="es_ES" w:bidi="es_ES"/>
-          </w:rPr>
-          <w:rPr>
-            <w:color w:val="0000EE"/>
-            <w:u w:val="single"/>
-          </w:rPr>
-          <w:t>Números 22:41</w:t>
-        </w:r>
-      </w:hyperlink>
+      <w:r>
+        <w:rPr>
+          <w:lang w:val="es_ES" w:bidi="es_ES"/>
+        </w:rPr>
+        <w:t>1 Reyes 16:31</w:t>
+      </w:r>
+    </w:p>
+    <w:p>
+      <w:pPr>
+        <w:pStyle w:val="ListBullet"/>
+        <w:spacing w:line="240" w:lineRule="auto"/>
+        <w:ind w:left="720"/>
+      </w:pPr>
+      <w:r>
+        <w:rPr>
+          <w:lang w:val="es_ES" w:bidi="es_ES"/>
+        </w:rPr>
+      </w:r>
+      <w:r>
+        <w:rPr>
+          <w:lang w:val="es_ES" w:bidi="es_ES"/>
+        </w:rPr>
+        <w:t>1 Samuel 7:3–4</w:t>
+      </w:r>
+    </w:p>
+    <w:p>
+      <w:pPr>
+        <w:pStyle w:val="ListBullet"/>
+        <w:spacing w:line="240" w:lineRule="auto"/>
+        <w:ind w:left="720"/>
+      </w:pPr>
+      <w:r>
+        <w:rPr>
+          <w:lang w:val="es_ES" w:bidi="es_ES"/>
+        </w:rPr>
+      </w:r>
+      <w:r>
+        <w:rPr>
+          <w:lang w:val="es_ES" w:bidi="es_ES"/>
+        </w:rPr>
+        <w:t>Jeremías 2:7–8</w:t>
+      </w:r>
+    </w:p>
+    <w:p>
+      <w:pPr>
+        <w:pStyle w:val="ListBullet"/>
+        <w:spacing w:line="240" w:lineRule="auto"/>
+        <w:ind w:left="720"/>
+      </w:pPr>
+      <w:r>
+        <w:rPr>
+          <w:lang w:val="es_ES" w:bidi="es_ES"/>
+        </w:rPr>
+      </w:r>
+      <w:r>
+        <w:rPr>
+          <w:lang w:val="es_ES" w:bidi="es_ES"/>
+        </w:rPr>
+        <w:t>Jueces 2:11</w:t>
+      </w:r>
+    </w:p>
+    <w:p>
+      <w:pPr>
+        <w:pStyle w:val="ListBullet"/>
+        <w:spacing w:line="240" w:lineRule="auto"/>
+        <w:ind w:left="720"/>
+      </w:pPr>
+      <w:r>
+        <w:rPr>
+          <w:lang w:val="es_ES" w:bidi="es_ES"/>
+        </w:rPr>
+      </w:r>
+      <w:r>
+        <w:rPr>
+          <w:lang w:val="es_ES" w:bidi="es_ES"/>
+        </w:rPr>
+        <w:t>Números 22:41</w:t>
+      </w:r>
     </w:p>
     <w:p>
       <w:pPr>
@@ -1018,66 +988,48 @@
           <w:lang w:val="es_ES" w:bidi="es_ES"/>
         </w:rPr>
       </w:r>
-      <w:hyperlink r:id="rId18">
-        <w:r>
-          <w:rPr>
-            <w:lang w:val="es_ES" w:bidi="es_ES"/>
-          </w:rPr>
-          <w:rPr>
-            <w:color w:val="0000EE"/>
-            <w:u w:val="single"/>
-          </w:rPr>
-          <w:t>1 Reyes 15:17</w:t>
-        </w:r>
-      </w:hyperlink>
-    </w:p>
-    <w:p>
-      <w:pPr>
-        <w:pStyle w:val="ListBullet"/>
-        <w:spacing w:line="240" w:lineRule="auto"/>
-        <w:ind w:left="720"/>
-      </w:pPr>
-      <w:r>
-        <w:rPr>
-          <w:lang w:val="es_ES" w:bidi="es_ES"/>
-        </w:rPr>
-      </w:r>
-      <w:hyperlink r:id="rId19">
-        <w:r>
-          <w:rPr>
-            <w:lang w:val="es_ES" w:bidi="es_ES"/>
-          </w:rPr>
-          <w:rPr>
-            <w:color w:val="0000EE"/>
-            <w:u w:val="single"/>
-          </w:rPr>
-          <w:t>2 Reyes 9:9</w:t>
-        </w:r>
-      </w:hyperlink>
-    </w:p>
-    <w:p>
-      <w:pPr>
-        <w:pStyle w:val="ListBullet"/>
-        <w:spacing w:line="240" w:lineRule="auto"/>
-        <w:ind w:left="720"/>
-      </w:pPr>
-      <w:r>
-        <w:rPr>
-          <w:lang w:val="es_ES" w:bidi="es_ES"/>
-        </w:rPr>
-      </w:r>
-      <w:hyperlink r:id="rId20">
-        <w:r>
-          <w:rPr>
-            <w:lang w:val="es_ES" w:bidi="es_ES"/>
-          </w:rPr>
-          <w:rPr>
-            <w:color w:val="0000EE"/>
-            <w:u w:val="single"/>
-          </w:rPr>
-          <w:t>Jeremías 41:9</w:t>
-        </w:r>
-      </w:hyperlink>
+      <w:r>
+        <w:rPr>
+          <w:lang w:val="es_ES" w:bidi="es_ES"/>
+        </w:rPr>
+        <w:t>1 Reyes 15:17</w:t>
+      </w:r>
+    </w:p>
+    <w:p>
+      <w:pPr>
+        <w:pStyle w:val="ListBullet"/>
+        <w:spacing w:line="240" w:lineRule="auto"/>
+        <w:ind w:left="720"/>
+      </w:pPr>
+      <w:r>
+        <w:rPr>
+          <w:lang w:val="es_ES" w:bidi="es_ES"/>
+        </w:rPr>
+      </w:r>
+      <w:r>
+        <w:rPr>
+          <w:lang w:val="es_ES" w:bidi="es_ES"/>
+        </w:rPr>
+        <w:t>2 Reyes 9:9</w:t>
+      </w:r>
+    </w:p>
+    <w:p>
+      <w:pPr>
+        <w:pStyle w:val="ListBullet"/>
+        <w:spacing w:line="240" w:lineRule="auto"/>
+        <w:ind w:left="720"/>
+      </w:pPr>
+      <w:r>
+        <w:rPr>
+          <w:lang w:val="es_ES" w:bidi="es_ES"/>
+        </w:rPr>
+      </w:r>
+      <w:r>
+        <w:rPr>
+          <w:lang w:val="es_ES" w:bidi="es_ES"/>
+        </w:rPr>
+        <w:t>Jeremías 41:9</w:t>
+      </w:r>
     </w:p>
     <w:p>
       <w:pPr>
@@ -1325,42 +1277,30 @@
           <w:lang w:val="es_ES" w:bidi="es_ES"/>
         </w:rPr>
       </w:r>
-      <w:hyperlink r:id="rId21">
-        <w:r>
-          <w:rPr>
-            <w:lang w:val="es_ES" w:bidi="es_ES"/>
-          </w:rPr>
-          <w:rPr>
-            <w:color w:val="0000EE"/>
-            <w:u w:val="single"/>
-          </w:rPr>
-          <w:t>Génesis 10:8–10</w:t>
-        </w:r>
-      </w:hyperlink>
-    </w:p>
-    <w:p>
-      <w:pPr>
-        <w:pStyle w:val="ListBullet"/>
-        <w:spacing w:line="240" w:lineRule="auto"/>
-        <w:ind w:left="720"/>
-      </w:pPr>
-      <w:r>
-        <w:rPr>
-          <w:lang w:val="es_ES" w:bidi="es_ES"/>
-        </w:rPr>
-      </w:r>
-      <w:hyperlink r:id="rId22">
-        <w:r>
-          <w:rPr>
-            <w:lang w:val="es_ES" w:bidi="es_ES"/>
-          </w:rPr>
-          <w:rPr>
-            <w:color w:val="0000EE"/>
-            <w:u w:val="single"/>
-          </w:rPr>
-          <w:t>Génesis 11:9</w:t>
-        </w:r>
-      </w:hyperlink>
+      <w:r>
+        <w:rPr>
+          <w:lang w:val="es_ES" w:bidi="es_ES"/>
+        </w:rPr>
+        <w:t>Génesis 10:8–10</w:t>
+      </w:r>
+    </w:p>
+    <w:p>
+      <w:pPr>
+        <w:pStyle w:val="ListBullet"/>
+        <w:spacing w:line="240" w:lineRule="auto"/>
+        <w:ind w:left="720"/>
+      </w:pPr>
+      <w:r>
+        <w:rPr>
+          <w:lang w:val="es_ES" w:bidi="es_ES"/>
+        </w:rPr>
+      </w:r>
+      <w:r>
+        <w:rPr>
+          <w:lang w:val="es_ES" w:bidi="es_ES"/>
+        </w:rPr>
+        <w:t>Génesis 11:9</w:t>
+      </w:r>
     </w:p>
     <w:p>
       <w:pPr>
@@ -1606,162 +1546,120 @@
           <w:lang w:val="es_ES" w:bidi="es_ES"/>
         </w:rPr>
       </w:r>
-      <w:hyperlink r:id="rId23">
-        <w:r>
-          <w:rPr>
-            <w:lang w:val="es_ES" w:bidi="es_ES"/>
-          </w:rPr>
-          <w:rPr>
-            <w:color w:val="0000EE"/>
-            <w:u w:val="single"/>
-          </w:rPr>
-          <w:t>1 Crónicas 9:1</w:t>
-        </w:r>
-      </w:hyperlink>
-    </w:p>
-    <w:p>
-      <w:pPr>
-        <w:pStyle w:val="ListBullet"/>
-        <w:spacing w:line="240" w:lineRule="auto"/>
-        <w:ind w:left="720"/>
-      </w:pPr>
-      <w:r>
-        <w:rPr>
-          <w:lang w:val="es_ES" w:bidi="es_ES"/>
-        </w:rPr>
-      </w:r>
-      <w:hyperlink r:id="rId24">
-        <w:r>
-          <w:rPr>
-            <w:lang w:val="es_ES" w:bidi="es_ES"/>
-          </w:rPr>
-          <w:rPr>
-            <w:color w:val="0000EE"/>
-            <w:u w:val="single"/>
-          </w:rPr>
-          <w:t>2 Reyes 17:24–26</w:t>
-        </w:r>
-      </w:hyperlink>
-    </w:p>
-    <w:p>
-      <w:pPr>
-        <w:pStyle w:val="ListBullet"/>
-        <w:spacing w:line="240" w:lineRule="auto"/>
-        <w:ind w:left="720"/>
-      </w:pPr>
-      <w:r>
-        <w:rPr>
-          <w:lang w:val="es_ES" w:bidi="es_ES"/>
-        </w:rPr>
-      </w:r>
-      <w:hyperlink r:id="rId25">
-        <w:r>
-          <w:rPr>
-            <w:lang w:val="es_ES" w:bidi="es_ES"/>
-          </w:rPr>
-          <w:rPr>
-            <w:color w:val="0000EE"/>
-            <w:u w:val="single"/>
-          </w:rPr>
-          <w:t>Hechos 7:43</w:t>
-        </w:r>
-      </w:hyperlink>
-    </w:p>
-    <w:p>
-      <w:pPr>
-        <w:pStyle w:val="ListBullet"/>
-        <w:spacing w:line="240" w:lineRule="auto"/>
-        <w:ind w:left="720"/>
-      </w:pPr>
-      <w:r>
-        <w:rPr>
-          <w:lang w:val="es_ES" w:bidi="es_ES"/>
-        </w:rPr>
-      </w:r>
-      <w:hyperlink r:id="rId26">
-        <w:r>
-          <w:rPr>
-            <w:lang w:val="es_ES" w:bidi="es_ES"/>
-          </w:rPr>
-          <w:rPr>
-            <w:color w:val="0000EE"/>
-            <w:u w:val="single"/>
-          </w:rPr>
-          <w:t>Daniel 1:2</w:t>
-        </w:r>
-      </w:hyperlink>
-    </w:p>
-    <w:p>
-      <w:pPr>
-        <w:pStyle w:val="ListBullet"/>
-        <w:spacing w:line="240" w:lineRule="auto"/>
-        <w:ind w:left="720"/>
-      </w:pPr>
-      <w:r>
-        <w:rPr>
-          <w:lang w:val="es_ES" w:bidi="es_ES"/>
-        </w:rPr>
-      </w:r>
-      <w:hyperlink r:id="rId27">
-        <w:r>
-          <w:rPr>
-            <w:lang w:val="es_ES" w:bidi="es_ES"/>
-          </w:rPr>
-          <w:rPr>
-            <w:color w:val="0000EE"/>
-            <w:u w:val="single"/>
-          </w:rPr>
-          <w:t>Ezequiel 12:13</w:t>
-        </w:r>
-      </w:hyperlink>
-    </w:p>
-    <w:p>
-      <w:pPr>
-        <w:pStyle w:val="ListBullet"/>
-        <w:spacing w:line="240" w:lineRule="auto"/>
-        <w:ind w:left="720"/>
-      </w:pPr>
-      <w:r>
-        <w:rPr>
-          <w:lang w:val="es_ES" w:bidi="es_ES"/>
-        </w:rPr>
-      </w:r>
-      <w:hyperlink r:id="rId28">
-        <w:r>
-          <w:rPr>
-            <w:lang w:val="es_ES" w:bidi="es_ES"/>
-          </w:rPr>
-          <w:rPr>
-            <w:color w:val="0000EE"/>
-            <w:u w:val="single"/>
-          </w:rPr>
-          <w:t>Mateo 1:11</w:t>
-        </w:r>
-      </w:hyperlink>
-    </w:p>
-    <w:p>
-      <w:pPr>
-        <w:pStyle w:val="ListBullet"/>
-        <w:spacing w:line="240" w:lineRule="auto"/>
-        <w:ind w:left="720"/>
-      </w:pPr>
-      <w:r>
-        <w:rPr>
-          <w:lang w:val="es_ES" w:bidi="es_ES"/>
-        </w:rPr>
-      </w:r>
-      <w:hyperlink r:id="rId29">
-        <w:r>
-          <w:rPr>
-            <w:lang w:val="es_ES" w:bidi="es_ES"/>
-          </w:rPr>
-          <w:rPr>
-            <w:color w:val="0000EE"/>
-            <w:u w:val="single"/>
-          </w:rPr>
-          <w:t>Mateo 1:17</w:t>
-        </w:r>
-      </w:hyperlink>
+      <w:r>
+        <w:rPr>
+          <w:lang w:val="es_ES" w:bidi="es_ES"/>
+        </w:rPr>
+        <w:t>1 Crónicas 9:1</w:t>
+      </w:r>
+    </w:p>
+    <w:p>
+      <w:pPr>
+        <w:pStyle w:val="ListBullet"/>
+        <w:spacing w:line="240" w:lineRule="auto"/>
+        <w:ind w:left="720"/>
+      </w:pPr>
+      <w:r>
+        <w:rPr>
+          <w:lang w:val="es_ES" w:bidi="es_ES"/>
+        </w:rPr>
+      </w:r>
+      <w:r>
+        <w:rPr>
+          <w:lang w:val="es_ES" w:bidi="es_ES"/>
+        </w:rPr>
+        <w:t>2 Reyes 17:24–26</w:t>
+      </w:r>
+    </w:p>
+    <w:p>
+      <w:pPr>
+        <w:pStyle w:val="ListBullet"/>
+        <w:spacing w:line="240" w:lineRule="auto"/>
+        <w:ind w:left="720"/>
+      </w:pPr>
+      <w:r>
+        <w:rPr>
+          <w:lang w:val="es_ES" w:bidi="es_ES"/>
+        </w:rPr>
+      </w:r>
+      <w:r>
+        <w:rPr>
+          <w:lang w:val="es_ES" w:bidi="es_ES"/>
+        </w:rPr>
+        <w:t>Hechos 7:43</w:t>
+      </w:r>
+    </w:p>
+    <w:p>
+      <w:pPr>
+        <w:pStyle w:val="ListBullet"/>
+        <w:spacing w:line="240" w:lineRule="auto"/>
+        <w:ind w:left="720"/>
+      </w:pPr>
+      <w:r>
+        <w:rPr>
+          <w:lang w:val="es_ES" w:bidi="es_ES"/>
+        </w:rPr>
+      </w:r>
+      <w:r>
+        <w:rPr>
+          <w:lang w:val="es_ES" w:bidi="es_ES"/>
+        </w:rPr>
+        <w:t>Daniel 1:2</w:t>
+      </w:r>
+    </w:p>
+    <w:p>
+      <w:pPr>
+        <w:pStyle w:val="ListBullet"/>
+        <w:spacing w:line="240" w:lineRule="auto"/>
+        <w:ind w:left="720"/>
+      </w:pPr>
+      <w:r>
+        <w:rPr>
+          <w:lang w:val="es_ES" w:bidi="es_ES"/>
+        </w:rPr>
+      </w:r>
+      <w:r>
+        <w:rPr>
+          <w:lang w:val="es_ES" w:bidi="es_ES"/>
+        </w:rPr>
+        <w:t>Ezequiel 12:13</w:t>
+      </w:r>
+    </w:p>
+    <w:p>
+      <w:pPr>
+        <w:pStyle w:val="ListBullet"/>
+        <w:spacing w:line="240" w:lineRule="auto"/>
+        <w:ind w:left="720"/>
+      </w:pPr>
+      <w:r>
+        <w:rPr>
+          <w:lang w:val="es_ES" w:bidi="es_ES"/>
+        </w:rPr>
+      </w:r>
+      <w:r>
+        <w:rPr>
+          <w:lang w:val="es_ES" w:bidi="es_ES"/>
+        </w:rPr>
+        <w:t>Mateo 1:11</w:t>
+      </w:r>
+    </w:p>
+    <w:p>
+      <w:pPr>
+        <w:pStyle w:val="ListBullet"/>
+        <w:spacing w:line="240" w:lineRule="auto"/>
+        <w:ind w:left="720"/>
+      </w:pPr>
+      <w:r>
+        <w:rPr>
+          <w:lang w:val="es_ES" w:bidi="es_ES"/>
+        </w:rPr>
+      </w:r>
+      <w:r>
+        <w:rPr>
+          <w:lang w:val="es_ES" w:bidi="es_ES"/>
+        </w:rPr>
+        <w:t>Mateo 1:17</w:t>
+      </w:r>
     </w:p>
     <w:p>
       <w:pPr>
@@ -2288,114 +2186,84 @@
           <w:lang w:val="es_ES" w:bidi="es_ES"/>
         </w:rPr>
       </w:r>
-      <w:hyperlink r:id="rId30">
-        <w:r>
-          <w:rPr>
-            <w:lang w:val="es_ES" w:bidi="es_ES"/>
-          </w:rPr>
-          <w:rPr>
-            <w:color w:val="0000EE"/>
-            <w:u w:val="single"/>
-          </w:rPr>
-          <w:t>2 Pedro 2:16</w:t>
-        </w:r>
-      </w:hyperlink>
-    </w:p>
-    <w:p>
-      <w:pPr>
-        <w:pStyle w:val="ListBullet"/>
-        <w:spacing w:line="240" w:lineRule="auto"/>
-        <w:ind w:left="720"/>
-      </w:pPr>
-      <w:r>
-        <w:rPr>
-          <w:lang w:val="es_ES" w:bidi="es_ES"/>
-        </w:rPr>
-      </w:r>
-      <w:hyperlink r:id="rId31">
-        <w:r>
-          <w:rPr>
-            <w:lang w:val="es_ES" w:bidi="es_ES"/>
-          </w:rPr>
-          <w:rPr>
-            <w:color w:val="0000EE"/>
-            <w:u w:val="single"/>
-          </w:rPr>
-          <w:t>Deuteronomio 23:3–4</w:t>
-        </w:r>
-      </w:hyperlink>
-    </w:p>
-    <w:p>
-      <w:pPr>
-        <w:pStyle w:val="ListBullet"/>
-        <w:spacing w:line="240" w:lineRule="auto"/>
-        <w:ind w:left="720"/>
-      </w:pPr>
-      <w:r>
-        <w:rPr>
-          <w:lang w:val="es_ES" w:bidi="es_ES"/>
-        </w:rPr>
-      </w:r>
-      <w:hyperlink r:id="rId32">
-        <w:r>
-          <w:rPr>
-            <w:lang w:val="es_ES" w:bidi="es_ES"/>
-          </w:rPr>
-          <w:rPr>
-            <w:color w:val="0000EE"/>
-            <w:u w:val="single"/>
-          </w:rPr>
-          <w:t>Josué 13:22–23</w:t>
-        </w:r>
-      </w:hyperlink>
-    </w:p>
-    <w:p>
-      <w:pPr>
-        <w:pStyle w:val="ListBullet"/>
-        <w:spacing w:line="240" w:lineRule="auto"/>
-        <w:ind w:left="720"/>
-      </w:pPr>
-      <w:r>
-        <w:rPr>
-          <w:lang w:val="es_ES" w:bidi="es_ES"/>
-        </w:rPr>
-      </w:r>
-      <w:hyperlink r:id="rId33">
-        <w:r>
-          <w:rPr>
-            <w:lang w:val="es_ES" w:bidi="es_ES"/>
-          </w:rPr>
-          <w:rPr>
-            <w:color w:val="0000EE"/>
-            <w:u w:val="single"/>
-          </w:rPr>
-          <w:t>Números 22:5</w:t>
-        </w:r>
-      </w:hyperlink>
-    </w:p>
-    <w:p>
-      <w:pPr>
-        <w:pStyle w:val="ListBullet"/>
-        <w:spacing w:line="240" w:lineRule="auto"/>
-        <w:ind w:left="720"/>
-      </w:pPr>
-      <w:r>
-        <w:rPr>
-          <w:lang w:val="es_ES" w:bidi="es_ES"/>
-        </w:rPr>
-      </w:r>
-      <w:hyperlink r:id="rId34">
-        <w:r>
-          <w:rPr>
-            <w:lang w:val="es_ES" w:bidi="es_ES"/>
-          </w:rPr>
-          <w:rPr>
-            <w:color w:val="0000EE"/>
-            <w:u w:val="single"/>
-          </w:rPr>
-          <w:t>Apocalipsis 2:14</w:t>
-        </w:r>
-      </w:hyperlink>
+      <w:r>
+        <w:rPr>
+          <w:lang w:val="es_ES" w:bidi="es_ES"/>
+        </w:rPr>
+        <w:t>2 Pedro 2:16</w:t>
+      </w:r>
+    </w:p>
+    <w:p>
+      <w:pPr>
+        <w:pStyle w:val="ListBullet"/>
+        <w:spacing w:line="240" w:lineRule="auto"/>
+        <w:ind w:left="720"/>
+      </w:pPr>
+      <w:r>
+        <w:rPr>
+          <w:lang w:val="es_ES" w:bidi="es_ES"/>
+        </w:rPr>
+      </w:r>
+      <w:r>
+        <w:rPr>
+          <w:lang w:val="es_ES" w:bidi="es_ES"/>
+        </w:rPr>
+        <w:t>Deuteronomio 23:3–4</w:t>
+      </w:r>
+    </w:p>
+    <w:p>
+      <w:pPr>
+        <w:pStyle w:val="ListBullet"/>
+        <w:spacing w:line="240" w:lineRule="auto"/>
+        <w:ind w:left="720"/>
+      </w:pPr>
+      <w:r>
+        <w:rPr>
+          <w:lang w:val="es_ES" w:bidi="es_ES"/>
+        </w:rPr>
+      </w:r>
+      <w:r>
+        <w:rPr>
+          <w:lang w:val="es_ES" w:bidi="es_ES"/>
+        </w:rPr>
+        <w:t>Josué 13:22–23</w:t>
+      </w:r>
+    </w:p>
+    <w:p>
+      <w:pPr>
+        <w:pStyle w:val="ListBullet"/>
+        <w:spacing w:line="240" w:lineRule="auto"/>
+        <w:ind w:left="720"/>
+      </w:pPr>
+      <w:r>
+        <w:rPr>
+          <w:lang w:val="es_ES" w:bidi="es_ES"/>
+        </w:rPr>
+      </w:r>
+      <w:r>
+        <w:rPr>
+          <w:lang w:val="es_ES" w:bidi="es_ES"/>
+        </w:rPr>
+        <w:t>Números 22:5</w:t>
+      </w:r>
+    </w:p>
+    <w:p>
+      <w:pPr>
+        <w:pStyle w:val="ListBullet"/>
+        <w:spacing w:line="240" w:lineRule="auto"/>
+        <w:ind w:left="720"/>
+      </w:pPr>
+      <w:r>
+        <w:rPr>
+          <w:lang w:val="es_ES" w:bidi="es_ES"/>
+        </w:rPr>
+      </w:r>
+      <w:r>
+        <w:rPr>
+          <w:lang w:val="es_ES" w:bidi="es_ES"/>
+        </w:rPr>
+        <w:t>Apocalipsis 2:14</w:t>
+      </w:r>
     </w:p>
     <w:p>
       <w:pPr>
@@ -2634,138 +2502,102 @@
           <w:lang w:val="es_ES" w:bidi="es_ES"/>
         </w:rPr>
       </w:r>
-      <w:hyperlink r:id="rId35">
-        <w:r>
-          <w:rPr>
-            <w:lang w:val="es_ES" w:bidi="es_ES"/>
-          </w:rPr>
-          <w:rPr>
-            <w:color w:val="0000EE"/>
-            <w:u w:val="single"/>
-          </w:rPr>
-          <w:t>1 Reyes 10:28–29</w:t>
-        </w:r>
-      </w:hyperlink>
-    </w:p>
-    <w:p>
-      <w:pPr>
-        <w:pStyle w:val="ListBullet"/>
-        <w:spacing w:line="240" w:lineRule="auto"/>
-        <w:ind w:left="720"/>
-      </w:pPr>
-      <w:r>
-        <w:rPr>
-          <w:lang w:val="es_ES" w:bidi="es_ES"/>
-        </w:rPr>
-      </w:r>
-      <w:hyperlink r:id="rId36">
-        <w:r>
-          <w:rPr>
-            <w:lang w:val="es_ES" w:bidi="es_ES"/>
-          </w:rPr>
-          <w:rPr>
-            <w:color w:val="0000EE"/>
-            <w:u w:val="single"/>
-          </w:rPr>
-          <w:t>2 Crónicas 17:11</w:t>
-        </w:r>
-      </w:hyperlink>
-    </w:p>
-    <w:p>
-      <w:pPr>
-        <w:pStyle w:val="ListBullet"/>
-        <w:spacing w:line="240" w:lineRule="auto"/>
-        <w:ind w:left="720"/>
-      </w:pPr>
-      <w:r>
-        <w:rPr>
-          <w:lang w:val="es_ES" w:bidi="es_ES"/>
-        </w:rPr>
-      </w:r>
-      <w:hyperlink r:id="rId37">
-        <w:r>
-          <w:rPr>
-            <w:lang w:val="es_ES" w:bidi="es_ES"/>
-          </w:rPr>
-          <w:rPr>
-            <w:color w:val="0000EE"/>
-            <w:u w:val="single"/>
-          </w:rPr>
-          <w:t>Deuteronomio 14:22–23</w:t>
-        </w:r>
-      </w:hyperlink>
-    </w:p>
-    <w:p>
-      <w:pPr>
-        <w:pStyle w:val="ListBullet"/>
-        <w:spacing w:line="240" w:lineRule="auto"/>
-        <w:ind w:left="720"/>
-      </w:pPr>
-      <w:r>
-        <w:rPr>
-          <w:lang w:val="es_ES" w:bidi="es_ES"/>
-        </w:rPr>
-      </w:r>
-      <w:hyperlink r:id="rId38">
-        <w:r>
-          <w:rPr>
-            <w:lang w:val="es_ES" w:bidi="es_ES"/>
-          </w:rPr>
-          <w:rPr>
-            <w:color w:val="0000EE"/>
-            <w:u w:val="single"/>
-          </w:rPr>
-          <w:t>Lucas 2:8–9</w:t>
-        </w:r>
-      </w:hyperlink>
-    </w:p>
-    <w:p>
-      <w:pPr>
-        <w:pStyle w:val="ListBullet"/>
-        <w:spacing w:line="240" w:lineRule="auto"/>
-        <w:ind w:left="720"/>
-      </w:pPr>
-      <w:r>
-        <w:rPr>
-          <w:lang w:val="es_ES" w:bidi="es_ES"/>
-        </w:rPr>
-      </w:r>
-      <w:hyperlink r:id="rId39">
-        <w:r>
-          <w:rPr>
-            <w:lang w:val="es_ES" w:bidi="es_ES"/>
-          </w:rPr>
-          <w:rPr>
-            <w:color w:val="0000EE"/>
-            <w:u w:val="single"/>
-          </w:rPr>
-          <w:t>Mateo 8:30</w:t>
-        </w:r>
-      </w:hyperlink>
-    </w:p>
-    <w:p>
-      <w:pPr>
-        <w:pStyle w:val="ListBullet"/>
-        <w:spacing w:line="240" w:lineRule="auto"/>
-        <w:ind w:left="720"/>
-      </w:pPr>
-      <w:r>
-        <w:rPr>
-          <w:lang w:val="es_ES" w:bidi="es_ES"/>
-        </w:rPr>
-      </w:r>
-      <w:hyperlink r:id="rId40">
-        <w:r>
-          <w:rPr>
-            <w:lang w:val="es_ES" w:bidi="es_ES"/>
-          </w:rPr>
-          <w:rPr>
-            <w:color w:val="0000EE"/>
-            <w:u w:val="single"/>
-          </w:rPr>
-          <w:t>Mateo 26:31</w:t>
-        </w:r>
-      </w:hyperlink>
+      <w:r>
+        <w:rPr>
+          <w:lang w:val="es_ES" w:bidi="es_ES"/>
+        </w:rPr>
+        <w:t>1 Reyes 10:28–29</w:t>
+      </w:r>
+    </w:p>
+    <w:p>
+      <w:pPr>
+        <w:pStyle w:val="ListBullet"/>
+        <w:spacing w:line="240" w:lineRule="auto"/>
+        <w:ind w:left="720"/>
+      </w:pPr>
+      <w:r>
+        <w:rPr>
+          <w:lang w:val="es_ES" w:bidi="es_ES"/>
+        </w:rPr>
+      </w:r>
+      <w:r>
+        <w:rPr>
+          <w:lang w:val="es_ES" w:bidi="es_ES"/>
+        </w:rPr>
+        <w:t>2 Crónicas 17:11</w:t>
+      </w:r>
+    </w:p>
+    <w:p>
+      <w:pPr>
+        <w:pStyle w:val="ListBullet"/>
+        <w:spacing w:line="240" w:lineRule="auto"/>
+        <w:ind w:left="720"/>
+      </w:pPr>
+      <w:r>
+        <w:rPr>
+          <w:lang w:val="es_ES" w:bidi="es_ES"/>
+        </w:rPr>
+      </w:r>
+      <w:r>
+        <w:rPr>
+          <w:lang w:val="es_ES" w:bidi="es_ES"/>
+        </w:rPr>
+        <w:t>Deuteronomio 14:22–23</w:t>
+      </w:r>
+    </w:p>
+    <w:p>
+      <w:pPr>
+        <w:pStyle w:val="ListBullet"/>
+        <w:spacing w:line="240" w:lineRule="auto"/>
+        <w:ind w:left="720"/>
+      </w:pPr>
+      <w:r>
+        <w:rPr>
+          <w:lang w:val="es_ES" w:bidi="es_ES"/>
+        </w:rPr>
+      </w:r>
+      <w:r>
+        <w:rPr>
+          <w:lang w:val="es_ES" w:bidi="es_ES"/>
+        </w:rPr>
+        <w:t>Lucas 2:8–9</w:t>
+      </w:r>
+    </w:p>
+    <w:p>
+      <w:pPr>
+        <w:pStyle w:val="ListBullet"/>
+        <w:spacing w:line="240" w:lineRule="auto"/>
+        <w:ind w:left="720"/>
+      </w:pPr>
+      <w:r>
+        <w:rPr>
+          <w:lang w:val="es_ES" w:bidi="es_ES"/>
+        </w:rPr>
+      </w:r>
+      <w:r>
+        <w:rPr>
+          <w:lang w:val="es_ES" w:bidi="es_ES"/>
+        </w:rPr>
+        <w:t>Mateo 8:30</w:t>
+      </w:r>
+    </w:p>
+    <w:p>
+      <w:pPr>
+        <w:pStyle w:val="ListBullet"/>
+        <w:spacing w:line="240" w:lineRule="auto"/>
+        <w:ind w:left="720"/>
+      </w:pPr>
+      <w:r>
+        <w:rPr>
+          <w:lang w:val="es_ES" w:bidi="es_ES"/>
+        </w:rPr>
+      </w:r>
+      <w:r>
+        <w:rPr>
+          <w:lang w:val="es_ES" w:bidi="es_ES"/>
+        </w:rPr>
+        <w:t>Mateo 26:31</w:t>
+      </w:r>
     </w:p>
     <w:p>
       <w:pPr>
@@ -2913,114 +2745,84 @@
           <w:lang w:val="es_ES" w:bidi="es_ES"/>
         </w:rPr>
       </w:r>
-      <w:hyperlink r:id="rId41">
-        <w:r>
-          <w:rPr>
-            <w:lang w:val="es_ES" w:bidi="es_ES"/>
-          </w:rPr>
-          <w:rPr>
-            <w:color w:val="0000EE"/>
-            <w:u w:val="single"/>
-          </w:rPr>
-          <w:t>Daniel 5:10</w:t>
-        </w:r>
-      </w:hyperlink>
-    </w:p>
-    <w:p>
-      <w:pPr>
-        <w:pStyle w:val="ListBullet"/>
-        <w:spacing w:line="240" w:lineRule="auto"/>
-        <w:ind w:left="720"/>
-      </w:pPr>
-      <w:r>
-        <w:rPr>
-          <w:lang w:val="es_ES" w:bidi="es_ES"/>
-        </w:rPr>
-      </w:r>
-      <w:hyperlink r:id="rId42">
-        <w:r>
-          <w:rPr>
-            <w:lang w:val="es_ES" w:bidi="es_ES"/>
-          </w:rPr>
-          <w:rPr>
-            <w:color w:val="0000EE"/>
-            <w:u w:val="single"/>
-          </w:rPr>
-          <w:t>Isaías 5:11–12</w:t>
-        </w:r>
-      </w:hyperlink>
-    </w:p>
-    <w:p>
-      <w:pPr>
-        <w:pStyle w:val="ListBullet"/>
-        <w:spacing w:line="240" w:lineRule="auto"/>
-        <w:ind w:left="720"/>
-      </w:pPr>
-      <w:r>
-        <w:rPr>
-          <w:lang w:val="es_ES" w:bidi="es_ES"/>
-        </w:rPr>
-      </w:r>
-      <w:hyperlink r:id="rId43">
-        <w:r>
-          <w:rPr>
-            <w:lang w:val="es_ES" w:bidi="es_ES"/>
-          </w:rPr>
-          <w:rPr>
-            <w:color w:val="0000EE"/>
-            <w:u w:val="single"/>
-          </w:rPr>
-          <w:t>Jeremías 16:8</w:t>
-        </w:r>
-      </w:hyperlink>
-    </w:p>
-    <w:p>
-      <w:pPr>
-        <w:pStyle w:val="ListBullet"/>
-        <w:spacing w:line="240" w:lineRule="auto"/>
-        <w:ind w:left="720"/>
-      </w:pPr>
-      <w:r>
-        <w:rPr>
-          <w:lang w:val="es_ES" w:bidi="es_ES"/>
-        </w:rPr>
-      </w:r>
-      <w:hyperlink r:id="rId44">
-        <w:r>
-          <w:rPr>
-            <w:lang w:val="es_ES" w:bidi="es_ES"/>
-          </w:rPr>
-          <w:rPr>
-            <w:color w:val="0000EE"/>
-            <w:u w:val="single"/>
-          </w:rPr>
-          <w:t>Lucas 5:29–32</w:t>
-        </w:r>
-      </w:hyperlink>
-    </w:p>
-    <w:p>
-      <w:pPr>
-        <w:pStyle w:val="ListBullet"/>
-        <w:spacing w:line="240" w:lineRule="auto"/>
-        <w:ind w:left="720"/>
-      </w:pPr>
-      <w:r>
-        <w:rPr>
-          <w:lang w:val="es_ES" w:bidi="es_ES"/>
-        </w:rPr>
-      </w:r>
-      <w:hyperlink r:id="rId45">
-        <w:r>
-          <w:rPr>
-            <w:lang w:val="es_ES" w:bidi="es_ES"/>
-          </w:rPr>
-          <w:rPr>
-            <w:color w:val="0000EE"/>
-            <w:u w:val="single"/>
-          </w:rPr>
-          <w:t>Cantar de los Cantares 2:3–4</w:t>
-        </w:r>
-      </w:hyperlink>
+      <w:r>
+        <w:rPr>
+          <w:lang w:val="es_ES" w:bidi="es_ES"/>
+        </w:rPr>
+        <w:t>Daniel 5:10</w:t>
+      </w:r>
+    </w:p>
+    <w:p>
+      <w:pPr>
+        <w:pStyle w:val="ListBullet"/>
+        <w:spacing w:line="240" w:lineRule="auto"/>
+        <w:ind w:left="720"/>
+      </w:pPr>
+      <w:r>
+        <w:rPr>
+          <w:lang w:val="es_ES" w:bidi="es_ES"/>
+        </w:rPr>
+      </w:r>
+      <w:r>
+        <w:rPr>
+          <w:lang w:val="es_ES" w:bidi="es_ES"/>
+        </w:rPr>
+        <w:t>Isaías 5:11–12</w:t>
+      </w:r>
+    </w:p>
+    <w:p>
+      <w:pPr>
+        <w:pStyle w:val="ListBullet"/>
+        <w:spacing w:line="240" w:lineRule="auto"/>
+        <w:ind w:left="720"/>
+      </w:pPr>
+      <w:r>
+        <w:rPr>
+          <w:lang w:val="es_ES" w:bidi="es_ES"/>
+        </w:rPr>
+      </w:r>
+      <w:r>
+        <w:rPr>
+          <w:lang w:val="es_ES" w:bidi="es_ES"/>
+        </w:rPr>
+        <w:t>Jeremías 16:8</w:t>
+      </w:r>
+    </w:p>
+    <w:p>
+      <w:pPr>
+        <w:pStyle w:val="ListBullet"/>
+        <w:spacing w:line="240" w:lineRule="auto"/>
+        <w:ind w:left="720"/>
+      </w:pPr>
+      <w:r>
+        <w:rPr>
+          <w:lang w:val="es_ES" w:bidi="es_ES"/>
+        </w:rPr>
+      </w:r>
+      <w:r>
+        <w:rPr>
+          <w:lang w:val="es_ES" w:bidi="es_ES"/>
+        </w:rPr>
+        <w:t>Lucas 5:29–32</w:t>
+      </w:r>
+    </w:p>
+    <w:p>
+      <w:pPr>
+        <w:pStyle w:val="ListBullet"/>
+        <w:spacing w:line="240" w:lineRule="auto"/>
+        <w:ind w:left="720"/>
+      </w:pPr>
+      <w:r>
+        <w:rPr>
+          <w:lang w:val="es_ES" w:bidi="es_ES"/>
+        </w:rPr>
+      </w:r>
+      <w:r>
+        <w:rPr>
+          <w:lang w:val="es_ES" w:bidi="es_ES"/>
+        </w:rPr>
+        <w:t>Cantar de los Cantares 2:3–4</w:t>
+      </w:r>
     </w:p>
     <w:p>
       <w:pPr>
@@ -3278,186 +3080,138 @@
           <w:lang w:val="es_ES" w:bidi="es_ES"/>
         </w:rPr>
       </w:r>
-      <w:hyperlink r:id="rId46">
-        <w:r>
-          <w:rPr>
-            <w:lang w:val="es_ES" w:bidi="es_ES"/>
-          </w:rPr>
-          <w:rPr>
-            <w:color w:val="0000EE"/>
-            <w:u w:val="single"/>
-          </w:rPr>
-          <w:t>2 Pedro 2:12–14</w:t>
-        </w:r>
-      </w:hyperlink>
-    </w:p>
-    <w:p>
-      <w:pPr>
-        <w:pStyle w:val="ListBullet"/>
-        <w:spacing w:line="240" w:lineRule="auto"/>
-        <w:ind w:left="720"/>
-      </w:pPr>
-      <w:r>
-        <w:rPr>
-          <w:lang w:val="es_ES" w:bidi="es_ES"/>
-        </w:rPr>
-      </w:r>
-      <w:hyperlink r:id="rId47">
-        <w:r>
-          <w:rPr>
-            <w:lang w:val="es_ES" w:bidi="es_ES"/>
-          </w:rPr>
-          <w:rPr>
-            <w:color w:val="0000EE"/>
-            <w:u w:val="single"/>
-          </w:rPr>
-          <w:t>Génesis 26:30</w:t>
-        </w:r>
-      </w:hyperlink>
-    </w:p>
-    <w:p>
-      <w:pPr>
-        <w:pStyle w:val="ListBullet"/>
-        <w:spacing w:line="240" w:lineRule="auto"/>
-        <w:ind w:left="720"/>
-      </w:pPr>
-      <w:r>
-        <w:rPr>
-          <w:lang w:val="es_ES" w:bidi="es_ES"/>
-        </w:rPr>
-      </w:r>
-      <w:hyperlink r:id="rId48">
-        <w:r>
-          <w:rPr>
-            <w:lang w:val="es_ES" w:bidi="es_ES"/>
-          </w:rPr>
-          <w:rPr>
-            <w:color w:val="0000EE"/>
-            <w:u w:val="single"/>
-          </w:rPr>
-          <w:t>Génesis 29:22</w:t>
-        </w:r>
-      </w:hyperlink>
-    </w:p>
-    <w:p>
-      <w:pPr>
-        <w:pStyle w:val="ListBullet"/>
-        <w:spacing w:line="240" w:lineRule="auto"/>
-        <w:ind w:left="720"/>
-      </w:pPr>
-      <w:r>
-        <w:rPr>
-          <w:lang w:val="es_ES" w:bidi="es_ES"/>
-        </w:rPr>
-      </w:r>
-      <w:hyperlink r:id="rId49">
-        <w:r>
-          <w:rPr>
-            <w:lang w:val="es_ES" w:bidi="es_ES"/>
-          </w:rPr>
-          <w:rPr>
-            <w:color w:val="0000EE"/>
-            <w:u w:val="single"/>
-          </w:rPr>
-          <w:t>Génesis 40:20</w:t>
-        </w:r>
-      </w:hyperlink>
-    </w:p>
-    <w:p>
-      <w:pPr>
-        <w:pStyle w:val="ListBullet"/>
-        <w:spacing w:line="240" w:lineRule="auto"/>
-        <w:ind w:left="720"/>
-      </w:pPr>
-      <w:r>
-        <w:rPr>
-          <w:lang w:val="es_ES" w:bidi="es_ES"/>
-        </w:rPr>
-      </w:r>
-      <w:hyperlink r:id="rId50">
-        <w:r>
-          <w:rPr>
-            <w:lang w:val="es_ES" w:bidi="es_ES"/>
-          </w:rPr>
-          <w:rPr>
-            <w:color w:val="0000EE"/>
-            <w:u w:val="single"/>
-          </w:rPr>
-          <w:t>Judas 1:12–13</w:t>
-        </w:r>
-      </w:hyperlink>
-    </w:p>
-    <w:p>
-      <w:pPr>
-        <w:pStyle w:val="ListBullet"/>
-        <w:spacing w:line="240" w:lineRule="auto"/>
-        <w:ind w:left="720"/>
-      </w:pPr>
-      <w:r>
-        <w:rPr>
-          <w:lang w:val="es_ES" w:bidi="es_ES"/>
-        </w:rPr>
-      </w:r>
-      <w:hyperlink r:id="rId51">
-        <w:r>
-          <w:rPr>
-            <w:lang w:val="es_ES" w:bidi="es_ES"/>
-          </w:rPr>
-          <w:rPr>
-            <w:color w:val="0000EE"/>
-            <w:u w:val="single"/>
-          </w:rPr>
-          <w:t>Lucas 2:43</w:t>
-        </w:r>
-      </w:hyperlink>
-    </w:p>
-    <w:p>
-      <w:pPr>
-        <w:pStyle w:val="ListBullet"/>
-        <w:spacing w:line="240" w:lineRule="auto"/>
-        <w:ind w:left="720"/>
-      </w:pPr>
-      <w:r>
-        <w:rPr>
-          <w:lang w:val="es_ES" w:bidi="es_ES"/>
-        </w:rPr>
-      </w:r>
-      <w:hyperlink r:id="rId52">
-        <w:r>
-          <w:rPr>
-            <w:lang w:val="es_ES" w:bidi="es_ES"/>
-          </w:rPr>
-          <w:rPr>
-            <w:color w:val="0000EE"/>
-            <w:u w:val="single"/>
-          </w:rPr>
-          <w:t>Lucas 14:7–9</w:t>
-        </w:r>
-      </w:hyperlink>
-    </w:p>
-    <w:p>
-      <w:pPr>
-        <w:pStyle w:val="ListBullet"/>
-        <w:spacing w:line="240" w:lineRule="auto"/>
-        <w:ind w:left="720"/>
-      </w:pPr>
-      <w:r>
-        <w:rPr>
-          <w:lang w:val="es_ES" w:bidi="es_ES"/>
-        </w:rPr>
-      </w:r>
-      <w:hyperlink r:id="rId53">
-        <w:r>
-          <w:rPr>
-            <w:lang w:val="es_ES" w:bidi="es_ES"/>
-          </w:rPr>
-          <w:rPr>
-            <w:color w:val="0000EE"/>
-            <w:u w:val="single"/>
-          </w:rPr>
-          <w:t>Mateo 22:1</w:t>
-        </w:r>
-      </w:hyperlink>
+      <w:r>
+        <w:rPr>
+          <w:lang w:val="es_ES" w:bidi="es_ES"/>
+        </w:rPr>
+        <w:t>2 Pedro 2:12–14</w:t>
+      </w:r>
+    </w:p>
+    <w:p>
+      <w:pPr>
+        <w:pStyle w:val="ListBullet"/>
+        <w:spacing w:line="240" w:lineRule="auto"/>
+        <w:ind w:left="720"/>
+      </w:pPr>
+      <w:r>
+        <w:rPr>
+          <w:lang w:val="es_ES" w:bidi="es_ES"/>
+        </w:rPr>
+      </w:r>
+      <w:r>
+        <w:rPr>
+          <w:lang w:val="es_ES" w:bidi="es_ES"/>
+        </w:rPr>
+        <w:t>Génesis 26:30</w:t>
+      </w:r>
+    </w:p>
+    <w:p>
+      <w:pPr>
+        <w:pStyle w:val="ListBullet"/>
+        <w:spacing w:line="240" w:lineRule="auto"/>
+        <w:ind w:left="720"/>
+      </w:pPr>
+      <w:r>
+        <w:rPr>
+          <w:lang w:val="es_ES" w:bidi="es_ES"/>
+        </w:rPr>
+      </w:r>
+      <w:r>
+        <w:rPr>
+          <w:lang w:val="es_ES" w:bidi="es_ES"/>
+        </w:rPr>
+        <w:t>Génesis 29:22</w:t>
+      </w:r>
+    </w:p>
+    <w:p>
+      <w:pPr>
+        <w:pStyle w:val="ListBullet"/>
+        <w:spacing w:line="240" w:lineRule="auto"/>
+        <w:ind w:left="720"/>
+      </w:pPr>
+      <w:r>
+        <w:rPr>
+          <w:lang w:val="es_ES" w:bidi="es_ES"/>
+        </w:rPr>
+      </w:r>
+      <w:r>
+        <w:rPr>
+          <w:lang w:val="es_ES" w:bidi="es_ES"/>
+        </w:rPr>
+        <w:t>Génesis 40:20</w:t>
+      </w:r>
+    </w:p>
+    <w:p>
+      <w:pPr>
+        <w:pStyle w:val="ListBullet"/>
+        <w:spacing w:line="240" w:lineRule="auto"/>
+        <w:ind w:left="720"/>
+      </w:pPr>
+      <w:r>
+        <w:rPr>
+          <w:lang w:val="es_ES" w:bidi="es_ES"/>
+        </w:rPr>
+      </w:r>
+      <w:r>
+        <w:rPr>
+          <w:lang w:val="es_ES" w:bidi="es_ES"/>
+        </w:rPr>
+        <w:t>Judas 1:12–13</w:t>
+      </w:r>
+    </w:p>
+    <w:p>
+      <w:pPr>
+        <w:pStyle w:val="ListBullet"/>
+        <w:spacing w:line="240" w:lineRule="auto"/>
+        <w:ind w:left="720"/>
+      </w:pPr>
+      <w:r>
+        <w:rPr>
+          <w:lang w:val="es_ES" w:bidi="es_ES"/>
+        </w:rPr>
+      </w:r>
+      <w:r>
+        <w:rPr>
+          <w:lang w:val="es_ES" w:bidi="es_ES"/>
+        </w:rPr>
+        <w:t>Lucas 2:43</w:t>
+      </w:r>
+    </w:p>
+    <w:p>
+      <w:pPr>
+        <w:pStyle w:val="ListBullet"/>
+        <w:spacing w:line="240" w:lineRule="auto"/>
+        <w:ind w:left="720"/>
+      </w:pPr>
+      <w:r>
+        <w:rPr>
+          <w:lang w:val="es_ES" w:bidi="es_ES"/>
+        </w:rPr>
+      </w:r>
+      <w:r>
+        <w:rPr>
+          <w:lang w:val="es_ES" w:bidi="es_ES"/>
+        </w:rPr>
+        <w:t>Lucas 14:7–9</w:t>
+      </w:r>
+    </w:p>
+    <w:p>
+      <w:pPr>
+        <w:pStyle w:val="ListBullet"/>
+        <w:spacing w:line="240" w:lineRule="auto"/>
+        <w:ind w:left="720"/>
+      </w:pPr>
+      <w:r>
+        <w:rPr>
+          <w:lang w:val="es_ES" w:bidi="es_ES"/>
+        </w:rPr>
+      </w:r>
+      <w:r>
+        <w:rPr>
+          <w:lang w:val="es_ES" w:bidi="es_ES"/>
+        </w:rPr>
+        <w:t>Mateo 22:1</w:t>
+      </w:r>
     </w:p>
     <w:p>
       <w:pPr>
@@ -3675,90 +3429,66 @@
           <w:lang w:val="es_ES" w:bidi="es_ES"/>
         </w:rPr>
       </w:r>
-      <w:hyperlink r:id="rId54">
-        <w:r>
-          <w:rPr>
-            <w:lang w:val="es_ES" w:bidi="es_ES"/>
-          </w:rPr>
-          <w:rPr>
-            <w:color w:val="0000EE"/>
-            <w:u w:val="single"/>
-          </w:rPr>
-          <w:t>Juan 18:40</w:t>
-        </w:r>
-      </w:hyperlink>
-    </w:p>
-    <w:p>
-      <w:pPr>
-        <w:pStyle w:val="ListBullet"/>
-        <w:spacing w:line="240" w:lineRule="auto"/>
-        <w:ind w:left="720"/>
-      </w:pPr>
-      <w:r>
-        <w:rPr>
-          <w:lang w:val="es_ES" w:bidi="es_ES"/>
-        </w:rPr>
-      </w:r>
-      <w:hyperlink r:id="rId55">
-        <w:r>
-          <w:rPr>
-            <w:lang w:val="es_ES" w:bidi="es_ES"/>
-          </w:rPr>
-          <w:rPr>
-            <w:color w:val="0000EE"/>
-            <w:u w:val="single"/>
-          </w:rPr>
-          <w:t>Lucas 23:19</w:t>
-        </w:r>
-      </w:hyperlink>
-    </w:p>
-    <w:p>
-      <w:pPr>
-        <w:pStyle w:val="ListBullet"/>
-        <w:spacing w:line="240" w:lineRule="auto"/>
-        <w:ind w:left="720"/>
-      </w:pPr>
-      <w:r>
-        <w:rPr>
-          <w:lang w:val="es_ES" w:bidi="es_ES"/>
-        </w:rPr>
-      </w:r>
-      <w:hyperlink r:id="rId56">
-        <w:r>
-          <w:rPr>
-            <w:lang w:val="es_ES" w:bidi="es_ES"/>
-          </w:rPr>
-          <w:rPr>
-            <w:color w:val="0000EE"/>
-            <w:u w:val="single"/>
-          </w:rPr>
-          <w:t>Marcos 15:7</w:t>
-        </w:r>
-      </w:hyperlink>
-    </w:p>
-    <w:p>
-      <w:pPr>
-        <w:pStyle w:val="ListBullet"/>
-        <w:spacing w:line="240" w:lineRule="auto"/>
-        <w:ind w:left="720"/>
-      </w:pPr>
-      <w:r>
-        <w:rPr>
-          <w:lang w:val="es_ES" w:bidi="es_ES"/>
-        </w:rPr>
-      </w:r>
-      <w:hyperlink r:id="rId57">
-        <w:r>
-          <w:rPr>
-            <w:lang w:val="es_ES" w:bidi="es_ES"/>
-          </w:rPr>
-          <w:rPr>
-            <w:color w:val="0000EE"/>
-            <w:u w:val="single"/>
-          </w:rPr>
-          <w:t>Mateo 27:15–16</w:t>
-        </w:r>
-      </w:hyperlink>
+      <w:r>
+        <w:rPr>
+          <w:lang w:val="es_ES" w:bidi="es_ES"/>
+        </w:rPr>
+        <w:t>Juan 18:40</w:t>
+      </w:r>
+    </w:p>
+    <w:p>
+      <w:pPr>
+        <w:pStyle w:val="ListBullet"/>
+        <w:spacing w:line="240" w:lineRule="auto"/>
+        <w:ind w:left="720"/>
+      </w:pPr>
+      <w:r>
+        <w:rPr>
+          <w:lang w:val="es_ES" w:bidi="es_ES"/>
+        </w:rPr>
+      </w:r>
+      <w:r>
+        <w:rPr>
+          <w:lang w:val="es_ES" w:bidi="es_ES"/>
+        </w:rPr>
+        <w:t>Lucas 23:19</w:t>
+      </w:r>
+    </w:p>
+    <w:p>
+      <w:pPr>
+        <w:pStyle w:val="ListBullet"/>
+        <w:spacing w:line="240" w:lineRule="auto"/>
+        <w:ind w:left="720"/>
+      </w:pPr>
+      <w:r>
+        <w:rPr>
+          <w:lang w:val="es_ES" w:bidi="es_ES"/>
+        </w:rPr>
+      </w:r>
+      <w:r>
+        <w:rPr>
+          <w:lang w:val="es_ES" w:bidi="es_ES"/>
+        </w:rPr>
+        <w:t>Marcos 15:7</w:t>
+      </w:r>
+    </w:p>
+    <w:p>
+      <w:pPr>
+        <w:pStyle w:val="ListBullet"/>
+        <w:spacing w:line="240" w:lineRule="auto"/>
+        <w:ind w:left="720"/>
+      </w:pPr>
+      <w:r>
+        <w:rPr>
+          <w:lang w:val="es_ES" w:bidi="es_ES"/>
+        </w:rPr>
+      </w:r>
+      <w:r>
+        <w:rPr>
+          <w:lang w:val="es_ES" w:bidi="es_ES"/>
+        </w:rPr>
+        <w:t>Mateo 27:15–16</w:t>
+      </w:r>
     </w:p>
     <w:p>
       <w:pPr>
@@ -3986,114 +3716,84 @@
           <w:lang w:val="es_ES" w:bidi="es_ES"/>
         </w:rPr>
       </w:r>
-      <w:hyperlink r:id="rId58">
-        <w:r>
-          <w:rPr>
-            <w:lang w:val="es_ES" w:bidi="es_ES"/>
-          </w:rPr>
-          <w:rPr>
-            <w:color w:val="0000EE"/>
-            <w:u w:val="single"/>
-          </w:rPr>
-          <w:t>1 Reyes 16:3</w:t>
-        </w:r>
-      </w:hyperlink>
-    </w:p>
-    <w:p>
-      <w:pPr>
-        <w:pStyle w:val="ListBullet"/>
-        <w:spacing w:line="240" w:lineRule="auto"/>
-        <w:ind w:left="720"/>
-      </w:pPr>
-      <w:r>
-        <w:rPr>
-          <w:lang w:val="es_ES" w:bidi="es_ES"/>
-        </w:rPr>
-      </w:r>
-      <w:hyperlink r:id="rId59">
-        <w:r>
-          <w:rPr>
-            <w:lang w:val="es_ES" w:bidi="es_ES"/>
-          </w:rPr>
-          <w:rPr>
-            <w:color w:val="0000EE"/>
-            <w:u w:val="single"/>
-          </w:rPr>
-          <w:t>Daniel 11:40–41</w:t>
-        </w:r>
-      </w:hyperlink>
-    </w:p>
-    <w:p>
-      <w:pPr>
-        <w:pStyle w:val="ListBullet"/>
-        <w:spacing w:line="240" w:lineRule="auto"/>
-        <w:ind w:left="720"/>
-      </w:pPr>
-      <w:r>
-        <w:rPr>
-          <w:lang w:val="es_ES" w:bidi="es_ES"/>
-        </w:rPr>
-      </w:r>
-      <w:hyperlink r:id="rId60">
-        <w:r>
-          <w:rPr>
-            <w:lang w:val="es_ES" w:bidi="es_ES"/>
-          </w:rPr>
-          <w:rPr>
-            <w:color w:val="0000EE"/>
-            <w:u w:val="single"/>
-          </w:rPr>
-          <w:t>Génesis 18:24</w:t>
-        </w:r>
-      </w:hyperlink>
-    </w:p>
-    <w:p>
-      <w:pPr>
-        <w:pStyle w:val="ListBullet"/>
-        <w:spacing w:line="240" w:lineRule="auto"/>
-        <w:ind w:left="720"/>
-      </w:pPr>
-      <w:r>
-        <w:rPr>
-          <w:lang w:val="es_ES" w:bidi="es_ES"/>
-        </w:rPr>
-      </w:r>
-      <w:hyperlink r:id="rId61">
-        <w:r>
-          <w:rPr>
-            <w:lang w:val="es_ES" w:bidi="es_ES"/>
-          </w:rPr>
-          <w:rPr>
-            <w:color w:val="0000EE"/>
-            <w:u w:val="single"/>
-          </w:rPr>
-          <w:t>Proverbios 21:7–8</w:t>
-        </w:r>
-      </w:hyperlink>
-    </w:p>
-    <w:p>
-      <w:pPr>
-        <w:pStyle w:val="ListBullet"/>
-        <w:spacing w:line="240" w:lineRule="auto"/>
-        <w:ind w:left="720"/>
-      </w:pPr>
-      <w:r>
-        <w:rPr>
-          <w:lang w:val="es_ES" w:bidi="es_ES"/>
-        </w:rPr>
-      </w:r>
-      <w:hyperlink r:id="rId62">
-        <w:r>
-          <w:rPr>
-            <w:lang w:val="es_ES" w:bidi="es_ES"/>
-          </w:rPr>
-          <w:rPr>
-            <w:color w:val="0000EE"/>
-            <w:u w:val="single"/>
-          </w:rPr>
-          <w:t>Salmos 90:5</w:t>
-        </w:r>
-      </w:hyperlink>
+      <w:r>
+        <w:rPr>
+          <w:lang w:val="es_ES" w:bidi="es_ES"/>
+        </w:rPr>
+        <w:t>1 Reyes 16:3</w:t>
+      </w:r>
+    </w:p>
+    <w:p>
+      <w:pPr>
+        <w:pStyle w:val="ListBullet"/>
+        <w:spacing w:line="240" w:lineRule="auto"/>
+        <w:ind w:left="720"/>
+      </w:pPr>
+      <w:r>
+        <w:rPr>
+          <w:lang w:val="es_ES" w:bidi="es_ES"/>
+        </w:rPr>
+      </w:r>
+      <w:r>
+        <w:rPr>
+          <w:lang w:val="es_ES" w:bidi="es_ES"/>
+        </w:rPr>
+        <w:t>Daniel 11:40–41</w:t>
+      </w:r>
+    </w:p>
+    <w:p>
+      <w:pPr>
+        <w:pStyle w:val="ListBullet"/>
+        <w:spacing w:line="240" w:lineRule="auto"/>
+        <w:ind w:left="720"/>
+      </w:pPr>
+      <w:r>
+        <w:rPr>
+          <w:lang w:val="es_ES" w:bidi="es_ES"/>
+        </w:rPr>
+      </w:r>
+      <w:r>
+        <w:rPr>
+          <w:lang w:val="es_ES" w:bidi="es_ES"/>
+        </w:rPr>
+        <w:t>Génesis 18:24</w:t>
+      </w:r>
+    </w:p>
+    <w:p>
+      <w:pPr>
+        <w:pStyle w:val="ListBullet"/>
+        <w:spacing w:line="240" w:lineRule="auto"/>
+        <w:ind w:left="720"/>
+      </w:pPr>
+      <w:r>
+        <w:rPr>
+          <w:lang w:val="es_ES" w:bidi="es_ES"/>
+        </w:rPr>
+      </w:r>
+      <w:r>
+        <w:rPr>
+          <w:lang w:val="es_ES" w:bidi="es_ES"/>
+        </w:rPr>
+        <w:t>Proverbios 21:7–8</w:t>
+      </w:r>
+    </w:p>
+    <w:p>
+      <w:pPr>
+        <w:pStyle w:val="ListBullet"/>
+        <w:spacing w:line="240" w:lineRule="auto"/>
+        <w:ind w:left="720"/>
+      </w:pPr>
+      <w:r>
+        <w:rPr>
+          <w:lang w:val="es_ES" w:bidi="es_ES"/>
+        </w:rPr>
+      </w:r>
+      <w:r>
+        <w:rPr>
+          <w:lang w:val="es_ES" w:bidi="es_ES"/>
+        </w:rPr>
+        <w:t>Salmos 90:5</w:t>
+      </w:r>
     </w:p>
     <w:p>
       <w:pPr>
@@ -4359,66 +4059,48 @@
           <w:lang w:val="es_ES" w:bidi="es_ES"/>
         </w:rPr>
       </w:r>
-      <w:hyperlink r:id="rId63">
-        <w:r>
-          <w:rPr>
-            <w:lang w:val="es_ES" w:bidi="es_ES"/>
-          </w:rPr>
-          <w:rPr>
-            <w:color w:val="0000EE"/>
-            <w:u w:val="single"/>
-          </w:rPr>
-          <w:t>Hechos 1:12–14</w:t>
-        </w:r>
-      </w:hyperlink>
-    </w:p>
-    <w:p>
-      <w:pPr>
-        <w:pStyle w:val="ListBullet"/>
-        <w:spacing w:line="240" w:lineRule="auto"/>
-        <w:ind w:left="720"/>
-      </w:pPr>
-      <w:r>
-        <w:rPr>
-          <w:lang w:val="es_ES" w:bidi="es_ES"/>
-        </w:rPr>
-      </w:r>
-      <w:hyperlink r:id="rId64">
-        <w:r>
-          <w:rPr>
-            <w:lang w:val="es_ES" w:bidi="es_ES"/>
-          </w:rPr>
-          <w:rPr>
-            <w:color w:val="0000EE"/>
-            <w:u w:val="single"/>
-          </w:rPr>
-          <w:t>Lucas 6:14–16</w:t>
-        </w:r>
-      </w:hyperlink>
-    </w:p>
-    <w:p>
-      <w:pPr>
-        <w:pStyle w:val="ListBullet"/>
-        <w:spacing w:line="240" w:lineRule="auto"/>
-        <w:ind w:left="720"/>
-      </w:pPr>
-      <w:r>
-        <w:rPr>
-          <w:lang w:val="es_ES" w:bidi="es_ES"/>
-        </w:rPr>
-      </w:r>
-      <w:hyperlink r:id="rId65">
-        <w:r>
-          <w:rPr>
-            <w:lang w:val="es_ES" w:bidi="es_ES"/>
-          </w:rPr>
-          <w:rPr>
-            <w:color w:val="0000EE"/>
-            <w:u w:val="single"/>
-          </w:rPr>
-          <w:t>Marcos 3:17–19</w:t>
-        </w:r>
-      </w:hyperlink>
+      <w:r>
+        <w:rPr>
+          <w:lang w:val="es_ES" w:bidi="es_ES"/>
+        </w:rPr>
+        <w:t>Hechos 1:12–14</w:t>
+      </w:r>
+    </w:p>
+    <w:p>
+      <w:pPr>
+        <w:pStyle w:val="ListBullet"/>
+        <w:spacing w:line="240" w:lineRule="auto"/>
+        <w:ind w:left="720"/>
+      </w:pPr>
+      <w:r>
+        <w:rPr>
+          <w:lang w:val="es_ES" w:bidi="es_ES"/>
+        </w:rPr>
+      </w:r>
+      <w:r>
+        <w:rPr>
+          <w:lang w:val="es_ES" w:bidi="es_ES"/>
+        </w:rPr>
+        <w:t>Lucas 6:14–16</w:t>
+      </w:r>
+    </w:p>
+    <w:p>
+      <w:pPr>
+        <w:pStyle w:val="ListBullet"/>
+        <w:spacing w:line="240" w:lineRule="auto"/>
+        <w:ind w:left="720"/>
+      </w:pPr>
+      <w:r>
+        <w:rPr>
+          <w:lang w:val="es_ES" w:bidi="es_ES"/>
+        </w:rPr>
+      </w:r>
+      <w:r>
+        <w:rPr>
+          <w:lang w:val="es_ES" w:bidi="es_ES"/>
+        </w:rPr>
+        <w:t>Marcos 3:17–19</w:t>
+      </w:r>
     </w:p>
     <w:p>
       <w:pPr>
@@ -4672,66 +4354,48 @@
           <w:lang w:val="es_ES" w:bidi="es_ES"/>
         </w:rPr>
       </w:r>
-      <w:hyperlink r:id="rId66">
-        <w:r>
-          <w:rPr>
-            <w:lang w:val="es_ES" w:bidi="es_ES"/>
-          </w:rPr>
-          <w:rPr>
-            <w:color w:val="0000EE"/>
-            <w:u w:val="single"/>
-          </w:rPr>
-          <w:t>Jeremías 32:12</w:t>
-        </w:r>
-      </w:hyperlink>
-    </w:p>
-    <w:p>
-      <w:pPr>
-        <w:pStyle w:val="ListBullet"/>
-        <w:spacing w:line="240" w:lineRule="auto"/>
-        <w:ind w:left="720"/>
-      </w:pPr>
-      <w:r>
-        <w:rPr>
-          <w:lang w:val="es_ES" w:bidi="es_ES"/>
-        </w:rPr>
-      </w:r>
-      <w:hyperlink r:id="rId67">
-        <w:r>
-          <w:rPr>
-            <w:lang w:val="es_ES" w:bidi="es_ES"/>
-          </w:rPr>
-          <w:rPr>
-            <w:color w:val="0000EE"/>
-            <w:u w:val="single"/>
-          </w:rPr>
-          <w:t>Jeremías 36:4</w:t>
-        </w:r>
-      </w:hyperlink>
-    </w:p>
-    <w:p>
-      <w:pPr>
-        <w:pStyle w:val="ListBullet"/>
-        <w:spacing w:line="240" w:lineRule="auto"/>
-        <w:ind w:left="720"/>
-      </w:pPr>
-      <w:r>
-        <w:rPr>
-          <w:lang w:val="es_ES" w:bidi="es_ES"/>
-        </w:rPr>
-      </w:r>
-      <w:hyperlink r:id="rId68">
-        <w:r>
-          <w:rPr>
-            <w:lang w:val="es_ES" w:bidi="es_ES"/>
-          </w:rPr>
-          <w:rPr>
-            <w:color w:val="0000EE"/>
-            <w:u w:val="single"/>
-          </w:rPr>
-          <w:t>Jeremías 43:1–3</w:t>
-        </w:r>
-      </w:hyperlink>
+      <w:r>
+        <w:rPr>
+          <w:lang w:val="es_ES" w:bidi="es_ES"/>
+        </w:rPr>
+        <w:t>Jeremías 32:12</w:t>
+      </w:r>
+    </w:p>
+    <w:p>
+      <w:pPr>
+        <w:pStyle w:val="ListBullet"/>
+        <w:spacing w:line="240" w:lineRule="auto"/>
+        <w:ind w:left="720"/>
+      </w:pPr>
+      <w:r>
+        <w:rPr>
+          <w:lang w:val="es_ES" w:bidi="es_ES"/>
+        </w:rPr>
+      </w:r>
+      <w:r>
+        <w:rPr>
+          <w:lang w:val="es_ES" w:bidi="es_ES"/>
+        </w:rPr>
+        <w:t>Jeremías 36:4</w:t>
+      </w:r>
+    </w:p>
+    <w:p>
+      <w:pPr>
+        <w:pStyle w:val="ListBullet"/>
+        <w:spacing w:line="240" w:lineRule="auto"/>
+        <w:ind w:left="720"/>
+      </w:pPr>
+      <w:r>
+        <w:rPr>
+          <w:lang w:val="es_ES" w:bidi="es_ES"/>
+        </w:rPr>
+      </w:r>
+      <w:r>
+        <w:rPr>
+          <w:lang w:val="es_ES" w:bidi="es_ES"/>
+        </w:rPr>
+        <w:t>Jeremías 43:1–3</w:t>
+      </w:r>
     </w:p>
     <w:p>
       <w:pPr>
@@ -5009,90 +4673,66 @@
           <w:lang w:val="es_ES" w:bidi="es_ES"/>
         </w:rPr>
       </w:r>
-      <w:hyperlink r:id="rId69">
-        <w:r>
-          <w:rPr>
-            <w:lang w:val="es_ES" w:bidi="es_ES"/>
-          </w:rPr>
-          <w:rPr>
-            <w:color w:val="0000EE"/>
-            <w:u w:val="single"/>
-          </w:rPr>
-          <w:t>1 Reyes 4:13</w:t>
-        </w:r>
-      </w:hyperlink>
-    </w:p>
-    <w:p>
-      <w:pPr>
-        <w:pStyle w:val="ListBullet"/>
-        <w:spacing w:line="240" w:lineRule="auto"/>
-        <w:ind w:left="720"/>
-      </w:pPr>
-      <w:r>
-        <w:rPr>
-          <w:lang w:val="es_ES" w:bidi="es_ES"/>
-        </w:rPr>
-      </w:r>
-      <w:hyperlink r:id="rId70">
-        <w:r>
-          <w:rPr>
-            <w:lang w:val="es_ES" w:bidi="es_ES"/>
-          </w:rPr>
-          <w:rPr>
-            <w:color w:val="0000EE"/>
-            <w:u w:val="single"/>
-          </w:rPr>
-          <w:t>Amós 4:1</w:t>
-        </w:r>
-      </w:hyperlink>
-    </w:p>
-    <w:p>
-      <w:pPr>
-        <w:pStyle w:val="ListBullet"/>
-        <w:spacing w:line="240" w:lineRule="auto"/>
-        <w:ind w:left="720"/>
-      </w:pPr>
-      <w:r>
-        <w:rPr>
-          <w:lang w:val="es_ES" w:bidi="es_ES"/>
-        </w:rPr>
-      </w:r>
-      <w:hyperlink r:id="rId71">
-        <w:r>
-          <w:rPr>
-            <w:lang w:val="es_ES" w:bidi="es_ES"/>
-          </w:rPr>
-          <w:rPr>
-            <w:color w:val="0000EE"/>
-            <w:u w:val="single"/>
-          </w:rPr>
-          <w:t>Jeremías 22:20–21</w:t>
-        </w:r>
-      </w:hyperlink>
-    </w:p>
-    <w:p>
-      <w:pPr>
-        <w:pStyle w:val="ListBullet"/>
-        <w:spacing w:line="240" w:lineRule="auto"/>
-        <w:ind w:left="720"/>
-      </w:pPr>
-      <w:r>
-        <w:rPr>
-          <w:lang w:val="es_ES" w:bidi="es_ES"/>
-        </w:rPr>
-      </w:r>
-      <w:hyperlink r:id="rId72">
-        <w:r>
-          <w:rPr>
-            <w:lang w:val="es_ES" w:bidi="es_ES"/>
-          </w:rPr>
-          <w:rPr>
-            <w:color w:val="0000EE"/>
-            <w:u w:val="single"/>
-          </w:rPr>
-          <w:t>Josué 9:10</w:t>
-        </w:r>
-      </w:hyperlink>
+      <w:r>
+        <w:rPr>
+          <w:lang w:val="es_ES" w:bidi="es_ES"/>
+        </w:rPr>
+        <w:t>1 Reyes 4:13</w:t>
+      </w:r>
+    </w:p>
+    <w:p>
+      <w:pPr>
+        <w:pStyle w:val="ListBullet"/>
+        <w:spacing w:line="240" w:lineRule="auto"/>
+        <w:ind w:left="720"/>
+      </w:pPr>
+      <w:r>
+        <w:rPr>
+          <w:lang w:val="es_ES" w:bidi="es_ES"/>
+        </w:rPr>
+      </w:r>
+      <w:r>
+        <w:rPr>
+          <w:lang w:val="es_ES" w:bidi="es_ES"/>
+        </w:rPr>
+        <w:t>Amós 4:1</w:t>
+      </w:r>
+    </w:p>
+    <w:p>
+      <w:pPr>
+        <w:pStyle w:val="ListBullet"/>
+        <w:spacing w:line="240" w:lineRule="auto"/>
+        <w:ind w:left="720"/>
+      </w:pPr>
+      <w:r>
+        <w:rPr>
+          <w:lang w:val="es_ES" w:bidi="es_ES"/>
+        </w:rPr>
+      </w:r>
+      <w:r>
+        <w:rPr>
+          <w:lang w:val="es_ES" w:bidi="es_ES"/>
+        </w:rPr>
+        <w:t>Jeremías 22:20–21</w:t>
+      </w:r>
+    </w:p>
+    <w:p>
+      <w:pPr>
+        <w:pStyle w:val="ListBullet"/>
+        <w:spacing w:line="240" w:lineRule="auto"/>
+        <w:ind w:left="720"/>
+      </w:pPr>
+      <w:r>
+        <w:rPr>
+          <w:lang w:val="es_ES" w:bidi="es_ES"/>
+        </w:rPr>
+      </w:r>
+      <w:r>
+        <w:rPr>
+          <w:lang w:val="es_ES" w:bidi="es_ES"/>
+        </w:rPr>
+        <w:t>Josué 9:10</w:t>
+      </w:r>
     </w:p>
     <w:p>
       <w:pPr>
@@ -5351,162 +4991,120 @@
           <w:lang w:val="es_ES" w:bidi="es_ES"/>
         </w:rPr>
       </w:r>
-      <w:hyperlink r:id="rId73">
-        <w:r>
-          <w:rPr>
-            <w:lang w:val="es_ES" w:bidi="es_ES"/>
-          </w:rPr>
-          <w:rPr>
-            <w:color w:val="0000EE"/>
-            <w:u w:val="single"/>
-          </w:rPr>
-          <w:t>Hechos 2:38</w:t>
-        </w:r>
-      </w:hyperlink>
-    </w:p>
-    <w:p>
-      <w:pPr>
-        <w:pStyle w:val="ListBullet"/>
-        <w:spacing w:line="240" w:lineRule="auto"/>
-        <w:ind w:left="720"/>
-      </w:pPr>
-      <w:r>
-        <w:rPr>
-          <w:lang w:val="es_ES" w:bidi="es_ES"/>
-        </w:rPr>
-      </w:r>
-      <w:hyperlink r:id="rId74">
-        <w:r>
-          <w:rPr>
-            <w:lang w:val="es_ES" w:bidi="es_ES"/>
-          </w:rPr>
-          <w:rPr>
-            <w:color w:val="0000EE"/>
-            <w:u w:val="single"/>
-          </w:rPr>
-          <w:t>Hechos 8:36</w:t>
-        </w:r>
-      </w:hyperlink>
-    </w:p>
-    <w:p>
-      <w:pPr>
-        <w:pStyle w:val="ListBullet"/>
-        <w:spacing w:line="240" w:lineRule="auto"/>
-        <w:ind w:left="720"/>
-      </w:pPr>
-      <w:r>
-        <w:rPr>
-          <w:lang w:val="es_ES" w:bidi="es_ES"/>
-        </w:rPr>
-      </w:r>
-      <w:hyperlink r:id="rId75">
-        <w:r>
-          <w:rPr>
-            <w:lang w:val="es_ES" w:bidi="es_ES"/>
-          </w:rPr>
-          <w:rPr>
-            <w:color w:val="0000EE"/>
-            <w:u w:val="single"/>
-          </w:rPr>
-          <w:t>Hechos 9:18</w:t>
-        </w:r>
-      </w:hyperlink>
-    </w:p>
-    <w:p>
-      <w:pPr>
-        <w:pStyle w:val="ListBullet"/>
-        <w:spacing w:line="240" w:lineRule="auto"/>
-        <w:ind w:left="720"/>
-      </w:pPr>
-      <w:r>
-        <w:rPr>
-          <w:lang w:val="es_ES" w:bidi="es_ES"/>
-        </w:rPr>
-      </w:r>
-      <w:hyperlink r:id="rId76">
-        <w:r>
-          <w:rPr>
-            <w:lang w:val="es_ES" w:bidi="es_ES"/>
-          </w:rPr>
-          <w:rPr>
-            <w:color w:val="0000EE"/>
-            <w:u w:val="single"/>
-          </w:rPr>
-          <w:t>Hechos 10:48</w:t>
-        </w:r>
-      </w:hyperlink>
-    </w:p>
-    <w:p>
-      <w:pPr>
-        <w:pStyle w:val="ListBullet"/>
-        <w:spacing w:line="240" w:lineRule="auto"/>
-        <w:ind w:left="720"/>
-      </w:pPr>
-      <w:r>
-        <w:rPr>
-          <w:lang w:val="es_ES" w:bidi="es_ES"/>
-        </w:rPr>
-      </w:r>
-      <w:hyperlink r:id="rId77">
-        <w:r>
-          <w:rPr>
-            <w:lang w:val="es_ES" w:bidi="es_ES"/>
-          </w:rPr>
-          <w:rPr>
-            <w:color w:val="0000EE"/>
-            <w:u w:val="single"/>
-          </w:rPr>
-          <w:t>Lucas 3:16</w:t>
-        </w:r>
-      </w:hyperlink>
-    </w:p>
-    <w:p>
-      <w:pPr>
-        <w:pStyle w:val="ListBullet"/>
-        <w:spacing w:line="240" w:lineRule="auto"/>
-        <w:ind w:left="720"/>
-      </w:pPr>
-      <w:r>
-        <w:rPr>
-          <w:lang w:val="es_ES" w:bidi="es_ES"/>
-        </w:rPr>
-      </w:r>
-      <w:hyperlink r:id="rId78">
-        <w:r>
-          <w:rPr>
-            <w:lang w:val="es_ES" w:bidi="es_ES"/>
-          </w:rPr>
-          <w:rPr>
-            <w:color w:val="0000EE"/>
-            <w:u w:val="single"/>
-          </w:rPr>
-          <w:t>Mateo 3:14</w:t>
-        </w:r>
-      </w:hyperlink>
-    </w:p>
-    <w:p>
-      <w:pPr>
-        <w:pStyle w:val="ListBullet"/>
-        <w:spacing w:line="240" w:lineRule="auto"/>
-        <w:ind w:left="720"/>
-      </w:pPr>
-      <w:r>
-        <w:rPr>
-          <w:lang w:val="es_ES" w:bidi="es_ES"/>
-        </w:rPr>
-      </w:r>
-      <w:hyperlink r:id="rId79">
-        <w:r>
-          <w:rPr>
-            <w:lang w:val="es_ES" w:bidi="es_ES"/>
-          </w:rPr>
-          <w:rPr>
-            <w:color w:val="0000EE"/>
-            <w:u w:val="single"/>
-          </w:rPr>
-          <w:t>Mateo 28:18–19</w:t>
-        </w:r>
-      </w:hyperlink>
+      <w:r>
+        <w:rPr>
+          <w:lang w:val="es_ES" w:bidi="es_ES"/>
+        </w:rPr>
+        <w:t>Hechos 2:38</w:t>
+      </w:r>
+    </w:p>
+    <w:p>
+      <w:pPr>
+        <w:pStyle w:val="ListBullet"/>
+        <w:spacing w:line="240" w:lineRule="auto"/>
+        <w:ind w:left="720"/>
+      </w:pPr>
+      <w:r>
+        <w:rPr>
+          <w:lang w:val="es_ES" w:bidi="es_ES"/>
+        </w:rPr>
+      </w:r>
+      <w:r>
+        <w:rPr>
+          <w:lang w:val="es_ES" w:bidi="es_ES"/>
+        </w:rPr>
+        <w:t>Hechos 8:36</w:t>
+      </w:r>
+    </w:p>
+    <w:p>
+      <w:pPr>
+        <w:pStyle w:val="ListBullet"/>
+        <w:spacing w:line="240" w:lineRule="auto"/>
+        <w:ind w:left="720"/>
+      </w:pPr>
+      <w:r>
+        <w:rPr>
+          <w:lang w:val="es_ES" w:bidi="es_ES"/>
+        </w:rPr>
+      </w:r>
+      <w:r>
+        <w:rPr>
+          <w:lang w:val="es_ES" w:bidi="es_ES"/>
+        </w:rPr>
+        <w:t>Hechos 9:18</w:t>
+      </w:r>
+    </w:p>
+    <w:p>
+      <w:pPr>
+        <w:pStyle w:val="ListBullet"/>
+        <w:spacing w:line="240" w:lineRule="auto"/>
+        <w:ind w:left="720"/>
+      </w:pPr>
+      <w:r>
+        <w:rPr>
+          <w:lang w:val="es_ES" w:bidi="es_ES"/>
+        </w:rPr>
+      </w:r>
+      <w:r>
+        <w:rPr>
+          <w:lang w:val="es_ES" w:bidi="es_ES"/>
+        </w:rPr>
+        <w:t>Hechos 10:48</w:t>
+      </w:r>
+    </w:p>
+    <w:p>
+      <w:pPr>
+        <w:pStyle w:val="ListBullet"/>
+        <w:spacing w:line="240" w:lineRule="auto"/>
+        <w:ind w:left="720"/>
+      </w:pPr>
+      <w:r>
+        <w:rPr>
+          <w:lang w:val="es_ES" w:bidi="es_ES"/>
+        </w:rPr>
+      </w:r>
+      <w:r>
+        <w:rPr>
+          <w:lang w:val="es_ES" w:bidi="es_ES"/>
+        </w:rPr>
+        <w:t>Lucas 3:16</w:t>
+      </w:r>
+    </w:p>
+    <w:p>
+      <w:pPr>
+        <w:pStyle w:val="ListBullet"/>
+        <w:spacing w:line="240" w:lineRule="auto"/>
+        <w:ind w:left="720"/>
+      </w:pPr>
+      <w:r>
+        <w:rPr>
+          <w:lang w:val="es_ES" w:bidi="es_ES"/>
+        </w:rPr>
+      </w:r>
+      <w:r>
+        <w:rPr>
+          <w:lang w:val="es_ES" w:bidi="es_ES"/>
+        </w:rPr>
+        <w:t>Mateo 3:14</w:t>
+      </w:r>
+    </w:p>
+    <w:p>
+      <w:pPr>
+        <w:pStyle w:val="ListBullet"/>
+        <w:spacing w:line="240" w:lineRule="auto"/>
+        <w:ind w:left="720"/>
+      </w:pPr>
+      <w:r>
+        <w:rPr>
+          <w:lang w:val="es_ES" w:bidi="es_ES"/>
+        </w:rPr>
+      </w:r>
+      <w:r>
+        <w:rPr>
+          <w:lang w:val="es_ES" w:bidi="es_ES"/>
+        </w:rPr>
+        <w:t>Mateo 28:18–19</w:t>
+      </w:r>
     </w:p>
     <w:p>
       <w:pPr>
@@ -6132,90 +5730,66 @@
           <w:lang w:val="es_ES" w:bidi="es_ES"/>
         </w:rPr>
       </w:r>
-      <w:hyperlink r:id="rId80">
-        <w:r>
-          <w:rPr>
-            <w:lang w:val="es_ES" w:bidi="es_ES"/>
-          </w:rPr>
-          <w:rPr>
-            <w:color w:val="0000EE"/>
-            <w:u w:val="single"/>
-          </w:rPr>
-          <w:t>Lucas 11:15</w:t>
-        </w:r>
-      </w:hyperlink>
-    </w:p>
-    <w:p>
-      <w:pPr>
-        <w:pStyle w:val="ListBullet"/>
-        <w:spacing w:line="240" w:lineRule="auto"/>
-        <w:ind w:left="720"/>
-      </w:pPr>
-      <w:r>
-        <w:rPr>
-          <w:lang w:val="es_ES" w:bidi="es_ES"/>
-        </w:rPr>
-      </w:r>
-      <w:hyperlink r:id="rId81">
-        <w:r>
-          <w:rPr>
-            <w:lang w:val="es_ES" w:bidi="es_ES"/>
-          </w:rPr>
-          <w:rPr>
-            <w:color w:val="0000EE"/>
-            <w:u w:val="single"/>
-          </w:rPr>
-          <w:t>Marcos 3:22</w:t>
-        </w:r>
-      </w:hyperlink>
-    </w:p>
-    <w:p>
-      <w:pPr>
-        <w:pStyle w:val="ListBullet"/>
-        <w:spacing w:line="240" w:lineRule="auto"/>
-        <w:ind w:left="720"/>
-      </w:pPr>
-      <w:r>
-        <w:rPr>
-          <w:lang w:val="es_ES" w:bidi="es_ES"/>
-        </w:rPr>
-      </w:r>
-      <w:hyperlink r:id="rId82">
-        <w:r>
-          <w:rPr>
-            <w:lang w:val="es_ES" w:bidi="es_ES"/>
-          </w:rPr>
-          <w:rPr>
-            <w:color w:val="0000EE"/>
-            <w:u w:val="single"/>
-          </w:rPr>
-          <w:t>Mateo 10:25</w:t>
-        </w:r>
-      </w:hyperlink>
-    </w:p>
-    <w:p>
-      <w:pPr>
-        <w:pStyle w:val="ListBullet"/>
-        <w:spacing w:line="240" w:lineRule="auto"/>
-        <w:ind w:left="720"/>
-      </w:pPr>
-      <w:r>
-        <w:rPr>
-          <w:lang w:val="es_ES" w:bidi="es_ES"/>
-        </w:rPr>
-      </w:r>
-      <w:hyperlink r:id="rId83">
-        <w:r>
-          <w:rPr>
-            <w:lang w:val="es_ES" w:bidi="es_ES"/>
-          </w:rPr>
-          <w:rPr>
-            <w:color w:val="0000EE"/>
-            <w:u w:val="single"/>
-          </w:rPr>
-          <w:t>Mateo 12:25</w:t>
-        </w:r>
-      </w:hyperlink>
+      <w:r>
+        <w:rPr>
+          <w:lang w:val="es_ES" w:bidi="es_ES"/>
+        </w:rPr>
+        <w:t>Lucas 11:15</w:t>
+      </w:r>
+    </w:p>
+    <w:p>
+      <w:pPr>
+        <w:pStyle w:val="ListBullet"/>
+        <w:spacing w:line="240" w:lineRule="auto"/>
+        <w:ind w:left="720"/>
+      </w:pPr>
+      <w:r>
+        <w:rPr>
+          <w:lang w:val="es_ES" w:bidi="es_ES"/>
+        </w:rPr>
+      </w:r>
+      <w:r>
+        <w:rPr>
+          <w:lang w:val="es_ES" w:bidi="es_ES"/>
+        </w:rPr>
+        <w:t>Marcos 3:22</w:t>
+      </w:r>
+    </w:p>
+    <w:p>
+      <w:pPr>
+        <w:pStyle w:val="ListBullet"/>
+        <w:spacing w:line="240" w:lineRule="auto"/>
+        <w:ind w:left="720"/>
+      </w:pPr>
+      <w:r>
+        <w:rPr>
+          <w:lang w:val="es_ES" w:bidi="es_ES"/>
+        </w:rPr>
+      </w:r>
+      <w:r>
+        <w:rPr>
+          <w:lang w:val="es_ES" w:bidi="es_ES"/>
+        </w:rPr>
+        <w:t>Mateo 10:25</w:t>
+      </w:r>
+    </w:p>
+    <w:p>
+      <w:pPr>
+        <w:pStyle w:val="ListBullet"/>
+        <w:spacing w:line="240" w:lineRule="auto"/>
+        <w:ind w:left="720"/>
+      </w:pPr>
+      <w:r>
+        <w:rPr>
+          <w:lang w:val="es_ES" w:bidi="es_ES"/>
+        </w:rPr>
+      </w:r>
+      <w:r>
+        <w:rPr>
+          <w:lang w:val="es_ES" w:bidi="es_ES"/>
+        </w:rPr>
+        <w:t>Mateo 12:25</w:t>
+      </w:r>
     </w:p>
     <w:p>
       <w:pPr>
@@ -6474,138 +6048,102 @@
           <w:lang w:val="es_ES" w:bidi="es_ES"/>
         </w:rPr>
       </w:r>
-      <w:hyperlink r:id="rId84">
-        <w:r>
-          <w:rPr>
-            <w:lang w:val="es_ES" w:bidi="es_ES"/>
-          </w:rPr>
-          <w:rPr>
-            <w:color w:val="0000EE"/>
-            <w:u w:val="single"/>
-          </w:rPr>
-          <w:t>1 Samuel 3:20</w:t>
-        </w:r>
-      </w:hyperlink>
-    </w:p>
-    <w:p>
-      <w:pPr>
-        <w:pStyle w:val="ListBullet"/>
-        <w:spacing w:line="240" w:lineRule="auto"/>
-        <w:ind w:left="720"/>
-      </w:pPr>
-      <w:r>
-        <w:rPr>
-          <w:lang w:val="es_ES" w:bidi="es_ES"/>
-        </w:rPr>
-      </w:r>
-      <w:hyperlink r:id="rId85">
-        <w:r>
-          <w:rPr>
-            <w:lang w:val="es_ES" w:bidi="es_ES"/>
-          </w:rPr>
-          <w:rPr>
-            <w:color w:val="0000EE"/>
-            <w:u w:val="single"/>
-          </w:rPr>
-          <w:t>2 Samuel 17:11</w:t>
-        </w:r>
-      </w:hyperlink>
-    </w:p>
-    <w:p>
-      <w:pPr>
-        <w:pStyle w:val="ListBullet"/>
-        <w:spacing w:line="240" w:lineRule="auto"/>
-        <w:ind w:left="720"/>
-      </w:pPr>
-      <w:r>
-        <w:rPr>
-          <w:lang w:val="es_ES" w:bidi="es_ES"/>
-        </w:rPr>
-      </w:r>
-      <w:hyperlink r:id="rId86">
-        <w:r>
-          <w:rPr>
-            <w:lang w:val="es_ES" w:bidi="es_ES"/>
-          </w:rPr>
-          <w:rPr>
-            <w:color w:val="0000EE"/>
-            <w:u w:val="single"/>
-          </w:rPr>
-          <w:t>Génesis 21:14</w:t>
-        </w:r>
-      </w:hyperlink>
-    </w:p>
-    <w:p>
-      <w:pPr>
-        <w:pStyle w:val="ListBullet"/>
-        <w:spacing w:line="240" w:lineRule="auto"/>
-        <w:ind w:left="720"/>
-      </w:pPr>
-      <w:r>
-        <w:rPr>
-          <w:lang w:val="es_ES" w:bidi="es_ES"/>
-        </w:rPr>
-      </w:r>
-      <w:hyperlink r:id="rId87">
-        <w:r>
-          <w:rPr>
-            <w:lang w:val="es_ES" w:bidi="es_ES"/>
-          </w:rPr>
-          <w:rPr>
-            <w:color w:val="0000EE"/>
-            <w:u w:val="single"/>
-          </w:rPr>
-          <w:t>Génesis 21:31</w:t>
-        </w:r>
-      </w:hyperlink>
-    </w:p>
-    <w:p>
-      <w:pPr>
-        <w:pStyle w:val="ListBullet"/>
-        <w:spacing w:line="240" w:lineRule="auto"/>
-        <w:ind w:left="720"/>
-      </w:pPr>
-      <w:r>
-        <w:rPr>
-          <w:lang w:val="es_ES" w:bidi="es_ES"/>
-        </w:rPr>
-      </w:r>
-      <w:hyperlink r:id="rId88">
-        <w:r>
-          <w:rPr>
-            <w:lang w:val="es_ES" w:bidi="es_ES"/>
-          </w:rPr>
-          <w:rPr>
-            <w:color w:val="0000EE"/>
-            <w:u w:val="single"/>
-          </w:rPr>
-          <w:t>Génesis 46:1</w:t>
-        </w:r>
-      </w:hyperlink>
-    </w:p>
-    <w:p>
-      <w:pPr>
-        <w:pStyle w:val="ListBullet"/>
-        <w:spacing w:line="240" w:lineRule="auto"/>
-        <w:ind w:left="720"/>
-      </w:pPr>
-      <w:r>
-        <w:rPr>
-          <w:lang w:val="es_ES" w:bidi="es_ES"/>
-        </w:rPr>
-      </w:r>
-      <w:hyperlink r:id="rId89">
-        <w:r>
-          <w:rPr>
-            <w:lang w:val="es_ES" w:bidi="es_ES"/>
-          </w:rPr>
-          <w:rPr>
-            <w:color w:val="0000EE"/>
-            <w:u w:val="single"/>
-          </w:rPr>
-          <w:t>Nehemías 11:30</w:t>
-        </w:r>
-      </w:hyperlink>
+      <w:r>
+        <w:rPr>
+          <w:lang w:val="es_ES" w:bidi="es_ES"/>
+        </w:rPr>
+        <w:t>1 Samuel 3:20</w:t>
+      </w:r>
+    </w:p>
+    <w:p>
+      <w:pPr>
+        <w:pStyle w:val="ListBullet"/>
+        <w:spacing w:line="240" w:lineRule="auto"/>
+        <w:ind w:left="720"/>
+      </w:pPr>
+      <w:r>
+        <w:rPr>
+          <w:lang w:val="es_ES" w:bidi="es_ES"/>
+        </w:rPr>
+      </w:r>
+      <w:r>
+        <w:rPr>
+          <w:lang w:val="es_ES" w:bidi="es_ES"/>
+        </w:rPr>
+        <w:t>2 Samuel 17:11</w:t>
+      </w:r>
+    </w:p>
+    <w:p>
+      <w:pPr>
+        <w:pStyle w:val="ListBullet"/>
+        <w:spacing w:line="240" w:lineRule="auto"/>
+        <w:ind w:left="720"/>
+      </w:pPr>
+      <w:r>
+        <w:rPr>
+          <w:lang w:val="es_ES" w:bidi="es_ES"/>
+        </w:rPr>
+      </w:r>
+      <w:r>
+        <w:rPr>
+          <w:lang w:val="es_ES" w:bidi="es_ES"/>
+        </w:rPr>
+        <w:t>Génesis 21:14</w:t>
+      </w:r>
+    </w:p>
+    <w:p>
+      <w:pPr>
+        <w:pStyle w:val="ListBullet"/>
+        <w:spacing w:line="240" w:lineRule="auto"/>
+        <w:ind w:left="720"/>
+      </w:pPr>
+      <w:r>
+        <w:rPr>
+          <w:lang w:val="es_ES" w:bidi="es_ES"/>
+        </w:rPr>
+      </w:r>
+      <w:r>
+        <w:rPr>
+          <w:lang w:val="es_ES" w:bidi="es_ES"/>
+        </w:rPr>
+        <w:t>Génesis 21:31</w:t>
+      </w:r>
+    </w:p>
+    <w:p>
+      <w:pPr>
+        <w:pStyle w:val="ListBullet"/>
+        <w:spacing w:line="240" w:lineRule="auto"/>
+        <w:ind w:left="720"/>
+      </w:pPr>
+      <w:r>
+        <w:rPr>
+          <w:lang w:val="es_ES" w:bidi="es_ES"/>
+        </w:rPr>
+      </w:r>
+      <w:r>
+        <w:rPr>
+          <w:lang w:val="es_ES" w:bidi="es_ES"/>
+        </w:rPr>
+        <w:t>Génesis 46:1</w:t>
+      </w:r>
+    </w:p>
+    <w:p>
+      <w:pPr>
+        <w:pStyle w:val="ListBullet"/>
+        <w:spacing w:line="240" w:lineRule="auto"/>
+        <w:ind w:left="720"/>
+      </w:pPr>
+      <w:r>
+        <w:rPr>
+          <w:lang w:val="es_ES" w:bidi="es_ES"/>
+        </w:rPr>
+      </w:r>
+      <w:r>
+        <w:rPr>
+          <w:lang w:val="es_ES" w:bidi="es_ES"/>
+        </w:rPr>
+        <w:t>Nehemías 11:30</w:t>
+      </w:r>
     </w:p>
     <w:p>
       <w:pPr>
@@ -6839,138 +6377,102 @@
           <w:lang w:val="es_ES" w:bidi="es_ES"/>
         </w:rPr>
       </w:r>
-      <w:hyperlink r:id="rId90">
-        <w:r>
-          <w:rPr>
-            <w:lang w:val="es_ES" w:bidi="es_ES"/>
-          </w:rPr>
-          <w:rPr>
-            <w:color w:val="0000EE"/>
-            <w:u w:val="single"/>
-          </w:rPr>
-          <w:t>Génesis 35:16</w:t>
-        </w:r>
-      </w:hyperlink>
-    </w:p>
-    <w:p>
-      <w:pPr>
-        <w:pStyle w:val="ListBullet"/>
-        <w:spacing w:line="240" w:lineRule="auto"/>
-        <w:ind w:left="720"/>
-      </w:pPr>
-      <w:r>
-        <w:rPr>
-          <w:lang w:val="es_ES" w:bidi="es_ES"/>
-        </w:rPr>
-      </w:r>
-      <w:hyperlink r:id="rId91">
-        <w:r>
-          <w:rPr>
-            <w:lang w:val="es_ES" w:bidi="es_ES"/>
-          </w:rPr>
-          <w:rPr>
-            <w:color w:val="0000EE"/>
-            <w:u w:val="single"/>
-          </w:rPr>
-          <w:t>Juan 7:42</w:t>
-        </w:r>
-      </w:hyperlink>
-    </w:p>
-    <w:p>
-      <w:pPr>
-        <w:pStyle w:val="ListBullet"/>
-        <w:spacing w:line="240" w:lineRule="auto"/>
-        <w:ind w:left="720"/>
-      </w:pPr>
-      <w:r>
-        <w:rPr>
-          <w:lang w:val="es_ES" w:bidi="es_ES"/>
-        </w:rPr>
-      </w:r>
-      <w:hyperlink r:id="rId92">
-        <w:r>
-          <w:rPr>
-            <w:lang w:val="es_ES" w:bidi="es_ES"/>
-          </w:rPr>
-          <w:rPr>
-            <w:color w:val="0000EE"/>
-            <w:u w:val="single"/>
-          </w:rPr>
-          <w:t>Mateo 2:6</w:t>
-        </w:r>
-      </w:hyperlink>
-    </w:p>
-    <w:p>
-      <w:pPr>
-        <w:pStyle w:val="ListBullet"/>
-        <w:spacing w:line="240" w:lineRule="auto"/>
-        <w:ind w:left="720"/>
-      </w:pPr>
-      <w:r>
-        <w:rPr>
-          <w:lang w:val="es_ES" w:bidi="es_ES"/>
-        </w:rPr>
-      </w:r>
-      <w:hyperlink r:id="rId93">
-        <w:r>
-          <w:rPr>
-            <w:lang w:val="es_ES" w:bidi="es_ES"/>
-          </w:rPr>
-          <w:rPr>
-            <w:color w:val="0000EE"/>
-            <w:u w:val="single"/>
-          </w:rPr>
-          <w:t>Mateo 2:16</w:t>
-        </w:r>
-      </w:hyperlink>
-    </w:p>
-    <w:p>
-      <w:pPr>
-        <w:pStyle w:val="ListBullet"/>
-        <w:spacing w:line="240" w:lineRule="auto"/>
-        <w:ind w:left="720"/>
-      </w:pPr>
-      <w:r>
-        <w:rPr>
-          <w:lang w:val="es_ES" w:bidi="es_ES"/>
-        </w:rPr>
-      </w:r>
-      <w:hyperlink r:id="rId94">
-        <w:r>
-          <w:rPr>
-            <w:lang w:val="es_ES" w:bidi="es_ES"/>
-          </w:rPr>
-          <w:rPr>
-            <w:color w:val="0000EE"/>
-            <w:u w:val="single"/>
-          </w:rPr>
-          <w:t>Rut 1:2</w:t>
-        </w:r>
-      </w:hyperlink>
-    </w:p>
-    <w:p>
-      <w:pPr>
-        <w:pStyle w:val="ListBullet"/>
-        <w:spacing w:line="240" w:lineRule="auto"/>
-        <w:ind w:left="720"/>
-      </w:pPr>
-      <w:r>
-        <w:rPr>
-          <w:lang w:val="es_ES" w:bidi="es_ES"/>
-        </w:rPr>
-      </w:r>
-      <w:hyperlink r:id="rId95">
-        <w:r>
-          <w:rPr>
-            <w:lang w:val="es_ES" w:bidi="es_ES"/>
-          </w:rPr>
-          <w:rPr>
-            <w:color w:val="0000EE"/>
-            <w:u w:val="single"/>
-          </w:rPr>
-          <w:t>Rut 1:21</w:t>
-        </w:r>
-      </w:hyperlink>
+      <w:r>
+        <w:rPr>
+          <w:lang w:val="es_ES" w:bidi="es_ES"/>
+        </w:rPr>
+        <w:t>Génesis 35:16</w:t>
+      </w:r>
+    </w:p>
+    <w:p>
+      <w:pPr>
+        <w:pStyle w:val="ListBullet"/>
+        <w:spacing w:line="240" w:lineRule="auto"/>
+        <w:ind w:left="720"/>
+      </w:pPr>
+      <w:r>
+        <w:rPr>
+          <w:lang w:val="es_ES" w:bidi="es_ES"/>
+        </w:rPr>
+      </w:r>
+      <w:r>
+        <w:rPr>
+          <w:lang w:val="es_ES" w:bidi="es_ES"/>
+        </w:rPr>
+        <w:t>Juan 7:42</w:t>
+      </w:r>
+    </w:p>
+    <w:p>
+      <w:pPr>
+        <w:pStyle w:val="ListBullet"/>
+        <w:spacing w:line="240" w:lineRule="auto"/>
+        <w:ind w:left="720"/>
+      </w:pPr>
+      <w:r>
+        <w:rPr>
+          <w:lang w:val="es_ES" w:bidi="es_ES"/>
+        </w:rPr>
+      </w:r>
+      <w:r>
+        <w:rPr>
+          <w:lang w:val="es_ES" w:bidi="es_ES"/>
+        </w:rPr>
+        <w:t>Mateo 2:6</w:t>
+      </w:r>
+    </w:p>
+    <w:p>
+      <w:pPr>
+        <w:pStyle w:val="ListBullet"/>
+        <w:spacing w:line="240" w:lineRule="auto"/>
+        <w:ind w:left="720"/>
+      </w:pPr>
+      <w:r>
+        <w:rPr>
+          <w:lang w:val="es_ES" w:bidi="es_ES"/>
+        </w:rPr>
+      </w:r>
+      <w:r>
+        <w:rPr>
+          <w:lang w:val="es_ES" w:bidi="es_ES"/>
+        </w:rPr>
+        <w:t>Mateo 2:16</w:t>
+      </w:r>
+    </w:p>
+    <w:p>
+      <w:pPr>
+        <w:pStyle w:val="ListBullet"/>
+        <w:spacing w:line="240" w:lineRule="auto"/>
+        <w:ind w:left="720"/>
+      </w:pPr>
+      <w:r>
+        <w:rPr>
+          <w:lang w:val="es_ES" w:bidi="es_ES"/>
+        </w:rPr>
+      </w:r>
+      <w:r>
+        <w:rPr>
+          <w:lang w:val="es_ES" w:bidi="es_ES"/>
+        </w:rPr>
+        <w:t>Rut 1:2</w:t>
+      </w:r>
+    </w:p>
+    <w:p>
+      <w:pPr>
+        <w:pStyle w:val="ListBullet"/>
+        <w:spacing w:line="240" w:lineRule="auto"/>
+        <w:ind w:left="720"/>
+      </w:pPr>
+      <w:r>
+        <w:rPr>
+          <w:lang w:val="es_ES" w:bidi="es_ES"/>
+        </w:rPr>
+      </w:r>
+      <w:r>
+        <w:rPr>
+          <w:lang w:val="es_ES" w:bidi="es_ES"/>
+        </w:rPr>
+        <w:t>Rut 1:21</w:t>
+      </w:r>
     </w:p>
     <w:p>
       <w:pPr>
@@ -7374,66 +6876,48 @@
           <w:lang w:val="es_ES" w:bidi="es_ES"/>
         </w:rPr>
       </w:r>
-      <w:hyperlink r:id="rId96">
-        <w:r>
-          <w:rPr>
-            <w:lang w:val="es_ES" w:bidi="es_ES"/>
-          </w:rPr>
-          <w:rPr>
-            <w:color w:val="0000EE"/>
-            <w:u w:val="single"/>
-          </w:rPr>
-          <w:t>1 Crónicas 4:36</w:t>
-        </w:r>
-      </w:hyperlink>
-    </w:p>
-    <w:p>
-      <w:pPr>
-        <w:pStyle w:val="ListBullet"/>
-        <w:spacing w:line="240" w:lineRule="auto"/>
-        <w:ind w:left="720"/>
-      </w:pPr>
-      <w:r>
-        <w:rPr>
-          <w:lang w:val="es_ES" w:bidi="es_ES"/>
-        </w:rPr>
-      </w:r>
-      <w:hyperlink r:id="rId97">
-        <w:r>
-          <w:rPr>
-            <w:lang w:val="es_ES" w:bidi="es_ES"/>
-          </w:rPr>
-          <w:rPr>
-            <w:color w:val="0000EE"/>
-            <w:u w:val="single"/>
-          </w:rPr>
-          <w:t>1 Reyes 1:8</w:t>
-        </w:r>
-      </w:hyperlink>
-    </w:p>
-    <w:p>
-      <w:pPr>
-        <w:pStyle w:val="ListBullet"/>
-        <w:spacing w:line="240" w:lineRule="auto"/>
-        <w:ind w:left="720"/>
-      </w:pPr>
-      <w:r>
-        <w:rPr>
-          <w:lang w:val="es_ES" w:bidi="es_ES"/>
-        </w:rPr>
-      </w:r>
-      <w:hyperlink r:id="rId98">
-        <w:r>
-          <w:rPr>
-            <w:lang w:val="es_ES" w:bidi="es_ES"/>
-          </w:rPr>
-          <w:rPr>
-            <w:color w:val="0000EE"/>
-            <w:u w:val="single"/>
-          </w:rPr>
-          <w:t>2 Samuel 23:20–21</w:t>
-        </w:r>
-      </w:hyperlink>
+      <w:r>
+        <w:rPr>
+          <w:lang w:val="es_ES" w:bidi="es_ES"/>
+        </w:rPr>
+        <w:t>1 Crónicas 4:36</w:t>
+      </w:r>
+    </w:p>
+    <w:p>
+      <w:pPr>
+        <w:pStyle w:val="ListBullet"/>
+        <w:spacing w:line="240" w:lineRule="auto"/>
+        <w:ind w:left="720"/>
+      </w:pPr>
+      <w:r>
+        <w:rPr>
+          <w:lang w:val="es_ES" w:bidi="es_ES"/>
+        </w:rPr>
+      </w:r>
+      <w:r>
+        <w:rPr>
+          <w:lang w:val="es_ES" w:bidi="es_ES"/>
+        </w:rPr>
+        <w:t>1 Reyes 1:8</w:t>
+      </w:r>
+    </w:p>
+    <w:p>
+      <w:pPr>
+        <w:pStyle w:val="ListBullet"/>
+        <w:spacing w:line="240" w:lineRule="auto"/>
+        <w:ind w:left="720"/>
+      </w:pPr>
+      <w:r>
+        <w:rPr>
+          <w:lang w:val="es_ES" w:bidi="es_ES"/>
+        </w:rPr>
+      </w:r>
+      <w:r>
+        <w:rPr>
+          <w:lang w:val="es_ES" w:bidi="es_ES"/>
+        </w:rPr>
+        <w:t>2 Samuel 23:20–21</w:t>
+      </w:r>
     </w:p>
     <w:p>
       <w:pPr>
@@ -7762,234 +7246,174 @@
           <w:lang w:val="es_ES" w:bidi="es_ES"/>
         </w:rPr>
       </w:r>
-      <w:hyperlink r:id="rId99">
-        <w:r>
-          <w:rPr>
-            <w:lang w:val="es_ES" w:bidi="es_ES"/>
-          </w:rPr>
-          <w:rPr>
-            <w:color w:val="0000EE"/>
-            <w:u w:val="single"/>
-          </w:rPr>
-          <w:t>1 Corintios 10:16</w:t>
-        </w:r>
-      </w:hyperlink>
-    </w:p>
-    <w:p>
-      <w:pPr>
-        <w:pStyle w:val="ListBullet"/>
-        <w:spacing w:line="240" w:lineRule="auto"/>
-        <w:ind w:left="720"/>
-      </w:pPr>
-      <w:r>
-        <w:rPr>
-          <w:lang w:val="es_ES" w:bidi="es_ES"/>
-        </w:rPr>
-      </w:r>
-      <w:hyperlink r:id="rId100">
-        <w:r>
-          <w:rPr>
-            <w:lang w:val="es_ES" w:bidi="es_ES"/>
-          </w:rPr>
-          <w:rPr>
-            <w:color w:val="0000EE"/>
-            <w:u w:val="single"/>
-          </w:rPr>
-          <w:t>Hechos 13:34</w:t>
-        </w:r>
-      </w:hyperlink>
-    </w:p>
-    <w:p>
-      <w:pPr>
-        <w:pStyle w:val="ListBullet"/>
-        <w:spacing w:line="240" w:lineRule="auto"/>
-        <w:ind w:left="720"/>
-      </w:pPr>
-      <w:r>
-        <w:rPr>
-          <w:lang w:val="es_ES" w:bidi="es_ES"/>
-        </w:rPr>
-      </w:r>
-      <w:hyperlink r:id="rId101">
-        <w:r>
-          <w:rPr>
-            <w:lang w:val="es_ES" w:bidi="es_ES"/>
-          </w:rPr>
-          <w:rPr>
-            <w:color w:val="0000EE"/>
-            <w:u w:val="single"/>
-          </w:rPr>
-          <w:t>Efesios 1:3</w:t>
-        </w:r>
-      </w:hyperlink>
-    </w:p>
-    <w:p>
-      <w:pPr>
-        <w:pStyle w:val="ListBullet"/>
-        <w:spacing w:line="240" w:lineRule="auto"/>
-        <w:ind w:left="720"/>
-      </w:pPr>
-      <w:r>
-        <w:rPr>
-          <w:lang w:val="es_ES" w:bidi="es_ES"/>
-        </w:rPr>
-      </w:r>
-      <w:hyperlink r:id="rId102">
-        <w:r>
-          <w:rPr>
-            <w:lang w:val="es_ES" w:bidi="es_ES"/>
-          </w:rPr>
-          <w:rPr>
-            <w:color w:val="0000EE"/>
-            <w:u w:val="single"/>
-          </w:rPr>
-          <w:t>Génesis 14:20</w:t>
-        </w:r>
-      </w:hyperlink>
-    </w:p>
-    <w:p>
-      <w:pPr>
-        <w:pStyle w:val="ListBullet"/>
-        <w:spacing w:line="240" w:lineRule="auto"/>
-        <w:ind w:left="720"/>
-      </w:pPr>
-      <w:r>
-        <w:rPr>
-          <w:lang w:val="es_ES" w:bidi="es_ES"/>
-        </w:rPr>
-      </w:r>
-      <w:hyperlink r:id="rId103">
-        <w:r>
-          <w:rPr>
-            <w:lang w:val="es_ES" w:bidi="es_ES"/>
-          </w:rPr>
-          <w:rPr>
-            <w:color w:val="0000EE"/>
-            <w:u w:val="single"/>
-          </w:rPr>
-          <w:t>Isaías 44:3</w:t>
-        </w:r>
-      </w:hyperlink>
-    </w:p>
-    <w:p>
-      <w:pPr>
-        <w:pStyle w:val="ListBullet"/>
-        <w:spacing w:line="240" w:lineRule="auto"/>
-        <w:ind w:left="720"/>
-      </w:pPr>
-      <w:r>
-        <w:rPr>
-          <w:lang w:val="es_ES" w:bidi="es_ES"/>
-        </w:rPr>
-      </w:r>
-      <w:hyperlink r:id="rId104">
-        <w:r>
-          <w:rPr>
-            <w:lang w:val="es_ES" w:bidi="es_ES"/>
-          </w:rPr>
-          <w:rPr>
-            <w:color w:val="0000EE"/>
-            <w:u w:val="single"/>
-          </w:rPr>
-          <w:t>Santiago 1:25</w:t>
-        </w:r>
-      </w:hyperlink>
-    </w:p>
-    <w:p>
-      <w:pPr>
-        <w:pStyle w:val="ListBullet"/>
-        <w:spacing w:line="240" w:lineRule="auto"/>
-        <w:ind w:left="720"/>
-      </w:pPr>
-      <w:r>
-        <w:rPr>
-          <w:lang w:val="es_ES" w:bidi="es_ES"/>
-        </w:rPr>
-      </w:r>
-      <w:hyperlink r:id="rId105">
-        <w:r>
-          <w:rPr>
-            <w:lang w:val="es_ES" w:bidi="es_ES"/>
-          </w:rPr>
-          <w:rPr>
-            <w:color w:val="0000EE"/>
-            <w:u w:val="single"/>
-          </w:rPr>
-          <w:t>Lucas 6:20</w:t>
-        </w:r>
-      </w:hyperlink>
-    </w:p>
-    <w:p>
-      <w:pPr>
-        <w:pStyle w:val="ListBullet"/>
-        <w:spacing w:line="240" w:lineRule="auto"/>
-        <w:ind w:left="720"/>
-      </w:pPr>
-      <w:r>
-        <w:rPr>
-          <w:lang w:val="es_ES" w:bidi="es_ES"/>
-        </w:rPr>
-      </w:r>
-      <w:hyperlink r:id="rId106">
-        <w:r>
-          <w:rPr>
-            <w:lang w:val="es_ES" w:bidi="es_ES"/>
-          </w:rPr>
-          <w:rPr>
-            <w:color w:val="0000EE"/>
-            <w:u w:val="single"/>
-          </w:rPr>
-          <w:t>Mateo 26:26</w:t>
-        </w:r>
-      </w:hyperlink>
-    </w:p>
-    <w:p>
-      <w:pPr>
-        <w:pStyle w:val="ListBullet"/>
-        <w:spacing w:line="240" w:lineRule="auto"/>
-        <w:ind w:left="720"/>
-      </w:pPr>
-      <w:r>
-        <w:rPr>
-          <w:lang w:val="es_ES" w:bidi="es_ES"/>
-        </w:rPr>
-      </w:r>
-      <w:hyperlink r:id="rId107">
-        <w:r>
-          <w:rPr>
-            <w:lang w:val="es_ES" w:bidi="es_ES"/>
-          </w:rPr>
-          <w:rPr>
-            <w:color w:val="0000EE"/>
-            <w:u w:val="single"/>
-          </w:rPr>
-          <w:t>Nehemías 9:5</w:t>
-        </w:r>
-      </w:hyperlink>
-    </w:p>
-    <w:p>
-      <w:pPr>
-        <w:pStyle w:val="ListBullet"/>
-        <w:spacing w:line="240" w:lineRule="auto"/>
-        <w:ind w:left="720"/>
-      </w:pPr>
-      <w:r>
-        <w:rPr>
-          <w:lang w:val="es_ES" w:bidi="es_ES"/>
-        </w:rPr>
-      </w:r>
-      <w:hyperlink r:id="rId108">
-        <w:r>
-          <w:rPr>
-            <w:lang w:val="es_ES" w:bidi="es_ES"/>
-          </w:rPr>
-          <w:rPr>
-            <w:color w:val="0000EE"/>
-            <w:u w:val="single"/>
-          </w:rPr>
-          <w:t>Romanos 4:9</w:t>
-        </w:r>
-      </w:hyperlink>
+      <w:r>
+        <w:rPr>
+          <w:lang w:val="es_ES" w:bidi="es_ES"/>
+        </w:rPr>
+        <w:t>1 Corintios 10:16</w:t>
+      </w:r>
+    </w:p>
+    <w:p>
+      <w:pPr>
+        <w:pStyle w:val="ListBullet"/>
+        <w:spacing w:line="240" w:lineRule="auto"/>
+        <w:ind w:left="720"/>
+      </w:pPr>
+      <w:r>
+        <w:rPr>
+          <w:lang w:val="es_ES" w:bidi="es_ES"/>
+        </w:rPr>
+      </w:r>
+      <w:r>
+        <w:rPr>
+          <w:lang w:val="es_ES" w:bidi="es_ES"/>
+        </w:rPr>
+        <w:t>Hechos 13:34</w:t>
+      </w:r>
+    </w:p>
+    <w:p>
+      <w:pPr>
+        <w:pStyle w:val="ListBullet"/>
+        <w:spacing w:line="240" w:lineRule="auto"/>
+        <w:ind w:left="720"/>
+      </w:pPr>
+      <w:r>
+        <w:rPr>
+          <w:lang w:val="es_ES" w:bidi="es_ES"/>
+        </w:rPr>
+      </w:r>
+      <w:r>
+        <w:rPr>
+          <w:lang w:val="es_ES" w:bidi="es_ES"/>
+        </w:rPr>
+        <w:t>Efesios 1:3</w:t>
+      </w:r>
+    </w:p>
+    <w:p>
+      <w:pPr>
+        <w:pStyle w:val="ListBullet"/>
+        <w:spacing w:line="240" w:lineRule="auto"/>
+        <w:ind w:left="720"/>
+      </w:pPr>
+      <w:r>
+        <w:rPr>
+          <w:lang w:val="es_ES" w:bidi="es_ES"/>
+        </w:rPr>
+      </w:r>
+      <w:r>
+        <w:rPr>
+          <w:lang w:val="es_ES" w:bidi="es_ES"/>
+        </w:rPr>
+        <w:t>Génesis 14:20</w:t>
+      </w:r>
+    </w:p>
+    <w:p>
+      <w:pPr>
+        <w:pStyle w:val="ListBullet"/>
+        <w:spacing w:line="240" w:lineRule="auto"/>
+        <w:ind w:left="720"/>
+      </w:pPr>
+      <w:r>
+        <w:rPr>
+          <w:lang w:val="es_ES" w:bidi="es_ES"/>
+        </w:rPr>
+      </w:r>
+      <w:r>
+        <w:rPr>
+          <w:lang w:val="es_ES" w:bidi="es_ES"/>
+        </w:rPr>
+        <w:t>Isaías 44:3</w:t>
+      </w:r>
+    </w:p>
+    <w:p>
+      <w:pPr>
+        <w:pStyle w:val="ListBullet"/>
+        <w:spacing w:line="240" w:lineRule="auto"/>
+        <w:ind w:left="720"/>
+      </w:pPr>
+      <w:r>
+        <w:rPr>
+          <w:lang w:val="es_ES" w:bidi="es_ES"/>
+        </w:rPr>
+      </w:r>
+      <w:r>
+        <w:rPr>
+          <w:lang w:val="es_ES" w:bidi="es_ES"/>
+        </w:rPr>
+        <w:t>Santiago 1:25</w:t>
+      </w:r>
+    </w:p>
+    <w:p>
+      <w:pPr>
+        <w:pStyle w:val="ListBullet"/>
+        <w:spacing w:line="240" w:lineRule="auto"/>
+        <w:ind w:left="720"/>
+      </w:pPr>
+      <w:r>
+        <w:rPr>
+          <w:lang w:val="es_ES" w:bidi="es_ES"/>
+        </w:rPr>
+      </w:r>
+      <w:r>
+        <w:rPr>
+          <w:lang w:val="es_ES" w:bidi="es_ES"/>
+        </w:rPr>
+        <w:t>Lucas 6:20</w:t>
+      </w:r>
+    </w:p>
+    <w:p>
+      <w:pPr>
+        <w:pStyle w:val="ListBullet"/>
+        <w:spacing w:line="240" w:lineRule="auto"/>
+        <w:ind w:left="720"/>
+      </w:pPr>
+      <w:r>
+        <w:rPr>
+          <w:lang w:val="es_ES" w:bidi="es_ES"/>
+        </w:rPr>
+      </w:r>
+      <w:r>
+        <w:rPr>
+          <w:lang w:val="es_ES" w:bidi="es_ES"/>
+        </w:rPr>
+        <w:t>Mateo 26:26</w:t>
+      </w:r>
+    </w:p>
+    <w:p>
+      <w:pPr>
+        <w:pStyle w:val="ListBullet"/>
+        <w:spacing w:line="240" w:lineRule="auto"/>
+        <w:ind w:left="720"/>
+      </w:pPr>
+      <w:r>
+        <w:rPr>
+          <w:lang w:val="es_ES" w:bidi="es_ES"/>
+        </w:rPr>
+      </w:r>
+      <w:r>
+        <w:rPr>
+          <w:lang w:val="es_ES" w:bidi="es_ES"/>
+        </w:rPr>
+        <w:t>Nehemías 9:5</w:t>
+      </w:r>
+    </w:p>
+    <w:p>
+      <w:pPr>
+        <w:pStyle w:val="ListBullet"/>
+        <w:spacing w:line="240" w:lineRule="auto"/>
+        <w:ind w:left="720"/>
+      </w:pPr>
+      <w:r>
+        <w:rPr>
+          <w:lang w:val="es_ES" w:bidi="es_ES"/>
+        </w:rPr>
+      </w:r>
+      <w:r>
+        <w:rPr>
+          <w:lang w:val="es_ES" w:bidi="es_ES"/>
+        </w:rPr>
+        <w:t>Romanos 4:9</w:t>
+      </w:r>
     </w:p>
     <w:p>
       <w:pPr>
@@ -9108,162 +8532,120 @@
           <w:lang w:val="es_ES" w:bidi="es_ES"/>
         </w:rPr>
       </w:r>
-      <w:hyperlink r:id="rId109">
-        <w:r>
-          <w:rPr>
-            <w:lang w:val="es_ES" w:bidi="es_ES"/>
-          </w:rPr>
-          <w:rPr>
-            <w:color w:val="0000EE"/>
-            <w:u w:val="single"/>
-          </w:rPr>
-          <w:t>1 Crónicas 2:1–2</w:t>
-        </w:r>
-      </w:hyperlink>
-    </w:p>
-    <w:p>
-      <w:pPr>
-        <w:pStyle w:val="ListBullet"/>
-        <w:spacing w:line="240" w:lineRule="auto"/>
-        <w:ind w:left="720"/>
-      </w:pPr>
-      <w:r>
-        <w:rPr>
-          <w:lang w:val="es_ES" w:bidi="es_ES"/>
-        </w:rPr>
-      </w:r>
-      <w:hyperlink r:id="rId110">
-        <w:r>
-          <w:rPr>
-            <w:lang w:val="es_ES" w:bidi="es_ES"/>
-          </w:rPr>
-          <w:rPr>
-            <w:color w:val="0000EE"/>
-            <w:u w:val="single"/>
-          </w:rPr>
-          <w:t>1 Reyes 2:8</w:t>
-        </w:r>
-      </w:hyperlink>
-    </w:p>
-    <w:p>
-      <w:pPr>
-        <w:pStyle w:val="ListBullet"/>
-        <w:spacing w:line="240" w:lineRule="auto"/>
-        <w:ind w:left="720"/>
-      </w:pPr>
-      <w:r>
-        <w:rPr>
-          <w:lang w:val="es_ES" w:bidi="es_ES"/>
-        </w:rPr>
-      </w:r>
-      <w:hyperlink r:id="rId111">
-        <w:r>
-          <w:rPr>
-            <w:lang w:val="es_ES" w:bidi="es_ES"/>
-          </w:rPr>
-          <w:rPr>
-            <w:color w:val="0000EE"/>
-            <w:u w:val="single"/>
-          </w:rPr>
-          <w:t>Hechos 13:21–22</w:t>
-        </w:r>
-      </w:hyperlink>
-    </w:p>
-    <w:p>
-      <w:pPr>
-        <w:pStyle w:val="ListBullet"/>
-        <w:spacing w:line="240" w:lineRule="auto"/>
-        <w:ind w:left="720"/>
-      </w:pPr>
-      <w:r>
-        <w:rPr>
-          <w:lang w:val="es_ES" w:bidi="es_ES"/>
-        </w:rPr>
-      </w:r>
-      <w:hyperlink r:id="rId112">
-        <w:r>
-          <w:rPr>
-            <w:lang w:val="es_ES" w:bidi="es_ES"/>
-          </w:rPr>
-          <w:rPr>
-            <w:color w:val="0000EE"/>
-            <w:u w:val="single"/>
-          </w:rPr>
-          <w:t>Génesis 35:18</w:t>
-        </w:r>
-      </w:hyperlink>
-    </w:p>
-    <w:p>
-      <w:pPr>
-        <w:pStyle w:val="ListBullet"/>
-        <w:spacing w:line="240" w:lineRule="auto"/>
-        <w:ind w:left="720"/>
-      </w:pPr>
-      <w:r>
-        <w:rPr>
-          <w:lang w:val="es_ES" w:bidi="es_ES"/>
-        </w:rPr>
-      </w:r>
-      <w:hyperlink r:id="rId113">
-        <w:r>
-          <w:rPr>
-            <w:lang w:val="es_ES" w:bidi="es_ES"/>
-          </w:rPr>
-          <w:rPr>
-            <w:color w:val="0000EE"/>
-            <w:u w:val="single"/>
-          </w:rPr>
-          <w:t>Génesis 42:4</w:t>
-        </w:r>
-      </w:hyperlink>
-    </w:p>
-    <w:p>
-      <w:pPr>
-        <w:pStyle w:val="ListBullet"/>
-        <w:spacing w:line="240" w:lineRule="auto"/>
-        <w:ind w:left="720"/>
-      </w:pPr>
-      <w:r>
-        <w:rPr>
-          <w:lang w:val="es_ES" w:bidi="es_ES"/>
-        </w:rPr>
-      </w:r>
-      <w:hyperlink r:id="rId114">
-        <w:r>
-          <w:rPr>
-            <w:lang w:val="es_ES" w:bidi="es_ES"/>
-          </w:rPr>
-          <w:rPr>
-            <w:color w:val="0000EE"/>
-            <w:u w:val="single"/>
-          </w:rPr>
-          <w:t>Génesis 42:35–36</w:t>
-        </w:r>
-      </w:hyperlink>
-    </w:p>
-    <w:p>
-      <w:pPr>
-        <w:pStyle w:val="ListBullet"/>
-        <w:spacing w:line="240" w:lineRule="auto"/>
-        <w:ind w:left="720"/>
-      </w:pPr>
-      <w:r>
-        <w:rPr>
-          <w:lang w:val="es_ES" w:bidi="es_ES"/>
-        </w:rPr>
-      </w:r>
-      <w:hyperlink r:id="rId115">
-        <w:r>
-          <w:rPr>
-            <w:lang w:val="es_ES" w:bidi="es_ES"/>
-          </w:rPr>
-          <w:rPr>
-            <w:color w:val="0000EE"/>
-            <w:u w:val="single"/>
-          </w:rPr>
-          <w:t>Filipenses 3:4–5</w:t>
-        </w:r>
-      </w:hyperlink>
+      <w:r>
+        <w:rPr>
+          <w:lang w:val="es_ES" w:bidi="es_ES"/>
+        </w:rPr>
+        <w:t>1 Crónicas 2:1–2</w:t>
+      </w:r>
+    </w:p>
+    <w:p>
+      <w:pPr>
+        <w:pStyle w:val="ListBullet"/>
+        <w:spacing w:line="240" w:lineRule="auto"/>
+        <w:ind w:left="720"/>
+      </w:pPr>
+      <w:r>
+        <w:rPr>
+          <w:lang w:val="es_ES" w:bidi="es_ES"/>
+        </w:rPr>
+      </w:r>
+      <w:r>
+        <w:rPr>
+          <w:lang w:val="es_ES" w:bidi="es_ES"/>
+        </w:rPr>
+        <w:t>1 Reyes 2:8</w:t>
+      </w:r>
+    </w:p>
+    <w:p>
+      <w:pPr>
+        <w:pStyle w:val="ListBullet"/>
+        <w:spacing w:line="240" w:lineRule="auto"/>
+        <w:ind w:left="720"/>
+      </w:pPr>
+      <w:r>
+        <w:rPr>
+          <w:lang w:val="es_ES" w:bidi="es_ES"/>
+        </w:rPr>
+      </w:r>
+      <w:r>
+        <w:rPr>
+          <w:lang w:val="es_ES" w:bidi="es_ES"/>
+        </w:rPr>
+        <w:t>Hechos 13:21–22</w:t>
+      </w:r>
+    </w:p>
+    <w:p>
+      <w:pPr>
+        <w:pStyle w:val="ListBullet"/>
+        <w:spacing w:line="240" w:lineRule="auto"/>
+        <w:ind w:left="720"/>
+      </w:pPr>
+      <w:r>
+        <w:rPr>
+          <w:lang w:val="es_ES" w:bidi="es_ES"/>
+        </w:rPr>
+      </w:r>
+      <w:r>
+        <w:rPr>
+          <w:lang w:val="es_ES" w:bidi="es_ES"/>
+        </w:rPr>
+        <w:t>Génesis 35:18</w:t>
+      </w:r>
+    </w:p>
+    <w:p>
+      <w:pPr>
+        <w:pStyle w:val="ListBullet"/>
+        <w:spacing w:line="240" w:lineRule="auto"/>
+        <w:ind w:left="720"/>
+      </w:pPr>
+      <w:r>
+        <w:rPr>
+          <w:lang w:val="es_ES" w:bidi="es_ES"/>
+        </w:rPr>
+      </w:r>
+      <w:r>
+        <w:rPr>
+          <w:lang w:val="es_ES" w:bidi="es_ES"/>
+        </w:rPr>
+        <w:t>Génesis 42:4</w:t>
+      </w:r>
+    </w:p>
+    <w:p>
+      <w:pPr>
+        <w:pStyle w:val="ListBullet"/>
+        <w:spacing w:line="240" w:lineRule="auto"/>
+        <w:ind w:left="720"/>
+      </w:pPr>
+      <w:r>
+        <w:rPr>
+          <w:lang w:val="es_ES" w:bidi="es_ES"/>
+        </w:rPr>
+      </w:r>
+      <w:r>
+        <w:rPr>
+          <w:lang w:val="es_ES" w:bidi="es_ES"/>
+        </w:rPr>
+        <w:t>Génesis 42:35–36</w:t>
+      </w:r>
+    </w:p>
+    <w:p>
+      <w:pPr>
+        <w:pStyle w:val="ListBullet"/>
+        <w:spacing w:line="240" w:lineRule="auto"/>
+        <w:ind w:left="720"/>
+      </w:pPr>
+      <w:r>
+        <w:rPr>
+          <w:lang w:val="es_ES" w:bidi="es_ES"/>
+        </w:rPr>
+      </w:r>
+      <w:r>
+        <w:rPr>
+          <w:lang w:val="es_ES" w:bidi="es_ES"/>
+        </w:rPr>
+        <w:t>Filipenses 3:4–5</w:t>
+      </w:r>
     </w:p>
     <w:p>
       <w:pPr>
@@ -9487,66 +8869,48 @@
           <w:lang w:val="es_ES" w:bidi="es_ES"/>
         </w:rPr>
       </w:r>
-      <w:hyperlink r:id="rId116">
-        <w:r>
-          <w:rPr>
-            <w:lang w:val="es_ES" w:bidi="es_ES"/>
-          </w:rPr>
-          <w:rPr>
-            <w:color w:val="0000EE"/>
-            <w:u w:val="single"/>
-          </w:rPr>
-          <w:t>Hechos 17:11</w:t>
-        </w:r>
-      </w:hyperlink>
-    </w:p>
-    <w:p>
-      <w:pPr>
-        <w:pStyle w:val="ListBullet"/>
-        <w:spacing w:line="240" w:lineRule="auto"/>
-        <w:ind w:left="720"/>
-      </w:pPr>
-      <w:r>
-        <w:rPr>
-          <w:lang w:val="es_ES" w:bidi="es_ES"/>
-        </w:rPr>
-      </w:r>
-      <w:hyperlink r:id="rId117">
-        <w:r>
-          <w:rPr>
-            <w:lang w:val="es_ES" w:bidi="es_ES"/>
-          </w:rPr>
-          <w:rPr>
-            <w:color w:val="0000EE"/>
-            <w:u w:val="single"/>
-          </w:rPr>
-          <w:t>Hechos 17:13–15</w:t>
-        </w:r>
-      </w:hyperlink>
-    </w:p>
-    <w:p>
-      <w:pPr>
-        <w:pStyle w:val="ListBullet"/>
-        <w:spacing w:line="240" w:lineRule="auto"/>
-        <w:ind w:left="720"/>
-      </w:pPr>
-      <w:r>
-        <w:rPr>
-          <w:lang w:val="es_ES" w:bidi="es_ES"/>
-        </w:rPr>
-      </w:r>
-      <w:hyperlink r:id="rId118">
-        <w:r>
-          <w:rPr>
-            <w:lang w:val="es_ES" w:bidi="es_ES"/>
-          </w:rPr>
-          <w:rPr>
-            <w:color w:val="0000EE"/>
-            <w:u w:val="single"/>
-          </w:rPr>
-          <w:t>Hechos 20:4</w:t>
-        </w:r>
-      </w:hyperlink>
+      <w:r>
+        <w:rPr>
+          <w:lang w:val="es_ES" w:bidi="es_ES"/>
+        </w:rPr>
+        <w:t>Hechos 17:11</w:t>
+      </w:r>
+    </w:p>
+    <w:p>
+      <w:pPr>
+        <w:pStyle w:val="ListBullet"/>
+        <w:spacing w:line="240" w:lineRule="auto"/>
+        <w:ind w:left="720"/>
+      </w:pPr>
+      <w:r>
+        <w:rPr>
+          <w:lang w:val="es_ES" w:bidi="es_ES"/>
+        </w:rPr>
+      </w:r>
+      <w:r>
+        <w:rPr>
+          <w:lang w:val="es_ES" w:bidi="es_ES"/>
+        </w:rPr>
+        <w:t>Hechos 17:13–15</w:t>
+      </w:r>
+    </w:p>
+    <w:p>
+      <w:pPr>
+        <w:pStyle w:val="ListBullet"/>
+        <w:spacing w:line="240" w:lineRule="auto"/>
+        <w:ind w:left="720"/>
+      </w:pPr>
+      <w:r>
+        <w:rPr>
+          <w:lang w:val="es_ES" w:bidi="es_ES"/>
+        </w:rPr>
+      </w:r>
+      <w:r>
+        <w:rPr>
+          <w:lang w:val="es_ES" w:bidi="es_ES"/>
+        </w:rPr>
+        <w:t>Hechos 20:4</w:t>
+      </w:r>
     </w:p>
     <w:p>
       <w:pPr>
@@ -9829,162 +9193,120 @@
           <w:lang w:val="es_ES" w:bidi="es_ES"/>
         </w:rPr>
       </w:r>
-      <w:hyperlink r:id="rId119">
-        <w:r>
-          <w:rPr>
-            <w:lang w:val="es_ES" w:bidi="es_ES"/>
-          </w:rPr>
-          <w:rPr>
-            <w:color w:val="0000EE"/>
-            <w:u w:val="single"/>
-          </w:rPr>
-          <w:t>Hechos 4:36</w:t>
-        </w:r>
-      </w:hyperlink>
-    </w:p>
-    <w:p>
-      <w:pPr>
-        <w:pStyle w:val="ListBullet"/>
-        <w:spacing w:line="240" w:lineRule="auto"/>
-        <w:ind w:left="720"/>
-      </w:pPr>
-      <w:r>
-        <w:rPr>
-          <w:lang w:val="es_ES" w:bidi="es_ES"/>
-        </w:rPr>
-      </w:r>
-      <w:hyperlink r:id="rId120">
-        <w:r>
-          <w:rPr>
-            <w:lang w:val="es_ES" w:bidi="es_ES"/>
-          </w:rPr>
-          <w:rPr>
-            <w:color w:val="0000EE"/>
-            <w:u w:val="single"/>
-          </w:rPr>
-          <w:t>Hechos 11:26</w:t>
-        </w:r>
-      </w:hyperlink>
-    </w:p>
-    <w:p>
-      <w:pPr>
-        <w:pStyle w:val="ListBullet"/>
-        <w:spacing w:line="240" w:lineRule="auto"/>
-        <w:ind w:left="720"/>
-      </w:pPr>
-      <w:r>
-        <w:rPr>
-          <w:lang w:val="es_ES" w:bidi="es_ES"/>
-        </w:rPr>
-      </w:r>
-      <w:hyperlink r:id="rId121">
-        <w:r>
-          <w:rPr>
-            <w:lang w:val="es_ES" w:bidi="es_ES"/>
-          </w:rPr>
-          <w:rPr>
-            <w:color w:val="0000EE"/>
-            <w:u w:val="single"/>
-          </w:rPr>
-          <w:t>Hechos 13:3</w:t>
-        </w:r>
-      </w:hyperlink>
-    </w:p>
-    <w:p>
-      <w:pPr>
-        <w:pStyle w:val="ListBullet"/>
-        <w:spacing w:line="240" w:lineRule="auto"/>
-        <w:ind w:left="720"/>
-      </w:pPr>
-      <w:r>
-        <w:rPr>
-          <w:lang w:val="es_ES" w:bidi="es_ES"/>
-        </w:rPr>
-      </w:r>
-      <w:hyperlink r:id="rId122">
-        <w:r>
-          <w:rPr>
-            <w:lang w:val="es_ES" w:bidi="es_ES"/>
-          </w:rPr>
-          <w:rPr>
-            <w:color w:val="0000EE"/>
-            <w:u w:val="single"/>
-          </w:rPr>
-          <w:t>Hechos 15:33</w:t>
-        </w:r>
-      </w:hyperlink>
-    </w:p>
-    <w:p>
-      <w:pPr>
-        <w:pStyle w:val="ListBullet"/>
-        <w:spacing w:line="240" w:lineRule="auto"/>
-        <w:ind w:left="720"/>
-      </w:pPr>
-      <w:r>
-        <w:rPr>
-          <w:lang w:val="es_ES" w:bidi="es_ES"/>
-        </w:rPr>
-      </w:r>
-      <w:hyperlink r:id="rId123">
-        <w:r>
-          <w:rPr>
-            <w:lang w:val="es_ES" w:bidi="es_ES"/>
-          </w:rPr>
-          <w:rPr>
-            <w:color w:val="0000EE"/>
-            <w:u w:val="single"/>
-          </w:rPr>
-          <w:t>Colosenses 4:10–11</w:t>
-        </w:r>
-      </w:hyperlink>
-    </w:p>
-    <w:p>
-      <w:pPr>
-        <w:pStyle w:val="ListBullet"/>
-        <w:spacing w:line="240" w:lineRule="auto"/>
-        <w:ind w:left="720"/>
-      </w:pPr>
-      <w:r>
-        <w:rPr>
-          <w:lang w:val="es_ES" w:bidi="es_ES"/>
-        </w:rPr>
-      </w:r>
-      <w:hyperlink r:id="rId124">
-        <w:r>
-          <w:rPr>
-            <w:lang w:val="es_ES" w:bidi="es_ES"/>
-          </w:rPr>
-          <w:rPr>
-            <w:color w:val="0000EE"/>
-            <w:u w:val="single"/>
-          </w:rPr>
-          <w:t>Gálatas 2:9–10</w:t>
-        </w:r>
-      </w:hyperlink>
-    </w:p>
-    <w:p>
-      <w:pPr>
-        <w:pStyle w:val="ListBullet"/>
-        <w:spacing w:line="240" w:lineRule="auto"/>
-        <w:ind w:left="720"/>
-      </w:pPr>
-      <w:r>
-        <w:rPr>
-          <w:lang w:val="es_ES" w:bidi="es_ES"/>
-        </w:rPr>
-      </w:r>
-      <w:hyperlink r:id="rId125">
-        <w:r>
-          <w:rPr>
-            <w:lang w:val="es_ES" w:bidi="es_ES"/>
-          </w:rPr>
-          <w:rPr>
-            <w:color w:val="0000EE"/>
-            <w:u w:val="single"/>
-          </w:rPr>
-          <w:t>Gálatas 2:13</w:t>
-        </w:r>
-      </w:hyperlink>
+      <w:r>
+        <w:rPr>
+          <w:lang w:val="es_ES" w:bidi="es_ES"/>
+        </w:rPr>
+        <w:t>Hechos 4:36</w:t>
+      </w:r>
+    </w:p>
+    <w:p>
+      <w:pPr>
+        <w:pStyle w:val="ListBullet"/>
+        <w:spacing w:line="240" w:lineRule="auto"/>
+        <w:ind w:left="720"/>
+      </w:pPr>
+      <w:r>
+        <w:rPr>
+          <w:lang w:val="es_ES" w:bidi="es_ES"/>
+        </w:rPr>
+      </w:r>
+      <w:r>
+        <w:rPr>
+          <w:lang w:val="es_ES" w:bidi="es_ES"/>
+        </w:rPr>
+        <w:t>Hechos 11:26</w:t>
+      </w:r>
+    </w:p>
+    <w:p>
+      <w:pPr>
+        <w:pStyle w:val="ListBullet"/>
+        <w:spacing w:line="240" w:lineRule="auto"/>
+        <w:ind w:left="720"/>
+      </w:pPr>
+      <w:r>
+        <w:rPr>
+          <w:lang w:val="es_ES" w:bidi="es_ES"/>
+        </w:rPr>
+      </w:r>
+      <w:r>
+        <w:rPr>
+          <w:lang w:val="es_ES" w:bidi="es_ES"/>
+        </w:rPr>
+        <w:t>Hechos 13:3</w:t>
+      </w:r>
+    </w:p>
+    <w:p>
+      <w:pPr>
+        <w:pStyle w:val="ListBullet"/>
+        <w:spacing w:line="240" w:lineRule="auto"/>
+        <w:ind w:left="720"/>
+      </w:pPr>
+      <w:r>
+        <w:rPr>
+          <w:lang w:val="es_ES" w:bidi="es_ES"/>
+        </w:rPr>
+      </w:r>
+      <w:r>
+        <w:rPr>
+          <w:lang w:val="es_ES" w:bidi="es_ES"/>
+        </w:rPr>
+        <w:t>Hechos 15:33</w:t>
+      </w:r>
+    </w:p>
+    <w:p>
+      <w:pPr>
+        <w:pStyle w:val="ListBullet"/>
+        <w:spacing w:line="240" w:lineRule="auto"/>
+        <w:ind w:left="720"/>
+      </w:pPr>
+      <w:r>
+        <w:rPr>
+          <w:lang w:val="es_ES" w:bidi="es_ES"/>
+        </w:rPr>
+      </w:r>
+      <w:r>
+        <w:rPr>
+          <w:lang w:val="es_ES" w:bidi="es_ES"/>
+        </w:rPr>
+        <w:t>Colosenses 4:10–11</w:t>
+      </w:r>
+    </w:p>
+    <w:p>
+      <w:pPr>
+        <w:pStyle w:val="ListBullet"/>
+        <w:spacing w:line="240" w:lineRule="auto"/>
+        <w:ind w:left="720"/>
+      </w:pPr>
+      <w:r>
+        <w:rPr>
+          <w:lang w:val="es_ES" w:bidi="es_ES"/>
+        </w:rPr>
+      </w:r>
+      <w:r>
+        <w:rPr>
+          <w:lang w:val="es_ES" w:bidi="es_ES"/>
+        </w:rPr>
+        <w:t>Gálatas 2:9–10</w:t>
+      </w:r>
+    </w:p>
+    <w:p>
+      <w:pPr>
+        <w:pStyle w:val="ListBullet"/>
+        <w:spacing w:line="240" w:lineRule="auto"/>
+        <w:ind w:left="720"/>
+      </w:pPr>
+      <w:r>
+        <w:rPr>
+          <w:lang w:val="es_ES" w:bidi="es_ES"/>
+        </w:rPr>
+      </w:r>
+      <w:r>
+        <w:rPr>
+          <w:lang w:val="es_ES" w:bidi="es_ES"/>
+        </w:rPr>
+        <w:t>Gálatas 2:13</w:t>
+      </w:r>
     </w:p>
     <w:p>
       <w:pPr>
@@ -10306,210 +9628,156 @@
           <w:lang w:val="es_ES" w:bidi="es_ES"/>
         </w:rPr>
       </w:r>
-      <w:hyperlink r:id="rId126">
-        <w:r>
-          <w:rPr>
-            <w:lang w:val="es_ES" w:bidi="es_ES"/>
-          </w:rPr>
-          <w:rPr>
-            <w:color w:val="0000EE"/>
-            <w:u w:val="single"/>
-          </w:rPr>
-          <w:t>1 Tesalonicenses 5.25–28</w:t>
-        </w:r>
-      </w:hyperlink>
-    </w:p>
-    <w:p>
-      <w:pPr>
-        <w:pStyle w:val="ListBullet"/>
-        <w:spacing w:line="240" w:lineRule="auto"/>
-        <w:ind w:left="720"/>
-      </w:pPr>
-      <w:r>
-        <w:rPr>
-          <w:lang w:val="es_ES" w:bidi="es_ES"/>
-        </w:rPr>
-      </w:r>
-      <w:hyperlink r:id="rId127">
-        <w:r>
-          <w:rPr>
-            <w:lang w:val="es_ES" w:bidi="es_ES"/>
-          </w:rPr>
-          <w:rPr>
-            <w:color w:val="0000EE"/>
-            <w:u w:val="single"/>
-          </w:rPr>
-          <w:t>Génesis 27.26–27</w:t>
-        </w:r>
-      </w:hyperlink>
-    </w:p>
-    <w:p>
-      <w:pPr>
-        <w:pStyle w:val="ListBullet"/>
-        <w:spacing w:line="240" w:lineRule="auto"/>
-        <w:ind w:left="720"/>
-      </w:pPr>
-      <w:r>
-        <w:rPr>
-          <w:lang w:val="es_ES" w:bidi="es_ES"/>
-        </w:rPr>
-      </w:r>
-      <w:hyperlink r:id="rId128">
-        <w:r>
-          <w:rPr>
-            <w:lang w:val="es_ES" w:bidi="es_ES"/>
-          </w:rPr>
-          <w:rPr>
-            <w:color w:val="0000EE"/>
-            <w:u w:val="single"/>
-          </w:rPr>
-          <w:t>Génesis 29.11</w:t>
-        </w:r>
-      </w:hyperlink>
-    </w:p>
-    <w:p>
-      <w:pPr>
-        <w:pStyle w:val="ListBullet"/>
-        <w:spacing w:line="240" w:lineRule="auto"/>
-        <w:ind w:left="720"/>
-      </w:pPr>
-      <w:r>
-        <w:rPr>
-          <w:lang w:val="es_ES" w:bidi="es_ES"/>
-        </w:rPr>
-      </w:r>
-      <w:hyperlink r:id="rId129">
-        <w:r>
-          <w:rPr>
-            <w:lang w:val="es_ES" w:bidi="es_ES"/>
-          </w:rPr>
-          <w:rPr>
-            <w:color w:val="0000EE"/>
-            <w:u w:val="single"/>
-          </w:rPr>
-          <w:t>Génesis 31.28</w:t>
-        </w:r>
-      </w:hyperlink>
-    </w:p>
-    <w:p>
-      <w:pPr>
-        <w:pStyle w:val="ListBullet"/>
-        <w:spacing w:line="240" w:lineRule="auto"/>
-        <w:ind w:left="720"/>
-      </w:pPr>
-      <w:r>
-        <w:rPr>
-          <w:lang w:val="es_ES" w:bidi="es_ES"/>
-        </w:rPr>
-      </w:r>
-      <w:hyperlink r:id="rId130">
-        <w:r>
-          <w:rPr>
-            <w:lang w:val="es_ES" w:bidi="es_ES"/>
-          </w:rPr>
-          <w:rPr>
-            <w:color w:val="0000EE"/>
-            <w:u w:val="single"/>
-          </w:rPr>
-          <w:t>Génesis 45.15</w:t>
-        </w:r>
-      </w:hyperlink>
-    </w:p>
-    <w:p>
-      <w:pPr>
-        <w:pStyle w:val="ListBullet"/>
-        <w:spacing w:line="240" w:lineRule="auto"/>
-        <w:ind w:left="720"/>
-      </w:pPr>
-      <w:r>
-        <w:rPr>
-          <w:lang w:val="es_ES" w:bidi="es_ES"/>
-        </w:rPr>
-      </w:r>
-      <w:hyperlink r:id="rId131">
-        <w:r>
-          <w:rPr>
-            <w:lang w:val="es_ES" w:bidi="es_ES"/>
-          </w:rPr>
-          <w:rPr>
-            <w:color w:val="0000EE"/>
-            <w:u w:val="single"/>
-          </w:rPr>
-          <w:t>Génesis 48.10</w:t>
-        </w:r>
-      </w:hyperlink>
-    </w:p>
-    <w:p>
-      <w:pPr>
-        <w:pStyle w:val="ListBullet"/>
-        <w:spacing w:line="240" w:lineRule="auto"/>
-        <w:ind w:left="720"/>
-      </w:pPr>
-      <w:r>
-        <w:rPr>
-          <w:lang w:val="es_ES" w:bidi="es_ES"/>
-        </w:rPr>
-      </w:r>
-      <w:hyperlink r:id="rId132">
-        <w:r>
-          <w:rPr>
-            <w:lang w:val="es_ES" w:bidi="es_ES"/>
-          </w:rPr>
-          <w:rPr>
-            <w:color w:val="0000EE"/>
-            <w:u w:val="single"/>
-          </w:rPr>
-          <w:t>Lucas 22.48</w:t>
-        </w:r>
-      </w:hyperlink>
-    </w:p>
-    <w:p>
-      <w:pPr>
-        <w:pStyle w:val="ListBullet"/>
-        <w:spacing w:line="240" w:lineRule="auto"/>
-        <w:ind w:left="720"/>
-      </w:pPr>
-      <w:r>
-        <w:rPr>
-          <w:lang w:val="es_ES" w:bidi="es_ES"/>
-        </w:rPr>
-      </w:r>
-      <w:hyperlink r:id="rId133">
-        <w:r>
-          <w:rPr>
-            <w:lang w:val="es_ES" w:bidi="es_ES"/>
-          </w:rPr>
-          <w:rPr>
-            <w:color w:val="0000EE"/>
-            <w:u w:val="single"/>
-          </w:rPr>
-          <w:t>Marcos 14.45</w:t>
-        </w:r>
-      </w:hyperlink>
-    </w:p>
-    <w:p>
-      <w:pPr>
-        <w:pStyle w:val="ListBullet"/>
-        <w:spacing w:line="240" w:lineRule="auto"/>
-        <w:ind w:left="720"/>
-      </w:pPr>
-      <w:r>
-        <w:rPr>
-          <w:lang w:val="es_ES" w:bidi="es_ES"/>
-        </w:rPr>
-      </w:r>
-      <w:hyperlink r:id="rId134">
-        <w:r>
-          <w:rPr>
-            <w:lang w:val="es_ES" w:bidi="es_ES"/>
-          </w:rPr>
-          <w:rPr>
-            <w:color w:val="0000EE"/>
-            <w:u w:val="single"/>
-          </w:rPr>
-          <w:t>Mateo 26.48</w:t>
-        </w:r>
-      </w:hyperlink>
+      <w:r>
+        <w:rPr>
+          <w:lang w:val="es_ES" w:bidi="es_ES"/>
+        </w:rPr>
+        <w:t>1 Tesalonicenses 5.25–28</w:t>
+      </w:r>
+    </w:p>
+    <w:p>
+      <w:pPr>
+        <w:pStyle w:val="ListBullet"/>
+        <w:spacing w:line="240" w:lineRule="auto"/>
+        <w:ind w:left="720"/>
+      </w:pPr>
+      <w:r>
+        <w:rPr>
+          <w:lang w:val="es_ES" w:bidi="es_ES"/>
+        </w:rPr>
+      </w:r>
+      <w:r>
+        <w:rPr>
+          <w:lang w:val="es_ES" w:bidi="es_ES"/>
+        </w:rPr>
+        <w:t>Génesis 27.26–27</w:t>
+      </w:r>
+    </w:p>
+    <w:p>
+      <w:pPr>
+        <w:pStyle w:val="ListBullet"/>
+        <w:spacing w:line="240" w:lineRule="auto"/>
+        <w:ind w:left="720"/>
+      </w:pPr>
+      <w:r>
+        <w:rPr>
+          <w:lang w:val="es_ES" w:bidi="es_ES"/>
+        </w:rPr>
+      </w:r>
+      <w:r>
+        <w:rPr>
+          <w:lang w:val="es_ES" w:bidi="es_ES"/>
+        </w:rPr>
+        <w:t>Génesis 29.11</w:t>
+      </w:r>
+    </w:p>
+    <w:p>
+      <w:pPr>
+        <w:pStyle w:val="ListBullet"/>
+        <w:spacing w:line="240" w:lineRule="auto"/>
+        <w:ind w:left="720"/>
+      </w:pPr>
+      <w:r>
+        <w:rPr>
+          <w:lang w:val="es_ES" w:bidi="es_ES"/>
+        </w:rPr>
+      </w:r>
+      <w:r>
+        <w:rPr>
+          <w:lang w:val="es_ES" w:bidi="es_ES"/>
+        </w:rPr>
+        <w:t>Génesis 31.28</w:t>
+      </w:r>
+    </w:p>
+    <w:p>
+      <w:pPr>
+        <w:pStyle w:val="ListBullet"/>
+        <w:spacing w:line="240" w:lineRule="auto"/>
+        <w:ind w:left="720"/>
+      </w:pPr>
+      <w:r>
+        <w:rPr>
+          <w:lang w:val="es_ES" w:bidi="es_ES"/>
+        </w:rPr>
+      </w:r>
+      <w:r>
+        <w:rPr>
+          <w:lang w:val="es_ES" w:bidi="es_ES"/>
+        </w:rPr>
+        <w:t>Génesis 45.15</w:t>
+      </w:r>
+    </w:p>
+    <w:p>
+      <w:pPr>
+        <w:pStyle w:val="ListBullet"/>
+        <w:spacing w:line="240" w:lineRule="auto"/>
+        <w:ind w:left="720"/>
+      </w:pPr>
+      <w:r>
+        <w:rPr>
+          <w:lang w:val="es_ES" w:bidi="es_ES"/>
+        </w:rPr>
+      </w:r>
+      <w:r>
+        <w:rPr>
+          <w:lang w:val="es_ES" w:bidi="es_ES"/>
+        </w:rPr>
+        <w:t>Génesis 48.10</w:t>
+      </w:r>
+    </w:p>
+    <w:p>
+      <w:pPr>
+        <w:pStyle w:val="ListBullet"/>
+        <w:spacing w:line="240" w:lineRule="auto"/>
+        <w:ind w:left="720"/>
+      </w:pPr>
+      <w:r>
+        <w:rPr>
+          <w:lang w:val="es_ES" w:bidi="es_ES"/>
+        </w:rPr>
+      </w:r>
+      <w:r>
+        <w:rPr>
+          <w:lang w:val="es_ES" w:bidi="es_ES"/>
+        </w:rPr>
+        <w:t>Lucas 22.48</w:t>
+      </w:r>
+    </w:p>
+    <w:p>
+      <w:pPr>
+        <w:pStyle w:val="ListBullet"/>
+        <w:spacing w:line="240" w:lineRule="auto"/>
+        <w:ind w:left="720"/>
+      </w:pPr>
+      <w:r>
+        <w:rPr>
+          <w:lang w:val="es_ES" w:bidi="es_ES"/>
+        </w:rPr>
+      </w:r>
+      <w:r>
+        <w:rPr>
+          <w:lang w:val="es_ES" w:bidi="es_ES"/>
+        </w:rPr>
+        <w:t>Marcos 14.45</w:t>
+      </w:r>
+    </w:p>
+    <w:p>
+      <w:pPr>
+        <w:pStyle w:val="ListBullet"/>
+        <w:spacing w:line="240" w:lineRule="auto"/>
+        <w:ind w:left="720"/>
+      </w:pPr>
+      <w:r>
+        <w:rPr>
+          <w:lang w:val="es_ES" w:bidi="es_ES"/>
+        </w:rPr>
+      </w:r>
+      <w:r>
+        <w:rPr>
+          <w:lang w:val="es_ES" w:bidi="es_ES"/>
+        </w:rPr>
+        <w:t>Mateo 26.48</w:t>
+      </w:r>
     </w:p>
     <w:p>
       <w:pPr>
@@ -10809,138 +10077,102 @@
           <w:lang w:val="es_ES" w:bidi="es_ES"/>
         </w:rPr>
       </w:r>
-      <w:hyperlink r:id="rId135">
-        <w:r>
-          <w:rPr>
-            <w:lang w:val="es_ES" w:bidi="es_ES"/>
-          </w:rPr>
-          <w:rPr>
-            <w:color w:val="0000EE"/>
-            <w:u w:val="single"/>
-          </w:rPr>
-          <w:t>1 Corintios 15:32</w:t>
-        </w:r>
-      </w:hyperlink>
-    </w:p>
-    <w:p>
-      <w:pPr>
-        <w:pStyle w:val="ListBullet"/>
-        <w:spacing w:line="240" w:lineRule="auto"/>
-        <w:ind w:left="720"/>
-      </w:pPr>
-      <w:r>
-        <w:rPr>
-          <w:lang w:val="es_ES" w:bidi="es_ES"/>
-        </w:rPr>
-      </w:r>
-      <w:hyperlink r:id="rId136">
-        <w:r>
-          <w:rPr>
-            <w:lang w:val="es_ES" w:bidi="es_ES"/>
-          </w:rPr>
-          <w:rPr>
-            <w:color w:val="0000EE"/>
-            <w:u w:val="single"/>
-          </w:rPr>
-          <w:t>1 Samuel 17:44</w:t>
-        </w:r>
-      </w:hyperlink>
-    </w:p>
-    <w:p>
-      <w:pPr>
-        <w:pStyle w:val="ListBullet"/>
-        <w:spacing w:line="240" w:lineRule="auto"/>
-        <w:ind w:left="720"/>
-      </w:pPr>
-      <w:r>
-        <w:rPr>
-          <w:lang w:val="es_ES" w:bidi="es_ES"/>
-        </w:rPr>
-      </w:r>
-      <w:hyperlink r:id="rId137">
-        <w:r>
-          <w:rPr>
-            <w:lang w:val="es_ES" w:bidi="es_ES"/>
-          </w:rPr>
-          <w:rPr>
-            <w:color w:val="0000EE"/>
-            <w:u w:val="single"/>
-          </w:rPr>
-          <w:t>2 Crónicas 25:18</w:t>
-        </w:r>
-      </w:hyperlink>
-    </w:p>
-    <w:p>
-      <w:pPr>
-        <w:pStyle w:val="ListBullet"/>
-        <w:spacing w:line="240" w:lineRule="auto"/>
-        <w:ind w:left="720"/>
-      </w:pPr>
-      <w:r>
-        <w:rPr>
-          <w:lang w:val="es_ES" w:bidi="es_ES"/>
-        </w:rPr>
-      </w:r>
-      <w:hyperlink r:id="rId138">
-        <w:r>
-          <w:rPr>
-            <w:lang w:val="es_ES" w:bidi="es_ES"/>
-          </w:rPr>
-          <w:rPr>
-            <w:color w:val="0000EE"/>
-            <w:u w:val="single"/>
-          </w:rPr>
-          <w:t>Jeremías 16:1–4</w:t>
-        </w:r>
-      </w:hyperlink>
-    </w:p>
-    <w:p>
-      <w:pPr>
-        <w:pStyle w:val="ListBullet"/>
-        <w:spacing w:line="240" w:lineRule="auto"/>
-        <w:ind w:left="720"/>
-      </w:pPr>
-      <w:r>
-        <w:rPr>
-          <w:lang w:val="es_ES" w:bidi="es_ES"/>
-        </w:rPr>
-      </w:r>
-      <w:hyperlink r:id="rId139">
-        <w:r>
-          <w:rPr>
-            <w:lang w:val="es_ES" w:bidi="es_ES"/>
-          </w:rPr>
-          <w:rPr>
-            <w:color w:val="0000EE"/>
-            <w:u w:val="single"/>
-          </w:rPr>
-          <w:t>Levítico 7:21</w:t>
-        </w:r>
-      </w:hyperlink>
-    </w:p>
-    <w:p>
-      <w:pPr>
-        <w:pStyle w:val="ListBullet"/>
-        <w:spacing w:line="240" w:lineRule="auto"/>
-        <w:ind w:left="720"/>
-      </w:pPr>
-      <w:r>
-        <w:rPr>
-          <w:lang w:val="es_ES" w:bidi="es_ES"/>
-        </w:rPr>
-      </w:r>
-      <w:hyperlink r:id="rId140">
-        <w:r>
-          <w:rPr>
-            <w:lang w:val="es_ES" w:bidi="es_ES"/>
-          </w:rPr>
-          <w:rPr>
-            <w:color w:val="0000EE"/>
-            <w:u w:val="single"/>
-          </w:rPr>
-          <w:t>Salmos 49:12–13</w:t>
-        </w:r>
-      </w:hyperlink>
+      <w:r>
+        <w:rPr>
+          <w:lang w:val="es_ES" w:bidi="es_ES"/>
+        </w:rPr>
+        <w:t>1 Corintios 15:32</w:t>
+      </w:r>
+    </w:p>
+    <w:p>
+      <w:pPr>
+        <w:pStyle w:val="ListBullet"/>
+        <w:spacing w:line="240" w:lineRule="auto"/>
+        <w:ind w:left="720"/>
+      </w:pPr>
+      <w:r>
+        <w:rPr>
+          <w:lang w:val="es_ES" w:bidi="es_ES"/>
+        </w:rPr>
+      </w:r>
+      <w:r>
+        <w:rPr>
+          <w:lang w:val="es_ES" w:bidi="es_ES"/>
+        </w:rPr>
+        <w:t>1 Samuel 17:44</w:t>
+      </w:r>
+    </w:p>
+    <w:p>
+      <w:pPr>
+        <w:pStyle w:val="ListBullet"/>
+        <w:spacing w:line="240" w:lineRule="auto"/>
+        <w:ind w:left="720"/>
+      </w:pPr>
+      <w:r>
+        <w:rPr>
+          <w:lang w:val="es_ES" w:bidi="es_ES"/>
+        </w:rPr>
+      </w:r>
+      <w:r>
+        <w:rPr>
+          <w:lang w:val="es_ES" w:bidi="es_ES"/>
+        </w:rPr>
+        <w:t>2 Crónicas 25:18</w:t>
+      </w:r>
+    </w:p>
+    <w:p>
+      <w:pPr>
+        <w:pStyle w:val="ListBullet"/>
+        <w:spacing w:line="240" w:lineRule="auto"/>
+        <w:ind w:left="720"/>
+      </w:pPr>
+      <w:r>
+        <w:rPr>
+          <w:lang w:val="es_ES" w:bidi="es_ES"/>
+        </w:rPr>
+      </w:r>
+      <w:r>
+        <w:rPr>
+          <w:lang w:val="es_ES" w:bidi="es_ES"/>
+        </w:rPr>
+        <w:t>Jeremías 16:1–4</w:t>
+      </w:r>
+    </w:p>
+    <w:p>
+      <w:pPr>
+        <w:pStyle w:val="ListBullet"/>
+        <w:spacing w:line="240" w:lineRule="auto"/>
+        <w:ind w:left="720"/>
+      </w:pPr>
+      <w:r>
+        <w:rPr>
+          <w:lang w:val="es_ES" w:bidi="es_ES"/>
+        </w:rPr>
+      </w:r>
+      <w:r>
+        <w:rPr>
+          <w:lang w:val="es_ES" w:bidi="es_ES"/>
+        </w:rPr>
+        <w:t>Levítico 7:21</w:t>
+      </w:r>
+    </w:p>
+    <w:p>
+      <w:pPr>
+        <w:pStyle w:val="ListBullet"/>
+        <w:spacing w:line="240" w:lineRule="auto"/>
+        <w:ind w:left="720"/>
+      </w:pPr>
+      <w:r>
+        <w:rPr>
+          <w:lang w:val="es_ES" w:bidi="es_ES"/>
+        </w:rPr>
+      </w:r>
+      <w:r>
+        <w:rPr>
+          <w:lang w:val="es_ES" w:bidi="es_ES"/>
+        </w:rPr>
+        <w:t>Salmos 49:12–13</w:t>
+      </w:r>
     </w:p>
     <w:p>
       <w:pPr>
@@ -11206,90 +10438,66 @@
           <w:lang w:val="es_ES" w:bidi="es_ES"/>
         </w:rPr>
       </w:r>
-      <w:hyperlink r:id="rId141">
-        <w:r>
-          <w:rPr>
-            <w:lang w:val="es_ES" w:bidi="es_ES"/>
-          </w:rPr>
-          <w:rPr>
-            <w:color w:val="0000EE"/>
-            <w:u w:val="single"/>
-          </w:rPr>
-          <w:t>1 Reyes 4:9</w:t>
-        </w:r>
-      </w:hyperlink>
-    </w:p>
-    <w:p>
-      <w:pPr>
-        <w:pStyle w:val="ListBullet"/>
-        <w:spacing w:line="240" w:lineRule="auto"/>
-        <w:ind w:left="720"/>
-      </w:pPr>
-      <w:r>
-        <w:rPr>
-          <w:lang w:val="es_ES" w:bidi="es_ES"/>
-        </w:rPr>
-      </w:r>
-      <w:hyperlink r:id="rId142">
-        <w:r>
-          <w:rPr>
-            <w:lang w:val="es_ES" w:bidi="es_ES"/>
-          </w:rPr>
-          <w:rPr>
-            <w:color w:val="0000EE"/>
-            <w:u w:val="single"/>
-          </w:rPr>
-          <w:t>1 Samuel 6:9</w:t>
-        </w:r>
-      </w:hyperlink>
-    </w:p>
-    <w:p>
-      <w:pPr>
-        <w:pStyle w:val="ListBullet"/>
-        <w:spacing w:line="240" w:lineRule="auto"/>
-        <w:ind w:left="720"/>
-      </w:pPr>
-      <w:r>
-        <w:rPr>
-          <w:lang w:val="es_ES" w:bidi="es_ES"/>
-        </w:rPr>
-      </w:r>
-      <w:hyperlink r:id="rId143">
-        <w:r>
-          <w:rPr>
-            <w:lang w:val="es_ES" w:bidi="es_ES"/>
-          </w:rPr>
-          <w:rPr>
-            <w:color w:val="0000EE"/>
-            <w:u w:val="single"/>
-          </w:rPr>
-          <w:t>Josué 19:20–22</w:t>
-        </w:r>
-      </w:hyperlink>
-    </w:p>
-    <w:p>
-      <w:pPr>
-        <w:pStyle w:val="ListBullet"/>
-        <w:spacing w:line="240" w:lineRule="auto"/>
-        <w:ind w:left="720"/>
-      </w:pPr>
-      <w:r>
-        <w:rPr>
-          <w:lang w:val="es_ES" w:bidi="es_ES"/>
-        </w:rPr>
-      </w:r>
-      <w:hyperlink r:id="rId144">
-        <w:r>
-          <w:rPr>
-            <w:lang w:val="es_ES" w:bidi="es_ES"/>
-          </w:rPr>
-          <w:rPr>
-            <w:color w:val="0000EE"/>
-            <w:u w:val="single"/>
-          </w:rPr>
-          <w:t>Jueces 1:33</w:t>
-        </w:r>
-      </w:hyperlink>
+      <w:r>
+        <w:rPr>
+          <w:lang w:val="es_ES" w:bidi="es_ES"/>
+        </w:rPr>
+        <w:t>1 Reyes 4:9</w:t>
+      </w:r>
+    </w:p>
+    <w:p>
+      <w:pPr>
+        <w:pStyle w:val="ListBullet"/>
+        <w:spacing w:line="240" w:lineRule="auto"/>
+        <w:ind w:left="720"/>
+      </w:pPr>
+      <w:r>
+        <w:rPr>
+          <w:lang w:val="es_ES" w:bidi="es_ES"/>
+        </w:rPr>
+      </w:r>
+      <w:r>
+        <w:rPr>
+          <w:lang w:val="es_ES" w:bidi="es_ES"/>
+        </w:rPr>
+        <w:t>1 Samuel 6:9</w:t>
+      </w:r>
+    </w:p>
+    <w:p>
+      <w:pPr>
+        <w:pStyle w:val="ListBullet"/>
+        <w:spacing w:line="240" w:lineRule="auto"/>
+        <w:ind w:left="720"/>
+      </w:pPr>
+      <w:r>
+        <w:rPr>
+          <w:lang w:val="es_ES" w:bidi="es_ES"/>
+        </w:rPr>
+      </w:r>
+      <w:r>
+        <w:rPr>
+          <w:lang w:val="es_ES" w:bidi="es_ES"/>
+        </w:rPr>
+        <w:t>Josué 19:20–22</w:t>
+      </w:r>
+    </w:p>
+    <w:p>
+      <w:pPr>
+        <w:pStyle w:val="ListBullet"/>
+        <w:spacing w:line="240" w:lineRule="auto"/>
+        <w:ind w:left="720"/>
+      </w:pPr>
+      <w:r>
+        <w:rPr>
+          <w:lang w:val="es_ES" w:bidi="es_ES"/>
+        </w:rPr>
+      </w:r>
+      <w:r>
+        <w:rPr>
+          <w:lang w:val="es_ES" w:bidi="es_ES"/>
+        </w:rPr>
+        <w:t>Jueces 1:33</w:t>
+      </w:r>
     </w:p>
     <w:p>
       <w:pPr>
@@ -11555,90 +10763,66 @@
           <w:lang w:val="es_ES" w:bidi="es_ES"/>
         </w:rPr>
       </w:r>
-      <w:hyperlink r:id="rId145">
-        <w:r>
-          <w:rPr>
-            <w:lang w:val="es_ES" w:bidi="es_ES"/>
-          </w:rPr>
-          <w:rPr>
-            <w:color w:val="0000EE"/>
-            <w:u w:val="single"/>
-          </w:rPr>
-          <w:t>Juan 1:26–28</w:t>
-        </w:r>
-      </w:hyperlink>
-    </w:p>
-    <w:p>
-      <w:pPr>
-        <w:pStyle w:val="ListBullet"/>
-        <w:spacing w:line="240" w:lineRule="auto"/>
-        <w:ind w:left="720"/>
-      </w:pPr>
-      <w:r>
-        <w:rPr>
-          <w:lang w:val="es_ES" w:bidi="es_ES"/>
-        </w:rPr>
-      </w:r>
-      <w:hyperlink r:id="rId146">
-        <w:r>
-          <w:rPr>
-            <w:lang w:val="es_ES" w:bidi="es_ES"/>
-          </w:rPr>
-          <w:rPr>
-            <w:color w:val="0000EE"/>
-            <w:u w:val="single"/>
-          </w:rPr>
-          <w:t>Lucas 24:50–51</w:t>
-        </w:r>
-      </w:hyperlink>
-    </w:p>
-    <w:p>
-      <w:pPr>
-        <w:pStyle w:val="ListBullet"/>
-        <w:spacing w:line="240" w:lineRule="auto"/>
-        <w:ind w:left="720"/>
-      </w:pPr>
-      <w:r>
-        <w:rPr>
-          <w:lang w:val="es_ES" w:bidi="es_ES"/>
-        </w:rPr>
-      </w:r>
-      <w:hyperlink r:id="rId147">
-        <w:r>
-          <w:rPr>
-            <w:lang w:val="es_ES" w:bidi="es_ES"/>
-          </w:rPr>
-          <w:rPr>
-            <w:color w:val="0000EE"/>
-            <w:u w:val="single"/>
-          </w:rPr>
-          <w:t>Marcos 11:1</w:t>
-        </w:r>
-      </w:hyperlink>
-    </w:p>
-    <w:p>
-      <w:pPr>
-        <w:pStyle w:val="ListBullet"/>
-        <w:spacing w:line="240" w:lineRule="auto"/>
-        <w:ind w:left="720"/>
-      </w:pPr>
-      <w:r>
-        <w:rPr>
-          <w:lang w:val="es_ES" w:bidi="es_ES"/>
-        </w:rPr>
-      </w:r>
-      <w:hyperlink r:id="rId148">
-        <w:r>
-          <w:rPr>
-            <w:lang w:val="es_ES" w:bidi="es_ES"/>
-          </w:rPr>
-          <w:rPr>
-            <w:color w:val="0000EE"/>
-            <w:u w:val="single"/>
-          </w:rPr>
-          <w:t>Mateo 21:15–17</w:t>
-        </w:r>
-      </w:hyperlink>
+      <w:r>
+        <w:rPr>
+          <w:lang w:val="es_ES" w:bidi="es_ES"/>
+        </w:rPr>
+        <w:t>Juan 1:26–28</w:t>
+      </w:r>
+    </w:p>
+    <w:p>
+      <w:pPr>
+        <w:pStyle w:val="ListBullet"/>
+        <w:spacing w:line="240" w:lineRule="auto"/>
+        <w:ind w:left="720"/>
+      </w:pPr>
+      <w:r>
+        <w:rPr>
+          <w:lang w:val="es_ES" w:bidi="es_ES"/>
+        </w:rPr>
+      </w:r>
+      <w:r>
+        <w:rPr>
+          <w:lang w:val="es_ES" w:bidi="es_ES"/>
+        </w:rPr>
+        <w:t>Lucas 24:50–51</w:t>
+      </w:r>
+    </w:p>
+    <w:p>
+      <w:pPr>
+        <w:pStyle w:val="ListBullet"/>
+        <w:spacing w:line="240" w:lineRule="auto"/>
+        <w:ind w:left="720"/>
+      </w:pPr>
+      <w:r>
+        <w:rPr>
+          <w:lang w:val="es_ES" w:bidi="es_ES"/>
+        </w:rPr>
+      </w:r>
+      <w:r>
+        <w:rPr>
+          <w:lang w:val="es_ES" w:bidi="es_ES"/>
+        </w:rPr>
+        <w:t>Marcos 11:1</w:t>
+      </w:r>
+    </w:p>
+    <w:p>
+      <w:pPr>
+        <w:pStyle w:val="ListBullet"/>
+        <w:spacing w:line="240" w:lineRule="auto"/>
+        <w:ind w:left="720"/>
+      </w:pPr>
+      <w:r>
+        <w:rPr>
+          <w:lang w:val="es_ES" w:bidi="es_ES"/>
+        </w:rPr>
+      </w:r>
+      <w:r>
+        <w:rPr>
+          <w:lang w:val="es_ES" w:bidi="es_ES"/>
+        </w:rPr>
+        <w:t>Mateo 21:15–17</w:t>
+      </w:r>
     </w:p>
     <w:p>
       <w:pPr>
@@ -11898,90 +11082,66 @@
           <w:lang w:val="es_ES" w:bidi="es_ES"/>
         </w:rPr>
       </w:r>
-      <w:hyperlink r:id="rId149">
-        <w:r>
-          <w:rPr>
-            <w:lang w:val="es_ES" w:bidi="es_ES"/>
-          </w:rPr>
-          <w:rPr>
-            <w:color w:val="0000EE"/>
-            <w:u w:val="single"/>
-          </w:rPr>
-          <w:t>Génesis 12:8–9</w:t>
-        </w:r>
-      </w:hyperlink>
-    </w:p>
-    <w:p>
-      <w:pPr>
-        <w:pStyle w:val="ListBullet"/>
-        <w:spacing w:line="240" w:lineRule="auto"/>
-        <w:ind w:left="720"/>
-      </w:pPr>
-      <w:r>
-        <w:rPr>
-          <w:lang w:val="es_ES" w:bidi="es_ES"/>
-        </w:rPr>
-      </w:r>
-      <w:hyperlink r:id="rId150">
-        <w:r>
-          <w:rPr>
-            <w:lang w:val="es_ES" w:bidi="es_ES"/>
-          </w:rPr>
-          <w:rPr>
-            <w:color w:val="0000EE"/>
-            <w:u w:val="single"/>
-          </w:rPr>
-          <w:t>Génesis 35:1</w:t>
-        </w:r>
-      </w:hyperlink>
-    </w:p>
-    <w:p>
-      <w:pPr>
-        <w:pStyle w:val="ListBullet"/>
-        <w:spacing w:line="240" w:lineRule="auto"/>
-        <w:ind w:left="720"/>
-      </w:pPr>
-      <w:r>
-        <w:rPr>
-          <w:lang w:val="es_ES" w:bidi="es_ES"/>
-        </w:rPr>
-      </w:r>
-      <w:hyperlink r:id="rId151">
-        <w:r>
-          <w:rPr>
-            <w:lang w:val="es_ES" w:bidi="es_ES"/>
-          </w:rPr>
-          <w:rPr>
-            <w:color w:val="0000EE"/>
-            <w:u w:val="single"/>
-          </w:rPr>
-          <w:t>Oseas 10:15</w:t>
-        </w:r>
-      </w:hyperlink>
-    </w:p>
-    <w:p>
-      <w:pPr>
-        <w:pStyle w:val="ListBullet"/>
-        <w:spacing w:line="240" w:lineRule="auto"/>
-        <w:ind w:left="720"/>
-      </w:pPr>
-      <w:r>
-        <w:rPr>
-          <w:lang w:val="es_ES" w:bidi="es_ES"/>
-        </w:rPr>
-      </w:r>
-      <w:hyperlink r:id="rId152">
-        <w:r>
-          <w:rPr>
-            <w:lang w:val="es_ES" w:bidi="es_ES"/>
-          </w:rPr>
-          <w:rPr>
-            <w:color w:val="0000EE"/>
-            <w:u w:val="single"/>
-          </w:rPr>
-          <w:t>Jueces 1:23</w:t>
-        </w:r>
-      </w:hyperlink>
+      <w:r>
+        <w:rPr>
+          <w:lang w:val="es_ES" w:bidi="es_ES"/>
+        </w:rPr>
+        <w:t>Génesis 12:8–9</w:t>
+      </w:r>
+    </w:p>
+    <w:p>
+      <w:pPr>
+        <w:pStyle w:val="ListBullet"/>
+        <w:spacing w:line="240" w:lineRule="auto"/>
+        <w:ind w:left="720"/>
+      </w:pPr>
+      <w:r>
+        <w:rPr>
+          <w:lang w:val="es_ES" w:bidi="es_ES"/>
+        </w:rPr>
+      </w:r>
+      <w:r>
+        <w:rPr>
+          <w:lang w:val="es_ES" w:bidi="es_ES"/>
+        </w:rPr>
+        <w:t>Génesis 35:1</w:t>
+      </w:r>
+    </w:p>
+    <w:p>
+      <w:pPr>
+        <w:pStyle w:val="ListBullet"/>
+        <w:spacing w:line="240" w:lineRule="auto"/>
+        <w:ind w:left="720"/>
+      </w:pPr>
+      <w:r>
+        <w:rPr>
+          <w:lang w:val="es_ES" w:bidi="es_ES"/>
+        </w:rPr>
+      </w:r>
+      <w:r>
+        <w:rPr>
+          <w:lang w:val="es_ES" w:bidi="es_ES"/>
+        </w:rPr>
+        <w:t>Oseas 10:15</w:t>
+      </w:r>
+    </w:p>
+    <w:p>
+      <w:pPr>
+        <w:pStyle w:val="ListBullet"/>
+        <w:spacing w:line="240" w:lineRule="auto"/>
+        <w:ind w:left="720"/>
+      </w:pPr>
+      <w:r>
+        <w:rPr>
+          <w:lang w:val="es_ES" w:bidi="es_ES"/>
+        </w:rPr>
+      </w:r>
+      <w:r>
+        <w:rPr>
+          <w:lang w:val="es_ES" w:bidi="es_ES"/>
+        </w:rPr>
+        <w:t>Jueces 1:23</w:t>
+      </w:r>
     </w:p>
     <w:p>
       <w:pPr>
@@ -12247,90 +11407,66 @@
           <w:lang w:val="es_ES" w:bidi="es_ES"/>
         </w:rPr>
       </w:r>
-      <w:hyperlink r:id="rId153">
-        <w:r>
-          <w:rPr>
-            <w:lang w:val="es_ES" w:bidi="es_ES"/>
-          </w:rPr>
-          <w:rPr>
-            <w:color w:val="0000EE"/>
-            <w:u w:val="single"/>
-          </w:rPr>
-          <w:t>1 Crónicas 3:4–5</w:t>
-        </w:r>
-      </w:hyperlink>
-    </w:p>
-    <w:p>
-      <w:pPr>
-        <w:pStyle w:val="ListBullet"/>
-        <w:spacing w:line="240" w:lineRule="auto"/>
-        <w:ind w:left="720"/>
-      </w:pPr>
-      <w:r>
-        <w:rPr>
-          <w:lang w:val="es_ES" w:bidi="es_ES"/>
-        </w:rPr>
-      </w:r>
-      <w:hyperlink r:id="rId154">
-        <w:r>
-          <w:rPr>
-            <w:lang w:val="es_ES" w:bidi="es_ES"/>
-          </w:rPr>
-          <w:rPr>
-            <w:color w:val="0000EE"/>
-            <w:u w:val="single"/>
-          </w:rPr>
-          <w:t>1 Reyes 1:11</w:t>
-        </w:r>
-      </w:hyperlink>
-    </w:p>
-    <w:p>
-      <w:pPr>
-        <w:pStyle w:val="ListBullet"/>
-        <w:spacing w:line="240" w:lineRule="auto"/>
-        <w:ind w:left="720"/>
-      </w:pPr>
-      <w:r>
-        <w:rPr>
-          <w:lang w:val="es_ES" w:bidi="es_ES"/>
-        </w:rPr>
-      </w:r>
-      <w:hyperlink r:id="rId155">
-        <w:r>
-          <w:rPr>
-            <w:lang w:val="es_ES" w:bidi="es_ES"/>
-          </w:rPr>
-          <w:rPr>
-            <w:color w:val="0000EE"/>
-            <w:u w:val="single"/>
-          </w:rPr>
-          <w:t>2 Samuel 11:3</w:t>
-        </w:r>
-      </w:hyperlink>
-    </w:p>
-    <w:p>
-      <w:pPr>
-        <w:pStyle w:val="ListBullet"/>
-        <w:spacing w:line="240" w:lineRule="auto"/>
-        <w:ind w:left="720"/>
-      </w:pPr>
-      <w:r>
-        <w:rPr>
-          <w:lang w:val="es_ES" w:bidi="es_ES"/>
-        </w:rPr>
-      </w:r>
-      <w:hyperlink r:id="rId156">
-        <w:r>
-          <w:rPr>
-            <w:lang w:val="es_ES" w:bidi="es_ES"/>
-          </w:rPr>
-          <w:rPr>
-            <w:color w:val="0000EE"/>
-            <w:u w:val="single"/>
-          </w:rPr>
-          <w:t>Salmo 51:1–2</w:t>
-        </w:r>
-      </w:hyperlink>
+      <w:r>
+        <w:rPr>
+          <w:lang w:val="es_ES" w:bidi="es_ES"/>
+        </w:rPr>
+        <w:t>1 Crónicas 3:4–5</w:t>
+      </w:r>
+    </w:p>
+    <w:p>
+      <w:pPr>
+        <w:pStyle w:val="ListBullet"/>
+        <w:spacing w:line="240" w:lineRule="auto"/>
+        <w:ind w:left="720"/>
+      </w:pPr>
+      <w:r>
+        <w:rPr>
+          <w:lang w:val="es_ES" w:bidi="es_ES"/>
+        </w:rPr>
+      </w:r>
+      <w:r>
+        <w:rPr>
+          <w:lang w:val="es_ES" w:bidi="es_ES"/>
+        </w:rPr>
+        <w:t>1 Reyes 1:11</w:t>
+      </w:r>
+    </w:p>
+    <w:p>
+      <w:pPr>
+        <w:pStyle w:val="ListBullet"/>
+        <w:spacing w:line="240" w:lineRule="auto"/>
+        <w:ind w:left="720"/>
+      </w:pPr>
+      <w:r>
+        <w:rPr>
+          <w:lang w:val="es_ES" w:bidi="es_ES"/>
+        </w:rPr>
+      </w:r>
+      <w:r>
+        <w:rPr>
+          <w:lang w:val="es_ES" w:bidi="es_ES"/>
+        </w:rPr>
+        <w:t>2 Samuel 11:3</w:t>
+      </w:r>
+    </w:p>
+    <w:p>
+      <w:pPr>
+        <w:pStyle w:val="ListBullet"/>
+        <w:spacing w:line="240" w:lineRule="auto"/>
+        <w:ind w:left="720"/>
+      </w:pPr>
+      <w:r>
+        <w:rPr>
+          <w:lang w:val="es_ES" w:bidi="es_ES"/>
+        </w:rPr>
+      </w:r>
+      <w:r>
+        <w:rPr>
+          <w:lang w:val="es_ES" w:bidi="es_ES"/>
+        </w:rPr>
+        <w:t>Salmo 51:1–2</w:t>
+      </w:r>
     </w:p>
     <w:p>
       <w:pPr>
@@ -12755,42 +11891,30 @@
           <w:lang w:val="es_ES" w:bidi="es_ES"/>
         </w:rPr>
       </w:r>
-      <w:hyperlink r:id="rId157">
-        <w:r>
-          <w:rPr>
-            <w:lang w:val="es_ES" w:bidi="es_ES"/>
-          </w:rPr>
-          <w:rPr>
-            <w:color w:val="0000EE"/>
-            <w:u w:val="single"/>
-          </w:rPr>
-          <w:t>1 Crónicas 4:30</w:t>
-        </w:r>
-      </w:hyperlink>
-    </w:p>
-    <w:p>
-      <w:pPr>
-        <w:pStyle w:val="ListBullet"/>
-        <w:spacing w:line="240" w:lineRule="auto"/>
-        <w:ind w:left="720"/>
-      </w:pPr>
-      <w:r>
-        <w:rPr>
-          <w:lang w:val="es_ES" w:bidi="es_ES"/>
-        </w:rPr>
-      </w:r>
-      <w:hyperlink r:id="rId158">
-        <w:r>
-          <w:rPr>
-            <w:lang w:val="es_ES" w:bidi="es_ES"/>
-          </w:rPr>
-          <w:rPr>
-            <w:color w:val="0000EE"/>
-            <w:u w:val="single"/>
-          </w:rPr>
-          <w:t>Génesis 28:2</w:t>
-        </w:r>
-      </w:hyperlink>
+      <w:r>
+        <w:rPr>
+          <w:lang w:val="es_ES" w:bidi="es_ES"/>
+        </w:rPr>
+        <w:t>1 Crónicas 4:30</w:t>
+      </w:r>
+    </w:p>
+    <w:p>
+      <w:pPr>
+        <w:pStyle w:val="ListBullet"/>
+        <w:spacing w:line="240" w:lineRule="auto"/>
+        <w:ind w:left="720"/>
+      </w:pPr>
+      <w:r>
+        <w:rPr>
+          <w:lang w:val="es_ES" w:bidi="es_ES"/>
+        </w:rPr>
+      </w:r>
+      <w:r>
+        <w:rPr>
+          <w:lang w:val="es_ES" w:bidi="es_ES"/>
+        </w:rPr>
+        <w:t>Génesis 28:2</w:t>
+      </w:r>
     </w:p>
     <w:p>
       <w:pPr>
@@ -13014,42 +12138,30 @@
           <w:lang w:val="es_ES" w:bidi="es_ES"/>
         </w:rPr>
       </w:r>
-      <w:hyperlink r:id="rId159">
-        <w:r>
-          <w:rPr>
-            <w:lang w:val="es_ES" w:bidi="es_ES"/>
-          </w:rPr>
-          <w:rPr>
-            <w:color w:val="0000EE"/>
-            <w:u w:val="single"/>
-          </w:rPr>
-          <w:t>Génesis 29:29</w:t>
-        </w:r>
-      </w:hyperlink>
-    </w:p>
-    <w:p>
-      <w:pPr>
-        <w:pStyle w:val="ListBullet"/>
-        <w:spacing w:line="240" w:lineRule="auto"/>
-        <w:ind w:left="720"/>
-      </w:pPr>
-      <w:r>
-        <w:rPr>
-          <w:lang w:val="es_ES" w:bidi="es_ES"/>
-        </w:rPr>
-      </w:r>
-      <w:hyperlink r:id="rId160">
-        <w:r>
-          <w:rPr>
-            <w:lang w:val="es_ES" w:bidi="es_ES"/>
-          </w:rPr>
-          <w:rPr>
-            <w:color w:val="0000EE"/>
-            <w:u w:val="single"/>
-          </w:rPr>
-          <w:t>Génesis 30:4</w:t>
-        </w:r>
-      </w:hyperlink>
+      <w:r>
+        <w:rPr>
+          <w:lang w:val="es_ES" w:bidi="es_ES"/>
+        </w:rPr>
+        <w:t>Génesis 29:29</w:t>
+      </w:r>
+    </w:p>
+    <w:p>
+      <w:pPr>
+        <w:pStyle w:val="ListBullet"/>
+        <w:spacing w:line="240" w:lineRule="auto"/>
+        <w:ind w:left="720"/>
+      </w:pPr>
+      <w:r>
+        <w:rPr>
+          <w:lang w:val="es_ES" w:bidi="es_ES"/>
+        </w:rPr>
+      </w:r>
+      <w:r>
+        <w:rPr>
+          <w:lang w:val="es_ES" w:bidi="es_ES"/>
+        </w:rPr>
+        <w:t>Génesis 30:4</w:t>
+      </w:r>
     </w:p>
     <w:p>
       <w:pPr>
@@ -13300,234 +12412,174 @@
           <w:lang w:val="es_ES" w:bidi="es_ES"/>
         </w:rPr>
       </w:r>
-      <w:hyperlink r:id="rId161">
-        <w:r>
-          <w:rPr>
-            <w:lang w:val="es_ES" w:bidi="es_ES"/>
-          </w:rPr>
-          <w:rPr>
-            <w:color w:val="0000EE"/>
-            <w:u w:val="single"/>
-          </w:rPr>
-          <w:t>1 Timoteo 1:12–14</w:t>
-        </w:r>
-      </w:hyperlink>
-    </w:p>
-    <w:p>
-      <w:pPr>
-        <w:pStyle w:val="ListBullet"/>
-        <w:spacing w:line="240" w:lineRule="auto"/>
-        <w:ind w:left="720"/>
-      </w:pPr>
-      <w:r>
-        <w:rPr>
-          <w:lang w:val="es_ES" w:bidi="es_ES"/>
-        </w:rPr>
-      </w:r>
-      <w:hyperlink r:id="rId162">
-        <w:r>
-          <w:rPr>
-            <w:lang w:val="es_ES" w:bidi="es_ES"/>
-          </w:rPr>
-          <w:rPr>
-            <w:color w:val="0000EE"/>
-            <w:u w:val="single"/>
-          </w:rPr>
-          <w:t>Hechos 6:11</w:t>
-        </w:r>
-      </w:hyperlink>
-    </w:p>
-    <w:p>
-      <w:pPr>
-        <w:pStyle w:val="ListBullet"/>
-        <w:spacing w:line="240" w:lineRule="auto"/>
-        <w:ind w:left="720"/>
-      </w:pPr>
-      <w:r>
-        <w:rPr>
-          <w:lang w:val="es_ES" w:bidi="es_ES"/>
-        </w:rPr>
-      </w:r>
-      <w:hyperlink r:id="rId163">
-        <w:r>
-          <w:rPr>
-            <w:lang w:val="es_ES" w:bidi="es_ES"/>
-          </w:rPr>
-          <w:rPr>
-            <w:color w:val="0000EE"/>
-            <w:u w:val="single"/>
-          </w:rPr>
-          <w:t>Hechos 26:9–11</w:t>
-        </w:r>
-      </w:hyperlink>
-    </w:p>
-    <w:p>
-      <w:pPr>
-        <w:pStyle w:val="ListBullet"/>
-        <w:spacing w:line="240" w:lineRule="auto"/>
-        <w:ind w:left="720"/>
-      </w:pPr>
-      <w:r>
-        <w:rPr>
-          <w:lang w:val="es_ES" w:bidi="es_ES"/>
-        </w:rPr>
-      </w:r>
-      <w:hyperlink r:id="rId164">
-        <w:r>
-          <w:rPr>
-            <w:lang w:val="es_ES" w:bidi="es_ES"/>
-          </w:rPr>
-          <w:rPr>
-            <w:color w:val="0000EE"/>
-            <w:u w:val="single"/>
-          </w:rPr>
-          <w:t>Santiago 2:5–7</w:t>
-        </w:r>
-      </w:hyperlink>
-    </w:p>
-    <w:p>
-      <w:pPr>
-        <w:pStyle w:val="ListBullet"/>
-        <w:spacing w:line="240" w:lineRule="auto"/>
-        <w:ind w:left="720"/>
-      </w:pPr>
-      <w:r>
-        <w:rPr>
-          <w:lang w:val="es_ES" w:bidi="es_ES"/>
-        </w:rPr>
-      </w:r>
-      <w:hyperlink r:id="rId165">
-        <w:r>
-          <w:rPr>
-            <w:lang w:val="es_ES" w:bidi="es_ES"/>
-          </w:rPr>
-          <w:rPr>
-            <w:color w:val="0000EE"/>
-            <w:u w:val="single"/>
-          </w:rPr>
-          <w:t>Juan 10:32–33</w:t>
-        </w:r>
-      </w:hyperlink>
-    </w:p>
-    <w:p>
-      <w:pPr>
-        <w:pStyle w:val="ListBullet"/>
-        <w:spacing w:line="240" w:lineRule="auto"/>
-        <w:ind w:left="720"/>
-      </w:pPr>
-      <w:r>
-        <w:rPr>
-          <w:lang w:val="es_ES" w:bidi="es_ES"/>
-        </w:rPr>
-      </w:r>
-      <w:hyperlink r:id="rId166">
-        <w:r>
-          <w:rPr>
-            <w:lang w:val="es_ES" w:bidi="es_ES"/>
-          </w:rPr>
-          <w:rPr>
-            <w:color w:val="0000EE"/>
-            <w:u w:val="single"/>
-          </w:rPr>
-          <w:t>Lucas 12:10</w:t>
-        </w:r>
-      </w:hyperlink>
-    </w:p>
-    <w:p>
-      <w:pPr>
-        <w:pStyle w:val="ListBullet"/>
-        <w:spacing w:line="240" w:lineRule="auto"/>
-        <w:ind w:left="720"/>
-      </w:pPr>
-      <w:r>
-        <w:rPr>
-          <w:lang w:val="es_ES" w:bidi="es_ES"/>
-        </w:rPr>
-      </w:r>
-      <w:hyperlink r:id="rId167">
-        <w:r>
-          <w:rPr>
-            <w:lang w:val="es_ES" w:bidi="es_ES"/>
-          </w:rPr>
-          <w:rPr>
-            <w:color w:val="0000EE"/>
-            <w:u w:val="single"/>
-          </w:rPr>
-          <w:t>Marcos 14:64</w:t>
-        </w:r>
-      </w:hyperlink>
-    </w:p>
-    <w:p>
-      <w:pPr>
-        <w:pStyle w:val="ListBullet"/>
-        <w:spacing w:line="240" w:lineRule="auto"/>
-        <w:ind w:left="720"/>
-      </w:pPr>
-      <w:r>
-        <w:rPr>
-          <w:lang w:val="es_ES" w:bidi="es_ES"/>
-        </w:rPr>
-      </w:r>
-      <w:hyperlink r:id="rId168">
-        <w:r>
-          <w:rPr>
-            <w:lang w:val="es_ES" w:bidi="es_ES"/>
-          </w:rPr>
-          <w:rPr>
-            <w:color w:val="0000EE"/>
-            <w:u w:val="single"/>
-          </w:rPr>
-          <w:t>Mateo 12:31</w:t>
-        </w:r>
-      </w:hyperlink>
-    </w:p>
-    <w:p>
-      <w:pPr>
-        <w:pStyle w:val="ListBullet"/>
-        <w:spacing w:line="240" w:lineRule="auto"/>
-        <w:ind w:left="720"/>
-      </w:pPr>
-      <w:r>
-        <w:rPr>
-          <w:lang w:val="es_ES" w:bidi="es_ES"/>
-        </w:rPr>
-      </w:r>
-      <w:hyperlink r:id="rId169">
-        <w:r>
-          <w:rPr>
-            <w:lang w:val="es_ES" w:bidi="es_ES"/>
-          </w:rPr>
-          <w:rPr>
-            <w:color w:val="0000EE"/>
-            <w:u w:val="single"/>
-          </w:rPr>
-          <w:t>Mateo 26:65</w:t>
-        </w:r>
-      </w:hyperlink>
-    </w:p>
-    <w:p>
-      <w:pPr>
-        <w:pStyle w:val="ListBullet"/>
-        <w:spacing w:line="240" w:lineRule="auto"/>
-        <w:ind w:left="720"/>
-      </w:pPr>
-      <w:r>
-        <w:rPr>
-          <w:lang w:val="es_ES" w:bidi="es_ES"/>
-        </w:rPr>
-      </w:r>
-      <w:hyperlink r:id="rId170">
-        <w:r>
-          <w:rPr>
-            <w:lang w:val="es_ES" w:bidi="es_ES"/>
-          </w:rPr>
-          <w:rPr>
-            <w:color w:val="0000EE"/>
-            <w:u w:val="single"/>
-          </w:rPr>
-          <w:t>Salmos 74:10</w:t>
-        </w:r>
-      </w:hyperlink>
+      <w:r>
+        <w:rPr>
+          <w:lang w:val="es_ES" w:bidi="es_ES"/>
+        </w:rPr>
+        <w:t>1 Timoteo 1:12–14</w:t>
+      </w:r>
+    </w:p>
+    <w:p>
+      <w:pPr>
+        <w:pStyle w:val="ListBullet"/>
+        <w:spacing w:line="240" w:lineRule="auto"/>
+        <w:ind w:left="720"/>
+      </w:pPr>
+      <w:r>
+        <w:rPr>
+          <w:lang w:val="es_ES" w:bidi="es_ES"/>
+        </w:rPr>
+      </w:r>
+      <w:r>
+        <w:rPr>
+          <w:lang w:val="es_ES" w:bidi="es_ES"/>
+        </w:rPr>
+        <w:t>Hechos 6:11</w:t>
+      </w:r>
+    </w:p>
+    <w:p>
+      <w:pPr>
+        <w:pStyle w:val="ListBullet"/>
+        <w:spacing w:line="240" w:lineRule="auto"/>
+        <w:ind w:left="720"/>
+      </w:pPr>
+      <w:r>
+        <w:rPr>
+          <w:lang w:val="es_ES" w:bidi="es_ES"/>
+        </w:rPr>
+      </w:r>
+      <w:r>
+        <w:rPr>
+          <w:lang w:val="es_ES" w:bidi="es_ES"/>
+        </w:rPr>
+        <w:t>Hechos 26:9–11</w:t>
+      </w:r>
+    </w:p>
+    <w:p>
+      <w:pPr>
+        <w:pStyle w:val="ListBullet"/>
+        <w:spacing w:line="240" w:lineRule="auto"/>
+        <w:ind w:left="720"/>
+      </w:pPr>
+      <w:r>
+        <w:rPr>
+          <w:lang w:val="es_ES" w:bidi="es_ES"/>
+        </w:rPr>
+      </w:r>
+      <w:r>
+        <w:rPr>
+          <w:lang w:val="es_ES" w:bidi="es_ES"/>
+        </w:rPr>
+        <w:t>Santiago 2:5–7</w:t>
+      </w:r>
+    </w:p>
+    <w:p>
+      <w:pPr>
+        <w:pStyle w:val="ListBullet"/>
+        <w:spacing w:line="240" w:lineRule="auto"/>
+        <w:ind w:left="720"/>
+      </w:pPr>
+      <w:r>
+        <w:rPr>
+          <w:lang w:val="es_ES" w:bidi="es_ES"/>
+        </w:rPr>
+      </w:r>
+      <w:r>
+        <w:rPr>
+          <w:lang w:val="es_ES" w:bidi="es_ES"/>
+        </w:rPr>
+        <w:t>Juan 10:32–33</w:t>
+      </w:r>
+    </w:p>
+    <w:p>
+      <w:pPr>
+        <w:pStyle w:val="ListBullet"/>
+        <w:spacing w:line="240" w:lineRule="auto"/>
+        <w:ind w:left="720"/>
+      </w:pPr>
+      <w:r>
+        <w:rPr>
+          <w:lang w:val="es_ES" w:bidi="es_ES"/>
+        </w:rPr>
+      </w:r>
+      <w:r>
+        <w:rPr>
+          <w:lang w:val="es_ES" w:bidi="es_ES"/>
+        </w:rPr>
+        <w:t>Lucas 12:10</w:t>
+      </w:r>
+    </w:p>
+    <w:p>
+      <w:pPr>
+        <w:pStyle w:val="ListBullet"/>
+        <w:spacing w:line="240" w:lineRule="auto"/>
+        <w:ind w:left="720"/>
+      </w:pPr>
+      <w:r>
+        <w:rPr>
+          <w:lang w:val="es_ES" w:bidi="es_ES"/>
+        </w:rPr>
+      </w:r>
+      <w:r>
+        <w:rPr>
+          <w:lang w:val="es_ES" w:bidi="es_ES"/>
+        </w:rPr>
+        <w:t>Marcos 14:64</w:t>
+      </w:r>
+    </w:p>
+    <w:p>
+      <w:pPr>
+        <w:pStyle w:val="ListBullet"/>
+        <w:spacing w:line="240" w:lineRule="auto"/>
+        <w:ind w:left="720"/>
+      </w:pPr>
+      <w:r>
+        <w:rPr>
+          <w:lang w:val="es_ES" w:bidi="es_ES"/>
+        </w:rPr>
+      </w:r>
+      <w:r>
+        <w:rPr>
+          <w:lang w:val="es_ES" w:bidi="es_ES"/>
+        </w:rPr>
+        <w:t>Mateo 12:31</w:t>
+      </w:r>
+    </w:p>
+    <w:p>
+      <w:pPr>
+        <w:pStyle w:val="ListBullet"/>
+        <w:spacing w:line="240" w:lineRule="auto"/>
+        <w:ind w:left="720"/>
+      </w:pPr>
+      <w:r>
+        <w:rPr>
+          <w:lang w:val="es_ES" w:bidi="es_ES"/>
+        </w:rPr>
+      </w:r>
+      <w:r>
+        <w:rPr>
+          <w:lang w:val="es_ES" w:bidi="es_ES"/>
+        </w:rPr>
+        <w:t>Mateo 26:65</w:t>
+      </w:r>
+    </w:p>
+    <w:p>
+      <w:pPr>
+        <w:pStyle w:val="ListBullet"/>
+        <w:spacing w:line="240" w:lineRule="auto"/>
+        <w:ind w:left="720"/>
+      </w:pPr>
+      <w:r>
+        <w:rPr>
+          <w:lang w:val="es_ES" w:bidi="es_ES"/>
+        </w:rPr>
+      </w:r>
+      <w:r>
+        <w:rPr>
+          <w:lang w:val="es_ES" w:bidi="es_ES"/>
+        </w:rPr>
+        <w:t>Salmos 74:10</w:t>
+      </w:r>
     </w:p>
     <w:p>
       <w:pPr>
@@ -13739,114 +12791,84 @@
           <w:lang w:val="es_ES" w:bidi="es_ES"/>
         </w:rPr>
       </w:r>
-      <w:hyperlink r:id="rId171">
-        <w:r>
-          <w:rPr>
-            <w:lang w:val="es_ES" w:bidi="es_ES"/>
-          </w:rPr>
-          <w:rPr>
-            <w:color w:val="0000EE"/>
-            <w:u w:val="single"/>
-          </w:rPr>
-          <w:t>1 Crónicas 2:12</w:t>
-        </w:r>
-      </w:hyperlink>
-    </w:p>
-    <w:p>
-      <w:pPr>
-        <w:pStyle w:val="ListBullet"/>
-        <w:spacing w:line="240" w:lineRule="auto"/>
-        <w:ind w:left="720"/>
-      </w:pPr>
-      <w:r>
-        <w:rPr>
-          <w:lang w:val="es_ES" w:bidi="es_ES"/>
-        </w:rPr>
-      </w:r>
-      <w:hyperlink r:id="rId172">
-        <w:r>
-          <w:rPr>
-            <w:lang w:val="es_ES" w:bidi="es_ES"/>
-          </w:rPr>
-          <w:rPr>
-            <w:color w:val="0000EE"/>
-            <w:u w:val="single"/>
-          </w:rPr>
-          <w:t>2 Crónicas 3:17</w:t>
-        </w:r>
-      </w:hyperlink>
-    </w:p>
-    <w:p>
-      <w:pPr>
-        <w:pStyle w:val="ListBullet"/>
-        <w:spacing w:line="240" w:lineRule="auto"/>
-        <w:ind w:left="720"/>
-      </w:pPr>
-      <w:r>
-        <w:rPr>
-          <w:lang w:val="es_ES" w:bidi="es_ES"/>
-        </w:rPr>
-      </w:r>
-      <w:hyperlink r:id="rId173">
-        <w:r>
-          <w:rPr>
-            <w:lang w:val="es_ES" w:bidi="es_ES"/>
-          </w:rPr>
-          <w:rPr>
-            <w:color w:val="0000EE"/>
-            <w:u w:val="single"/>
-          </w:rPr>
-          <w:t>Lucas 3:30–32</w:t>
-        </w:r>
-      </w:hyperlink>
-    </w:p>
-    <w:p>
-      <w:pPr>
-        <w:pStyle w:val="ListBullet"/>
-        <w:spacing w:line="240" w:lineRule="auto"/>
-        <w:ind w:left="720"/>
-      </w:pPr>
-      <w:r>
-        <w:rPr>
-          <w:lang w:val="es_ES" w:bidi="es_ES"/>
-        </w:rPr>
-      </w:r>
-      <w:hyperlink r:id="rId174">
-        <w:r>
-          <w:rPr>
-            <w:lang w:val="es_ES" w:bidi="es_ES"/>
-          </w:rPr>
-          <w:rPr>
-            <w:color w:val="0000EE"/>
-            <w:u w:val="single"/>
-          </w:rPr>
-          <w:t>Mateo 1:5</w:t>
-        </w:r>
-      </w:hyperlink>
-    </w:p>
-    <w:p>
-      <w:pPr>
-        <w:pStyle w:val="ListBullet"/>
-        <w:spacing w:line="240" w:lineRule="auto"/>
-        <w:ind w:left="720"/>
-      </w:pPr>
-      <w:r>
-        <w:rPr>
-          <w:lang w:val="es_ES" w:bidi="es_ES"/>
-        </w:rPr>
-      </w:r>
-      <w:hyperlink r:id="rId175">
-        <w:r>
-          <w:rPr>
-            <w:lang w:val="es_ES" w:bidi="es_ES"/>
-          </w:rPr>
-          <w:rPr>
-            <w:color w:val="0000EE"/>
-            <w:u w:val="single"/>
-          </w:rPr>
-          <w:t>Rut 2:4</w:t>
-        </w:r>
-      </w:hyperlink>
+      <w:r>
+        <w:rPr>
+          <w:lang w:val="es_ES" w:bidi="es_ES"/>
+        </w:rPr>
+        <w:t>1 Crónicas 2:12</w:t>
+      </w:r>
+    </w:p>
+    <w:p>
+      <w:pPr>
+        <w:pStyle w:val="ListBullet"/>
+        <w:spacing w:line="240" w:lineRule="auto"/>
+        <w:ind w:left="720"/>
+      </w:pPr>
+      <w:r>
+        <w:rPr>
+          <w:lang w:val="es_ES" w:bidi="es_ES"/>
+        </w:rPr>
+      </w:r>
+      <w:r>
+        <w:rPr>
+          <w:lang w:val="es_ES" w:bidi="es_ES"/>
+        </w:rPr>
+        <w:t>2 Crónicas 3:17</w:t>
+      </w:r>
+    </w:p>
+    <w:p>
+      <w:pPr>
+        <w:pStyle w:val="ListBullet"/>
+        <w:spacing w:line="240" w:lineRule="auto"/>
+        <w:ind w:left="720"/>
+      </w:pPr>
+      <w:r>
+        <w:rPr>
+          <w:lang w:val="es_ES" w:bidi="es_ES"/>
+        </w:rPr>
+      </w:r>
+      <w:r>
+        <w:rPr>
+          <w:lang w:val="es_ES" w:bidi="es_ES"/>
+        </w:rPr>
+        <w:t>Lucas 3:30–32</w:t>
+      </w:r>
+    </w:p>
+    <w:p>
+      <w:pPr>
+        <w:pStyle w:val="ListBullet"/>
+        <w:spacing w:line="240" w:lineRule="auto"/>
+        <w:ind w:left="720"/>
+      </w:pPr>
+      <w:r>
+        <w:rPr>
+          <w:lang w:val="es_ES" w:bidi="es_ES"/>
+        </w:rPr>
+      </w:r>
+      <w:r>
+        <w:rPr>
+          <w:lang w:val="es_ES" w:bidi="es_ES"/>
+        </w:rPr>
+        <w:t>Mateo 1:5</w:t>
+      </w:r>
+    </w:p>
+    <w:p>
+      <w:pPr>
+        <w:pStyle w:val="ListBullet"/>
+        <w:spacing w:line="240" w:lineRule="auto"/>
+        <w:ind w:left="720"/>
+      </w:pPr>
+      <w:r>
+        <w:rPr>
+          <w:lang w:val="es_ES" w:bidi="es_ES"/>
+        </w:rPr>
+      </w:r>
+      <w:r>
+        <w:rPr>
+          <w:lang w:val="es_ES" w:bidi="es_ES"/>
+        </w:rPr>
+        <w:t>Rut 2:4</w:t>
+      </w:r>
     </w:p>
     <w:p>
       <w:pPr>
@@ -14056,138 +13078,102 @@
           <w:lang w:val="es_ES" w:bidi="es_ES"/>
         </w:rPr>
       </w:r>
-      <w:hyperlink r:id="rId176">
-        <w:r>
-          <w:rPr>
-            <w:lang w:val="es_ES" w:bidi="es_ES"/>
-          </w:rPr>
-          <w:rPr>
-            <w:color w:val="0000EE"/>
-            <w:u w:val="single"/>
-          </w:rPr>
-          <w:t>1 Corintios 5:11–13</w:t>
-        </w:r>
-      </w:hyperlink>
-    </w:p>
-    <w:p>
-      <w:pPr>
-        <w:pStyle w:val="ListBullet"/>
-        <w:spacing w:line="240" w:lineRule="auto"/>
-        <w:ind w:left="720"/>
-      </w:pPr>
-      <w:r>
-        <w:rPr>
-          <w:lang w:val="es_ES" w:bidi="es_ES"/>
-        </w:rPr>
-      </w:r>
-      <w:hyperlink r:id="rId177">
-        <w:r>
-          <w:rPr>
-            <w:lang w:val="es_ES" w:bidi="es_ES"/>
-          </w:rPr>
-          <w:rPr>
-            <w:color w:val="0000EE"/>
-            <w:u w:val="single"/>
-          </w:rPr>
-          <w:t>1 Samuel 25:36</w:t>
-        </w:r>
-      </w:hyperlink>
-    </w:p>
-    <w:p>
-      <w:pPr>
-        <w:pStyle w:val="ListBullet"/>
-        <w:spacing w:line="240" w:lineRule="auto"/>
-        <w:ind w:left="720"/>
-      </w:pPr>
-      <w:r>
-        <w:rPr>
-          <w:lang w:val="es_ES" w:bidi="es_ES"/>
-        </w:rPr>
-      </w:r>
-      <w:hyperlink r:id="rId178">
-        <w:r>
-          <w:rPr>
-            <w:lang w:val="es_ES" w:bidi="es_ES"/>
-          </w:rPr>
-          <w:rPr>
-            <w:color w:val="0000EE"/>
-            <w:u w:val="single"/>
-          </w:rPr>
-          <w:t>Jeremías 13:13</w:t>
-        </w:r>
-      </w:hyperlink>
-    </w:p>
-    <w:p>
-      <w:pPr>
-        <w:pStyle w:val="ListBullet"/>
-        <w:spacing w:line="240" w:lineRule="auto"/>
-        <w:ind w:left="720"/>
-      </w:pPr>
-      <w:r>
-        <w:rPr>
-          <w:lang w:val="es_ES" w:bidi="es_ES"/>
-        </w:rPr>
-      </w:r>
-      <w:hyperlink r:id="rId179">
-        <w:r>
-          <w:rPr>
-            <w:lang w:val="es_ES" w:bidi="es_ES"/>
-          </w:rPr>
-          <w:rPr>
-            <w:color w:val="0000EE"/>
-            <w:u w:val="single"/>
-          </w:rPr>
-          <w:t>Lucas 7:34</w:t>
-        </w:r>
-      </w:hyperlink>
-    </w:p>
-    <w:p>
-      <w:pPr>
-        <w:pStyle w:val="ListBullet"/>
-        <w:spacing w:line="240" w:lineRule="auto"/>
-        <w:ind w:left="720"/>
-      </w:pPr>
-      <w:r>
-        <w:rPr>
-          <w:lang w:val="es_ES" w:bidi="es_ES"/>
-        </w:rPr>
-      </w:r>
-      <w:hyperlink r:id="rId180">
-        <w:r>
-          <w:rPr>
-            <w:lang w:val="es_ES" w:bidi="es_ES"/>
-          </w:rPr>
-          <w:rPr>
-            <w:color w:val="0000EE"/>
-            <w:u w:val="single"/>
-          </w:rPr>
-          <w:t>Lucas 21:34</w:t>
-        </w:r>
-      </w:hyperlink>
-    </w:p>
-    <w:p>
-      <w:pPr>
-        <w:pStyle w:val="ListBullet"/>
-        <w:spacing w:line="240" w:lineRule="auto"/>
-        <w:ind w:left="720"/>
-      </w:pPr>
-      <w:r>
-        <w:rPr>
-          <w:lang w:val="es_ES" w:bidi="es_ES"/>
-        </w:rPr>
-      </w:r>
-      <w:hyperlink r:id="rId181">
-        <w:r>
-          <w:rPr>
-            <w:lang w:val="es_ES" w:bidi="es_ES"/>
-          </w:rPr>
-          <w:rPr>
-            <w:color w:val="0000EE"/>
-            <w:u w:val="single"/>
-          </w:rPr>
-          <w:t>Proverbios 23:19–21</w:t>
-        </w:r>
-      </w:hyperlink>
+      <w:r>
+        <w:rPr>
+          <w:lang w:val="es_ES" w:bidi="es_ES"/>
+        </w:rPr>
+        <w:t>1 Corintios 5:11–13</w:t>
+      </w:r>
+    </w:p>
+    <w:p>
+      <w:pPr>
+        <w:pStyle w:val="ListBullet"/>
+        <w:spacing w:line="240" w:lineRule="auto"/>
+        <w:ind w:left="720"/>
+      </w:pPr>
+      <w:r>
+        <w:rPr>
+          <w:lang w:val="es_ES" w:bidi="es_ES"/>
+        </w:rPr>
+      </w:r>
+      <w:r>
+        <w:rPr>
+          <w:lang w:val="es_ES" w:bidi="es_ES"/>
+        </w:rPr>
+        <w:t>1 Samuel 25:36</w:t>
+      </w:r>
+    </w:p>
+    <w:p>
+      <w:pPr>
+        <w:pStyle w:val="ListBullet"/>
+        <w:spacing w:line="240" w:lineRule="auto"/>
+        <w:ind w:left="720"/>
+      </w:pPr>
+      <w:r>
+        <w:rPr>
+          <w:lang w:val="es_ES" w:bidi="es_ES"/>
+        </w:rPr>
+      </w:r>
+      <w:r>
+        <w:rPr>
+          <w:lang w:val="es_ES" w:bidi="es_ES"/>
+        </w:rPr>
+        <w:t>Jeremías 13:13</w:t>
+      </w:r>
+    </w:p>
+    <w:p>
+      <w:pPr>
+        <w:pStyle w:val="ListBullet"/>
+        <w:spacing w:line="240" w:lineRule="auto"/>
+        <w:ind w:left="720"/>
+      </w:pPr>
+      <w:r>
+        <w:rPr>
+          <w:lang w:val="es_ES" w:bidi="es_ES"/>
+        </w:rPr>
+      </w:r>
+      <w:r>
+        <w:rPr>
+          <w:lang w:val="es_ES" w:bidi="es_ES"/>
+        </w:rPr>
+        <w:t>Lucas 7:34</w:t>
+      </w:r>
+    </w:p>
+    <w:p>
+      <w:pPr>
+        <w:pStyle w:val="ListBullet"/>
+        <w:spacing w:line="240" w:lineRule="auto"/>
+        <w:ind w:left="720"/>
+      </w:pPr>
+      <w:r>
+        <w:rPr>
+          <w:lang w:val="es_ES" w:bidi="es_ES"/>
+        </w:rPr>
+      </w:r>
+      <w:r>
+        <w:rPr>
+          <w:lang w:val="es_ES" w:bidi="es_ES"/>
+        </w:rPr>
+        <w:t>Lucas 21:34</w:t>
+      </w:r>
+    </w:p>
+    <w:p>
+      <w:pPr>
+        <w:pStyle w:val="ListBullet"/>
+        <w:spacing w:line="240" w:lineRule="auto"/>
+        <w:ind w:left="720"/>
+      </w:pPr>
+      <w:r>
+        <w:rPr>
+          <w:lang w:val="es_ES" w:bidi="es_ES"/>
+        </w:rPr>
+      </w:r>
+      <w:r>
+        <w:rPr>
+          <w:lang w:val="es_ES" w:bidi="es_ES"/>
+        </w:rPr>
+        <w:t>Proverbios 23:19–21</w:t>
+      </w:r>
     </w:p>
     <w:p>
       <w:pPr>
@@ -14453,114 +13439,84 @@
           <w:lang w:val="es_ES" w:bidi="es_ES"/>
         </w:rPr>
       </w:r>
-      <w:hyperlink r:id="rId182">
-        <w:r>
-          <w:rPr>
-            <w:lang w:val="es_ES" w:bidi="es_ES"/>
-          </w:rPr>
-          <w:rPr>
-            <w:color w:val="0000EE"/>
-            <w:u w:val="single"/>
-          </w:rPr>
-          <w:t>1 Reyes 7:16</w:t>
-        </w:r>
-      </w:hyperlink>
-    </w:p>
-    <w:p>
-      <w:pPr>
-        <w:pStyle w:val="ListBullet"/>
-        <w:spacing w:line="240" w:lineRule="auto"/>
-        <w:ind w:left="720"/>
-      </w:pPr>
-      <w:r>
-        <w:rPr>
-          <w:lang w:val="es_ES" w:bidi="es_ES"/>
-        </w:rPr>
-      </w:r>
-      <w:hyperlink r:id="rId183">
-        <w:r>
-          <w:rPr>
-            <w:lang w:val="es_ES" w:bidi="es_ES"/>
-          </w:rPr>
-          <w:rPr>
-            <w:color w:val="0000EE"/>
-            <w:u w:val="single"/>
-          </w:rPr>
-          <w:t>1 Samuel 17:37–38</w:t>
-        </w:r>
-      </w:hyperlink>
-    </w:p>
-    <w:p>
-      <w:pPr>
-        <w:pStyle w:val="ListBullet"/>
-        <w:spacing w:line="240" w:lineRule="auto"/>
-        <w:ind w:left="720"/>
-      </w:pPr>
-      <w:r>
-        <w:rPr>
-          <w:lang w:val="es_ES" w:bidi="es_ES"/>
-        </w:rPr>
-      </w:r>
-      <w:hyperlink r:id="rId184">
-        <w:r>
-          <w:rPr>
-            <w:lang w:val="es_ES" w:bidi="es_ES"/>
-          </w:rPr>
-          <w:rPr>
-            <w:color w:val="0000EE"/>
-            <w:u w:val="single"/>
-          </w:rPr>
-          <w:t>Daniel 2:44–45</w:t>
-        </w:r>
-      </w:hyperlink>
-    </w:p>
-    <w:p>
-      <w:pPr>
-        <w:pStyle w:val="ListBullet"/>
-        <w:spacing w:line="240" w:lineRule="auto"/>
-        <w:ind w:left="720"/>
-      </w:pPr>
-      <w:r>
-        <w:rPr>
-          <w:lang w:val="es_ES" w:bidi="es_ES"/>
-        </w:rPr>
-      </w:r>
-      <w:hyperlink r:id="rId185">
-        <w:r>
-          <w:rPr>
-            <w:lang w:val="es_ES" w:bidi="es_ES"/>
-          </w:rPr>
-          <w:rPr>
-            <w:color w:val="0000EE"/>
-            <w:u w:val="single"/>
-          </w:rPr>
-          <w:t>Éxodo 25:3–7</w:t>
-        </w:r>
-      </w:hyperlink>
-    </w:p>
-    <w:p>
-      <w:pPr>
-        <w:pStyle w:val="ListBullet"/>
-        <w:spacing w:line="240" w:lineRule="auto"/>
-        <w:ind w:left="720"/>
-      </w:pPr>
-      <w:r>
-        <w:rPr>
-          <w:lang w:val="es_ES" w:bidi="es_ES"/>
-        </w:rPr>
-      </w:r>
-      <w:hyperlink r:id="rId186">
-        <w:r>
-          <w:rPr>
-            <w:lang w:val="es_ES" w:bidi="es_ES"/>
-          </w:rPr>
-          <w:rPr>
-            <w:color w:val="0000EE"/>
-            <w:u w:val="single"/>
-          </w:rPr>
-          <w:t>Apocalipsis 1:15</w:t>
-        </w:r>
-      </w:hyperlink>
+      <w:r>
+        <w:rPr>
+          <w:lang w:val="es_ES" w:bidi="es_ES"/>
+        </w:rPr>
+        <w:t>1 Reyes 7:16</w:t>
+      </w:r>
+    </w:p>
+    <w:p>
+      <w:pPr>
+        <w:pStyle w:val="ListBullet"/>
+        <w:spacing w:line="240" w:lineRule="auto"/>
+        <w:ind w:left="720"/>
+      </w:pPr>
+      <w:r>
+        <w:rPr>
+          <w:lang w:val="es_ES" w:bidi="es_ES"/>
+        </w:rPr>
+      </w:r>
+      <w:r>
+        <w:rPr>
+          <w:lang w:val="es_ES" w:bidi="es_ES"/>
+        </w:rPr>
+        <w:t>1 Samuel 17:37–38</w:t>
+      </w:r>
+    </w:p>
+    <w:p>
+      <w:pPr>
+        <w:pStyle w:val="ListBullet"/>
+        <w:spacing w:line="240" w:lineRule="auto"/>
+        <w:ind w:left="720"/>
+      </w:pPr>
+      <w:r>
+        <w:rPr>
+          <w:lang w:val="es_ES" w:bidi="es_ES"/>
+        </w:rPr>
+      </w:r>
+      <w:r>
+        <w:rPr>
+          <w:lang w:val="es_ES" w:bidi="es_ES"/>
+        </w:rPr>
+        <w:t>Daniel 2:44–45</w:t>
+      </w:r>
+    </w:p>
+    <w:p>
+      <w:pPr>
+        <w:pStyle w:val="ListBullet"/>
+        <w:spacing w:line="240" w:lineRule="auto"/>
+        <w:ind w:left="720"/>
+      </w:pPr>
+      <w:r>
+        <w:rPr>
+          <w:lang w:val="es_ES" w:bidi="es_ES"/>
+        </w:rPr>
+      </w:r>
+      <w:r>
+        <w:rPr>
+          <w:lang w:val="es_ES" w:bidi="es_ES"/>
+        </w:rPr>
+        <w:t>Éxodo 25:3–7</w:t>
+      </w:r>
+    </w:p>
+    <w:p>
+      <w:pPr>
+        <w:pStyle w:val="ListBullet"/>
+        <w:spacing w:line="240" w:lineRule="auto"/>
+        <w:ind w:left="720"/>
+      </w:pPr>
+      <w:r>
+        <w:rPr>
+          <w:lang w:val="es_ES" w:bidi="es_ES"/>
+        </w:rPr>
+      </w:r>
+      <w:r>
+        <w:rPr>
+          <w:lang w:val="es_ES" w:bidi="es_ES"/>
+        </w:rPr>
+        <w:t>Apocalipsis 1:15</w:t>
+      </w:r>
     </w:p>
     <w:p>
       <w:pPr>
@@ -14805,186 +13761,138 @@
           <w:lang w:val="es_ES" w:bidi="es_ES"/>
         </w:rPr>
       </w:r>
-      <w:hyperlink r:id="rId187">
-        <w:r>
-          <w:rPr>
-            <w:lang w:val="es_ES" w:bidi="es_ES"/>
-          </w:rPr>
-          <w:rPr>
-            <w:color w:val="0000EE"/>
-            <w:u w:val="single"/>
-          </w:rPr>
-          <w:t>1 Tesalonicenses 1.5.</w:t>
-        </w:r>
-      </w:hyperlink>
-    </w:p>
-    <w:p>
-      <w:pPr>
-        <w:pStyle w:val="ListBullet"/>
-        <w:spacing w:line="240" w:lineRule="auto"/>
-        <w:ind w:left="720"/>
-      </w:pPr>
-      <w:r>
-        <w:rPr>
-          <w:lang w:val="es_ES" w:bidi="es_ES"/>
-        </w:rPr>
-      </w:r>
-      <w:hyperlink r:id="rId188">
-        <w:r>
-          <w:rPr>
-            <w:lang w:val="es_ES" w:bidi="es_ES"/>
-          </w:rPr>
-          <w:rPr>
-            <w:color w:val="0000EE"/>
-            <w:u w:val="single"/>
-          </w:rPr>
-          <w:t>Hechos 8.25.</w:t>
-        </w:r>
-      </w:hyperlink>
-    </w:p>
-    <w:p>
-      <w:pPr>
-        <w:pStyle w:val="ListBullet"/>
-        <w:spacing w:line="240" w:lineRule="auto"/>
-        <w:ind w:left="720"/>
-      </w:pPr>
-      <w:r>
-        <w:rPr>
-          <w:lang w:val="es_ES" w:bidi="es_ES"/>
-        </w:rPr>
-      </w:r>
-      <w:hyperlink r:id="rId189">
-        <w:r>
-          <w:rPr>
-            <w:lang w:val="es_ES" w:bidi="es_ES"/>
-          </w:rPr>
-          <w:rPr>
-            <w:color w:val="0000EE"/>
-            <w:u w:val="single"/>
-          </w:rPr>
-          <w:t>Colosenses 1.23.</w:t>
-        </w:r>
-      </w:hyperlink>
-    </w:p>
-    <w:p>
-      <w:pPr>
-        <w:pStyle w:val="ListBullet"/>
-        <w:spacing w:line="240" w:lineRule="auto"/>
-        <w:ind w:left="720"/>
-      </w:pPr>
-      <w:r>
-        <w:rPr>
-          <w:lang w:val="es_ES" w:bidi="es_ES"/>
-        </w:rPr>
-      </w:r>
-      <w:hyperlink r:id="rId190">
-        <w:r>
-          <w:rPr>
-            <w:lang w:val="es_ES" w:bidi="es_ES"/>
-          </w:rPr>
-          <w:rPr>
-            <w:color w:val="0000EE"/>
-            <w:u w:val="single"/>
-          </w:rPr>
-          <w:t>Gálatas 1.6.</w:t>
-        </w:r>
-      </w:hyperlink>
-    </w:p>
-    <w:p>
-      <w:pPr>
-        <w:pStyle w:val="ListBullet"/>
-        <w:spacing w:line="240" w:lineRule="auto"/>
-        <w:ind w:left="720"/>
-      </w:pPr>
-      <w:r>
-        <w:rPr>
-          <w:lang w:val="es_ES" w:bidi="es_ES"/>
-        </w:rPr>
-      </w:r>
-      <w:hyperlink r:id="rId191">
-        <w:r>
-          <w:rPr>
-            <w:lang w:val="es_ES" w:bidi="es_ES"/>
-          </w:rPr>
-          <w:rPr>
-            <w:color w:val="0000EE"/>
-            <w:u w:val="single"/>
-          </w:rPr>
-          <w:t>Lucas 8.1–3.</w:t>
-        </w:r>
-      </w:hyperlink>
-    </w:p>
-    <w:p>
-      <w:pPr>
-        <w:pStyle w:val="ListBullet"/>
-        <w:spacing w:line="240" w:lineRule="auto"/>
-        <w:ind w:left="720"/>
-      </w:pPr>
-      <w:r>
-        <w:rPr>
-          <w:lang w:val="es_ES" w:bidi="es_ES"/>
-        </w:rPr>
-      </w:r>
-      <w:hyperlink r:id="rId192">
-        <w:r>
-          <w:rPr>
-            <w:lang w:val="es_ES" w:bidi="es_ES"/>
-          </w:rPr>
-          <w:rPr>
-            <w:color w:val="0000EE"/>
-            <w:u w:val="single"/>
-          </w:rPr>
-          <w:t>Marcos 1.14.</w:t>
-        </w:r>
-      </w:hyperlink>
-    </w:p>
-    <w:p>
-      <w:pPr>
-        <w:pStyle w:val="ListBullet"/>
-        <w:spacing w:line="240" w:lineRule="auto"/>
-        <w:ind w:left="720"/>
-      </w:pPr>
-      <w:r>
-        <w:rPr>
-          <w:lang w:val="es_ES" w:bidi="es_ES"/>
-        </w:rPr>
-      </w:r>
-      <w:hyperlink r:id="rId193">
-        <w:r>
-          <w:rPr>
-            <w:lang w:val="es_ES" w:bidi="es_ES"/>
-          </w:rPr>
-          <w:rPr>
-            <w:color w:val="0000EE"/>
-            <w:u w:val="single"/>
-          </w:rPr>
-          <w:t>Filipenses 2.22.</w:t>
-        </w:r>
-      </w:hyperlink>
-    </w:p>
-    <w:p>
-      <w:pPr>
-        <w:pStyle w:val="ListBullet"/>
-        <w:spacing w:line="240" w:lineRule="auto"/>
-        <w:ind w:left="720"/>
-      </w:pPr>
-      <w:r>
-        <w:rPr>
-          <w:lang w:val="es_ES" w:bidi="es_ES"/>
-        </w:rPr>
-      </w:r>
-      <w:hyperlink r:id="rId194">
-        <w:r>
-          <w:rPr>
-            <w:lang w:val="es_ES" w:bidi="es_ES"/>
-          </w:rPr>
-          <w:rPr>
-            <w:color w:val="0000EE"/>
-            <w:u w:val="single"/>
-          </w:rPr>
-          <w:t>Romanos 1.3.</w:t>
-        </w:r>
-      </w:hyperlink>
+      <w:r>
+        <w:rPr>
+          <w:lang w:val="es_ES" w:bidi="es_ES"/>
+        </w:rPr>
+        <w:t>1 Tesalonicenses 1.5.</w:t>
+      </w:r>
+    </w:p>
+    <w:p>
+      <w:pPr>
+        <w:pStyle w:val="ListBullet"/>
+        <w:spacing w:line="240" w:lineRule="auto"/>
+        <w:ind w:left="720"/>
+      </w:pPr>
+      <w:r>
+        <w:rPr>
+          <w:lang w:val="es_ES" w:bidi="es_ES"/>
+        </w:rPr>
+      </w:r>
+      <w:r>
+        <w:rPr>
+          <w:lang w:val="es_ES" w:bidi="es_ES"/>
+        </w:rPr>
+        <w:t>Hechos 8.25.</w:t>
+      </w:r>
+    </w:p>
+    <w:p>
+      <w:pPr>
+        <w:pStyle w:val="ListBullet"/>
+        <w:spacing w:line="240" w:lineRule="auto"/>
+        <w:ind w:left="720"/>
+      </w:pPr>
+      <w:r>
+        <w:rPr>
+          <w:lang w:val="es_ES" w:bidi="es_ES"/>
+        </w:rPr>
+      </w:r>
+      <w:r>
+        <w:rPr>
+          <w:lang w:val="es_ES" w:bidi="es_ES"/>
+        </w:rPr>
+        <w:t>Colosenses 1.23.</w:t>
+      </w:r>
+    </w:p>
+    <w:p>
+      <w:pPr>
+        <w:pStyle w:val="ListBullet"/>
+        <w:spacing w:line="240" w:lineRule="auto"/>
+        <w:ind w:left="720"/>
+      </w:pPr>
+      <w:r>
+        <w:rPr>
+          <w:lang w:val="es_ES" w:bidi="es_ES"/>
+        </w:rPr>
+      </w:r>
+      <w:r>
+        <w:rPr>
+          <w:lang w:val="es_ES" w:bidi="es_ES"/>
+        </w:rPr>
+        <w:t>Gálatas 1.6.</w:t>
+      </w:r>
+    </w:p>
+    <w:p>
+      <w:pPr>
+        <w:pStyle w:val="ListBullet"/>
+        <w:spacing w:line="240" w:lineRule="auto"/>
+        <w:ind w:left="720"/>
+      </w:pPr>
+      <w:r>
+        <w:rPr>
+          <w:lang w:val="es_ES" w:bidi="es_ES"/>
+        </w:rPr>
+      </w:r>
+      <w:r>
+        <w:rPr>
+          <w:lang w:val="es_ES" w:bidi="es_ES"/>
+        </w:rPr>
+        <w:t>Lucas 8.1–3.</w:t>
+      </w:r>
+    </w:p>
+    <w:p>
+      <w:pPr>
+        <w:pStyle w:val="ListBullet"/>
+        <w:spacing w:line="240" w:lineRule="auto"/>
+        <w:ind w:left="720"/>
+      </w:pPr>
+      <w:r>
+        <w:rPr>
+          <w:lang w:val="es_ES" w:bidi="es_ES"/>
+        </w:rPr>
+      </w:r>
+      <w:r>
+        <w:rPr>
+          <w:lang w:val="es_ES" w:bidi="es_ES"/>
+        </w:rPr>
+        <w:t>Marcos 1.14.</w:t>
+      </w:r>
+    </w:p>
+    <w:p>
+      <w:pPr>
+        <w:pStyle w:val="ListBullet"/>
+        <w:spacing w:line="240" w:lineRule="auto"/>
+        <w:ind w:left="720"/>
+      </w:pPr>
+      <w:r>
+        <w:rPr>
+          <w:lang w:val="es_ES" w:bidi="es_ES"/>
+        </w:rPr>
+      </w:r>
+      <w:r>
+        <w:rPr>
+          <w:lang w:val="es_ES" w:bidi="es_ES"/>
+        </w:rPr>
+        <w:t>Filipenses 2.22.</w:t>
+      </w:r>
+    </w:p>
+    <w:p>
+      <w:pPr>
+        <w:pStyle w:val="ListBullet"/>
+        <w:spacing w:line="240" w:lineRule="auto"/>
+        <w:ind w:left="720"/>
+      </w:pPr>
+      <w:r>
+        <w:rPr>
+          <w:lang w:val="es_ES" w:bidi="es_ES"/>
+        </w:rPr>
+      </w:r>
+      <w:r>
+        <w:rPr>
+          <w:lang w:val="es_ES" w:bidi="es_ES"/>
+        </w:rPr>
+        <w:t>Romanos 1.3.</w:t>
+      </w:r>
     </w:p>
     <w:p>
       <w:pPr>
@@ -15654,138 +14562,102 @@
           <w:lang w:val="es_ES" w:bidi="es_ES"/>
         </w:rPr>
       </w:r>
-      <w:hyperlink r:id="rId195">
-        <w:r>
-          <w:rPr>
-            <w:lang w:val="es_ES" w:bidi="es_ES"/>
-          </w:rPr>
-          <w:rPr>
-            <w:color w:val="0000EE"/>
-            <w:u w:val="single"/>
-          </w:rPr>
-          <w:t>Gálatas 5:22–24</w:t>
-        </w:r>
-      </w:hyperlink>
-    </w:p>
-    <w:p>
-      <w:pPr>
-        <w:pStyle w:val="ListBullet"/>
-        <w:spacing w:line="240" w:lineRule="auto"/>
-        <w:ind w:left="720"/>
-      </w:pPr>
-      <w:r>
-        <w:rPr>
-          <w:lang w:val="es_ES" w:bidi="es_ES"/>
-        </w:rPr>
-      </w:r>
-      <w:hyperlink r:id="rId196">
-        <w:r>
-          <w:rPr>
-            <w:lang w:val="es_ES" w:bidi="es_ES"/>
-          </w:rPr>
-          <w:rPr>
-            <w:color w:val="0000EE"/>
-            <w:u w:val="single"/>
-          </w:rPr>
-          <w:t>Génesis 1:12</w:t>
-        </w:r>
-      </w:hyperlink>
-    </w:p>
-    <w:p>
-      <w:pPr>
-        <w:pStyle w:val="ListBullet"/>
-        <w:spacing w:line="240" w:lineRule="auto"/>
-        <w:ind w:left="720"/>
-      </w:pPr>
-      <w:r>
-        <w:rPr>
-          <w:lang w:val="es_ES" w:bidi="es_ES"/>
-        </w:rPr>
-      </w:r>
-      <w:hyperlink r:id="rId197">
-        <w:r>
-          <w:rPr>
-            <w:lang w:val="es_ES" w:bidi="es_ES"/>
-          </w:rPr>
-          <w:rPr>
-            <w:color w:val="0000EE"/>
-            <w:u w:val="single"/>
-          </w:rPr>
-          <w:t>Génesis 2:9</w:t>
-        </w:r>
-      </w:hyperlink>
-    </w:p>
-    <w:p>
-      <w:pPr>
-        <w:pStyle w:val="ListBullet"/>
-        <w:spacing w:line="240" w:lineRule="auto"/>
-        <w:ind w:left="720"/>
-      </w:pPr>
-      <w:r>
-        <w:rPr>
-          <w:lang w:val="es_ES" w:bidi="es_ES"/>
-        </w:rPr>
-      </w:r>
-      <w:hyperlink r:id="rId198">
-        <w:r>
-          <w:rPr>
-            <w:lang w:val="es_ES" w:bidi="es_ES"/>
-          </w:rPr>
-          <w:rPr>
-            <w:color w:val="0000EE"/>
-            <w:u w:val="single"/>
-          </w:rPr>
-          <w:t>Génesis 2:17</w:t>
-        </w:r>
-      </w:hyperlink>
-    </w:p>
-    <w:p>
-      <w:pPr>
-        <w:pStyle w:val="ListBullet"/>
-        <w:spacing w:line="240" w:lineRule="auto"/>
-        <w:ind w:left="720"/>
-      </w:pPr>
-      <w:r>
-        <w:rPr>
-          <w:lang w:val="es_ES" w:bidi="es_ES"/>
-        </w:rPr>
-      </w:r>
-      <w:hyperlink r:id="rId199">
-        <w:r>
-          <w:rPr>
-            <w:lang w:val="es_ES" w:bidi="es_ES"/>
-          </w:rPr>
-          <w:rPr>
-            <w:color w:val="0000EE"/>
-            <w:u w:val="single"/>
-          </w:rPr>
-          <w:t>Santiago 3:13</w:t>
-        </w:r>
-      </w:hyperlink>
-    </w:p>
-    <w:p>
-      <w:pPr>
-        <w:pStyle w:val="ListBullet"/>
-        <w:spacing w:line="240" w:lineRule="auto"/>
-        <w:ind w:left="720"/>
-      </w:pPr>
-      <w:r>
-        <w:rPr>
-          <w:lang w:val="es_ES" w:bidi="es_ES"/>
-        </w:rPr>
-      </w:r>
-      <w:hyperlink r:id="rId200">
-        <w:r>
-          <w:rPr>
-            <w:lang w:val="es_ES" w:bidi="es_ES"/>
-          </w:rPr>
-          <w:rPr>
-            <w:color w:val="0000EE"/>
-            <w:u w:val="single"/>
-          </w:rPr>
-          <w:t>Romanos 2:4</w:t>
-        </w:r>
-      </w:hyperlink>
+      <w:r>
+        <w:rPr>
+          <w:lang w:val="es_ES" w:bidi="es_ES"/>
+        </w:rPr>
+        <w:t>Gálatas 5:22–24</w:t>
+      </w:r>
+    </w:p>
+    <w:p>
+      <w:pPr>
+        <w:pStyle w:val="ListBullet"/>
+        <w:spacing w:line="240" w:lineRule="auto"/>
+        <w:ind w:left="720"/>
+      </w:pPr>
+      <w:r>
+        <w:rPr>
+          <w:lang w:val="es_ES" w:bidi="es_ES"/>
+        </w:rPr>
+      </w:r>
+      <w:r>
+        <w:rPr>
+          <w:lang w:val="es_ES" w:bidi="es_ES"/>
+        </w:rPr>
+        <w:t>Génesis 1:12</w:t>
+      </w:r>
+    </w:p>
+    <w:p>
+      <w:pPr>
+        <w:pStyle w:val="ListBullet"/>
+        <w:spacing w:line="240" w:lineRule="auto"/>
+        <w:ind w:left="720"/>
+      </w:pPr>
+      <w:r>
+        <w:rPr>
+          <w:lang w:val="es_ES" w:bidi="es_ES"/>
+        </w:rPr>
+      </w:r>
+      <w:r>
+        <w:rPr>
+          <w:lang w:val="es_ES" w:bidi="es_ES"/>
+        </w:rPr>
+        <w:t>Génesis 2:9</w:t>
+      </w:r>
+    </w:p>
+    <w:p>
+      <w:pPr>
+        <w:pStyle w:val="ListBullet"/>
+        <w:spacing w:line="240" w:lineRule="auto"/>
+        <w:ind w:left="720"/>
+      </w:pPr>
+      <w:r>
+        <w:rPr>
+          <w:lang w:val="es_ES" w:bidi="es_ES"/>
+        </w:rPr>
+      </w:r>
+      <w:r>
+        <w:rPr>
+          <w:lang w:val="es_ES" w:bidi="es_ES"/>
+        </w:rPr>
+        <w:t>Génesis 2:17</w:t>
+      </w:r>
+    </w:p>
+    <w:p>
+      <w:pPr>
+        <w:pStyle w:val="ListBullet"/>
+        <w:spacing w:line="240" w:lineRule="auto"/>
+        <w:ind w:left="720"/>
+      </w:pPr>
+      <w:r>
+        <w:rPr>
+          <w:lang w:val="es_ES" w:bidi="es_ES"/>
+        </w:rPr>
+      </w:r>
+      <w:r>
+        <w:rPr>
+          <w:lang w:val="es_ES" w:bidi="es_ES"/>
+        </w:rPr>
+        <w:t>Santiago 3:13</w:t>
+      </w:r>
+    </w:p>
+    <w:p>
+      <w:pPr>
+        <w:pStyle w:val="ListBullet"/>
+        <w:spacing w:line="240" w:lineRule="auto"/>
+        <w:ind w:left="720"/>
+      </w:pPr>
+      <w:r>
+        <w:rPr>
+          <w:lang w:val="es_ES" w:bidi="es_ES"/>
+        </w:rPr>
+      </w:r>
+      <w:r>
+        <w:rPr>
+          <w:lang w:val="es_ES" w:bidi="es_ES"/>
+        </w:rPr>
+        <w:t>Romanos 2:4</w:t>
+      </w:r>
     </w:p>
     <w:p>
       <w:pPr>
@@ -16328,210 +15200,156 @@
           <w:lang w:val="es_ES" w:bidi="es_ES"/>
         </w:rPr>
       </w:r>
-      <w:hyperlink r:id="rId201">
-        <w:r>
-          <w:rPr>
-            <w:lang w:val="es_ES" w:bidi="es_ES"/>
-          </w:rPr>
-          <w:rPr>
-            <w:color w:val="0000EE"/>
-            <w:u w:val="single"/>
-          </w:rPr>
-          <w:t>2 Pedro 3:4</w:t>
-        </w:r>
-      </w:hyperlink>
-    </w:p>
-    <w:p>
-      <w:pPr>
-        <w:pStyle w:val="ListBullet"/>
-        <w:spacing w:line="240" w:lineRule="auto"/>
-        <w:ind w:left="720"/>
-      </w:pPr>
-      <w:r>
-        <w:rPr>
-          <w:lang w:val="es_ES" w:bidi="es_ES"/>
-        </w:rPr>
-      </w:r>
-      <w:hyperlink r:id="rId202">
-        <w:r>
-          <w:rPr>
-            <w:lang w:val="es_ES" w:bidi="es_ES"/>
-          </w:rPr>
-          <w:rPr>
-            <w:color w:val="0000EE"/>
-            <w:u w:val="single"/>
-          </w:rPr>
-          <w:t>Hechos 2:12–13</w:t>
-        </w:r>
-      </w:hyperlink>
-    </w:p>
-    <w:p>
-      <w:pPr>
-        <w:pStyle w:val="ListBullet"/>
-        <w:spacing w:line="240" w:lineRule="auto"/>
-        <w:ind w:left="720"/>
-      </w:pPr>
-      <w:r>
-        <w:rPr>
-          <w:lang w:val="es_ES" w:bidi="es_ES"/>
-        </w:rPr>
-      </w:r>
-      <w:hyperlink r:id="rId203">
-        <w:r>
-          <w:rPr>
-            <w:lang w:val="es_ES" w:bidi="es_ES"/>
-          </w:rPr>
-          <w:rPr>
-            <w:color w:val="0000EE"/>
-            <w:u w:val="single"/>
-          </w:rPr>
-          <w:t>Gálatas 6:6–8</w:t>
-        </w:r>
-      </w:hyperlink>
-    </w:p>
-    <w:p>
-      <w:pPr>
-        <w:pStyle w:val="ListBullet"/>
-        <w:spacing w:line="240" w:lineRule="auto"/>
-        <w:ind w:left="720"/>
-      </w:pPr>
-      <w:r>
-        <w:rPr>
-          <w:lang w:val="es_ES" w:bidi="es_ES"/>
-        </w:rPr>
-      </w:r>
-      <w:hyperlink r:id="rId204">
-        <w:r>
-          <w:rPr>
-            <w:lang w:val="es_ES" w:bidi="es_ES"/>
-          </w:rPr>
-          <w:rPr>
-            <w:color w:val="0000EE"/>
-            <w:u w:val="single"/>
-          </w:rPr>
-          <w:t>Génesis 39:13–15</w:t>
-        </w:r>
-      </w:hyperlink>
-    </w:p>
-    <w:p>
-      <w:pPr>
-        <w:pStyle w:val="ListBullet"/>
-        <w:spacing w:line="240" w:lineRule="auto"/>
-        <w:ind w:left="720"/>
-      </w:pPr>
-      <w:r>
-        <w:rPr>
-          <w:lang w:val="es_ES" w:bidi="es_ES"/>
-        </w:rPr>
-      </w:r>
-      <w:hyperlink r:id="rId205">
-        <w:r>
-          <w:rPr>
-            <w:lang w:val="es_ES" w:bidi="es_ES"/>
-          </w:rPr>
-          <w:rPr>
-            <w:color w:val="0000EE"/>
-            <w:u w:val="single"/>
-          </w:rPr>
-          <w:t>Lucas 22:63–65</w:t>
-        </w:r>
-      </w:hyperlink>
-    </w:p>
-    <w:p>
-      <w:pPr>
-        <w:pStyle w:val="ListBullet"/>
-        <w:spacing w:line="240" w:lineRule="auto"/>
-        <w:ind w:left="720"/>
-      </w:pPr>
-      <w:r>
-        <w:rPr>
-          <w:lang w:val="es_ES" w:bidi="es_ES"/>
-        </w:rPr>
-      </w:r>
-      <w:hyperlink r:id="rId206">
-        <w:r>
-          <w:rPr>
-            <w:lang w:val="es_ES" w:bidi="es_ES"/>
-          </w:rPr>
-          <w:rPr>
-            <w:color w:val="0000EE"/>
-            <w:u w:val="single"/>
-          </w:rPr>
-          <w:t>Marcos 10:34</w:t>
-        </w:r>
-      </w:hyperlink>
-    </w:p>
-    <w:p>
-      <w:pPr>
-        <w:pStyle w:val="ListBullet"/>
-        <w:spacing w:line="240" w:lineRule="auto"/>
-        <w:ind w:left="720"/>
-      </w:pPr>
-      <w:r>
-        <w:rPr>
-          <w:lang w:val="es_ES" w:bidi="es_ES"/>
-        </w:rPr>
-      </w:r>
-      <w:hyperlink r:id="rId207">
-        <w:r>
-          <w:rPr>
-            <w:lang w:val="es_ES" w:bidi="es_ES"/>
-          </w:rPr>
-          <w:rPr>
-            <w:color w:val="0000EE"/>
-            <w:u w:val="single"/>
-          </w:rPr>
-          <w:t>Mateo 9:23–24</w:t>
-        </w:r>
-      </w:hyperlink>
-    </w:p>
-    <w:p>
-      <w:pPr>
-        <w:pStyle w:val="ListBullet"/>
-        <w:spacing w:line="240" w:lineRule="auto"/>
-        <w:ind w:left="720"/>
-      </w:pPr>
-      <w:r>
-        <w:rPr>
-          <w:lang w:val="es_ES" w:bidi="es_ES"/>
-        </w:rPr>
-      </w:r>
-      <w:hyperlink r:id="rId208">
-        <w:r>
-          <w:rPr>
-            <w:lang w:val="es_ES" w:bidi="es_ES"/>
-          </w:rPr>
-          <w:rPr>
-            <w:color w:val="0000EE"/>
-            <w:u w:val="single"/>
-          </w:rPr>
-          <w:t>Mateo 20:19</w:t>
-        </w:r>
-      </w:hyperlink>
-    </w:p>
-    <w:p>
-      <w:pPr>
-        <w:pStyle w:val="ListBullet"/>
-        <w:spacing w:line="240" w:lineRule="auto"/>
-        <w:ind w:left="720"/>
-      </w:pPr>
-      <w:r>
-        <w:rPr>
-          <w:lang w:val="es_ES" w:bidi="es_ES"/>
-        </w:rPr>
-      </w:r>
-      <w:hyperlink r:id="rId209">
-        <w:r>
-          <w:rPr>
-            <w:lang w:val="es_ES" w:bidi="es_ES"/>
-          </w:rPr>
-          <w:rPr>
-            <w:color w:val="0000EE"/>
-            <w:u w:val="single"/>
-          </w:rPr>
-          <w:t>Mateo 27:29</w:t>
-        </w:r>
-      </w:hyperlink>
+      <w:r>
+        <w:rPr>
+          <w:lang w:val="es_ES" w:bidi="es_ES"/>
+        </w:rPr>
+        <w:t>2 Pedro 3:4</w:t>
+      </w:r>
+    </w:p>
+    <w:p>
+      <w:pPr>
+        <w:pStyle w:val="ListBullet"/>
+        <w:spacing w:line="240" w:lineRule="auto"/>
+        <w:ind w:left="720"/>
+      </w:pPr>
+      <w:r>
+        <w:rPr>
+          <w:lang w:val="es_ES" w:bidi="es_ES"/>
+        </w:rPr>
+      </w:r>
+      <w:r>
+        <w:rPr>
+          <w:lang w:val="es_ES" w:bidi="es_ES"/>
+        </w:rPr>
+        <w:t>Hechos 2:12–13</w:t>
+      </w:r>
+    </w:p>
+    <w:p>
+      <w:pPr>
+        <w:pStyle w:val="ListBullet"/>
+        <w:spacing w:line="240" w:lineRule="auto"/>
+        <w:ind w:left="720"/>
+      </w:pPr>
+      <w:r>
+        <w:rPr>
+          <w:lang w:val="es_ES" w:bidi="es_ES"/>
+        </w:rPr>
+      </w:r>
+      <w:r>
+        <w:rPr>
+          <w:lang w:val="es_ES" w:bidi="es_ES"/>
+        </w:rPr>
+        <w:t>Gálatas 6:6–8</w:t>
+      </w:r>
+    </w:p>
+    <w:p>
+      <w:pPr>
+        <w:pStyle w:val="ListBullet"/>
+        <w:spacing w:line="240" w:lineRule="auto"/>
+        <w:ind w:left="720"/>
+      </w:pPr>
+      <w:r>
+        <w:rPr>
+          <w:lang w:val="es_ES" w:bidi="es_ES"/>
+        </w:rPr>
+      </w:r>
+      <w:r>
+        <w:rPr>
+          <w:lang w:val="es_ES" w:bidi="es_ES"/>
+        </w:rPr>
+        <w:t>Génesis 39:13–15</w:t>
+      </w:r>
+    </w:p>
+    <w:p>
+      <w:pPr>
+        <w:pStyle w:val="ListBullet"/>
+        <w:spacing w:line="240" w:lineRule="auto"/>
+        <w:ind w:left="720"/>
+      </w:pPr>
+      <w:r>
+        <w:rPr>
+          <w:lang w:val="es_ES" w:bidi="es_ES"/>
+        </w:rPr>
+      </w:r>
+      <w:r>
+        <w:rPr>
+          <w:lang w:val="es_ES" w:bidi="es_ES"/>
+        </w:rPr>
+        <w:t>Lucas 22:63–65</w:t>
+      </w:r>
+    </w:p>
+    <w:p>
+      <w:pPr>
+        <w:pStyle w:val="ListBullet"/>
+        <w:spacing w:line="240" w:lineRule="auto"/>
+        <w:ind w:left="720"/>
+      </w:pPr>
+      <w:r>
+        <w:rPr>
+          <w:lang w:val="es_ES" w:bidi="es_ES"/>
+        </w:rPr>
+      </w:r>
+      <w:r>
+        <w:rPr>
+          <w:lang w:val="es_ES" w:bidi="es_ES"/>
+        </w:rPr>
+        <w:t>Marcos 10:34</w:t>
+      </w:r>
+    </w:p>
+    <w:p>
+      <w:pPr>
+        <w:pStyle w:val="ListBullet"/>
+        <w:spacing w:line="240" w:lineRule="auto"/>
+        <w:ind w:left="720"/>
+      </w:pPr>
+      <w:r>
+        <w:rPr>
+          <w:lang w:val="es_ES" w:bidi="es_ES"/>
+        </w:rPr>
+      </w:r>
+      <w:r>
+        <w:rPr>
+          <w:lang w:val="es_ES" w:bidi="es_ES"/>
+        </w:rPr>
+        <w:t>Mateo 9:23–24</w:t>
+      </w:r>
+    </w:p>
+    <w:p>
+      <w:pPr>
+        <w:pStyle w:val="ListBullet"/>
+        <w:spacing w:line="240" w:lineRule="auto"/>
+        <w:ind w:left="720"/>
+      </w:pPr>
+      <w:r>
+        <w:rPr>
+          <w:lang w:val="es_ES" w:bidi="es_ES"/>
+        </w:rPr>
+      </w:r>
+      <w:r>
+        <w:rPr>
+          <w:lang w:val="es_ES" w:bidi="es_ES"/>
+        </w:rPr>
+        <w:t>Mateo 20:19</w:t>
+      </w:r>
+    </w:p>
+    <w:p>
+      <w:pPr>
+        <w:pStyle w:val="ListBullet"/>
+        <w:spacing w:line="240" w:lineRule="auto"/>
+        <w:ind w:left="720"/>
+      </w:pPr>
+      <w:r>
+        <w:rPr>
+          <w:lang w:val="es_ES" w:bidi="es_ES"/>
+        </w:rPr>
+      </w:r>
+      <w:r>
+        <w:rPr>
+          <w:lang w:val="es_ES" w:bidi="es_ES"/>
+        </w:rPr>
+        <w:t>Mateo 27:29</w:t>
+      </w:r>
     </w:p>
     <w:p>
       <w:pPr>
@@ -16948,138 +15766,102 @@
           <w:lang w:val="es_ES" w:bidi="es_ES"/>
         </w:rPr>
       </w:r>
-      <w:hyperlink r:id="rId210">
-        <w:r>
-          <w:rPr>
-            <w:lang w:val="es_ES" w:bidi="es_ES"/>
-          </w:rPr>
-          <w:rPr>
-            <w:color w:val="0000EE"/>
-            <w:u w:val="single"/>
-          </w:rPr>
-          <w:t>1 Reyes 1:32–34</w:t>
-        </w:r>
-      </w:hyperlink>
-    </w:p>
-    <w:p>
-      <w:pPr>
-        <w:pStyle w:val="ListBullet"/>
-        <w:spacing w:line="240" w:lineRule="auto"/>
-        <w:ind w:left="720"/>
-      </w:pPr>
-      <w:r>
-        <w:rPr>
-          <w:lang w:val="es_ES" w:bidi="es_ES"/>
-        </w:rPr>
-      </w:r>
-      <w:hyperlink r:id="rId211">
-        <w:r>
-          <w:rPr>
-            <w:lang w:val="es_ES" w:bidi="es_ES"/>
-          </w:rPr>
-          <w:rPr>
-            <w:color w:val="0000EE"/>
-            <w:u w:val="single"/>
-          </w:rPr>
-          <w:t>1 Samuel 9:4</w:t>
-        </w:r>
-      </w:hyperlink>
-    </w:p>
-    <w:p>
-      <w:pPr>
-        <w:pStyle w:val="ListBullet"/>
-        <w:spacing w:line="240" w:lineRule="auto"/>
-        <w:ind w:left="720"/>
-      </w:pPr>
-      <w:r>
-        <w:rPr>
-          <w:lang w:val="es_ES" w:bidi="es_ES"/>
-        </w:rPr>
-      </w:r>
-      <w:hyperlink r:id="rId212">
-        <w:r>
-          <w:rPr>
-            <w:lang w:val="es_ES" w:bidi="es_ES"/>
-          </w:rPr>
-          <w:rPr>
-            <w:color w:val="0000EE"/>
-            <w:u w:val="single"/>
-          </w:rPr>
-          <w:t>2 Reyes 4:21–22</w:t>
-        </w:r>
-      </w:hyperlink>
-    </w:p>
-    <w:p>
-      <w:pPr>
-        <w:pStyle w:val="ListBullet"/>
-        <w:spacing w:line="240" w:lineRule="auto"/>
-        <w:ind w:left="720"/>
-      </w:pPr>
-      <w:r>
-        <w:rPr>
-          <w:lang w:val="es_ES" w:bidi="es_ES"/>
-        </w:rPr>
-      </w:r>
-      <w:hyperlink r:id="rId213">
-        <w:r>
-          <w:rPr>
-            <w:lang w:val="es_ES" w:bidi="es_ES"/>
-          </w:rPr>
-          <w:rPr>
-            <w:color w:val="0000EE"/>
-            <w:u w:val="single"/>
-          </w:rPr>
-          <w:t>Deuteronomio 5:12–14</w:t>
-        </w:r>
-      </w:hyperlink>
-    </w:p>
-    <w:p>
-      <w:pPr>
-        <w:pStyle w:val="ListBullet"/>
-        <w:spacing w:line="240" w:lineRule="auto"/>
-        <w:ind w:left="720"/>
-      </w:pPr>
-      <w:r>
-        <w:rPr>
-          <w:lang w:val="es_ES" w:bidi="es_ES"/>
-        </w:rPr>
-      </w:r>
-      <w:hyperlink r:id="rId214">
-        <w:r>
-          <w:rPr>
-            <w:lang w:val="es_ES" w:bidi="es_ES"/>
-          </w:rPr>
-          <w:rPr>
-            <w:color w:val="0000EE"/>
-            <w:u w:val="single"/>
-          </w:rPr>
-          <w:t>Lucas 13:15</w:t>
-        </w:r>
-      </w:hyperlink>
-    </w:p>
-    <w:p>
-      <w:pPr>
-        <w:pStyle w:val="ListBullet"/>
-        <w:spacing w:line="240" w:lineRule="auto"/>
-        <w:ind w:left="720"/>
-      </w:pPr>
-      <w:r>
-        <w:rPr>
-          <w:lang w:val="es_ES" w:bidi="es_ES"/>
-        </w:rPr>
-      </w:r>
-      <w:hyperlink r:id="rId215">
-        <w:r>
-          <w:rPr>
-            <w:lang w:val="es_ES" w:bidi="es_ES"/>
-          </w:rPr>
-          <w:rPr>
-            <w:color w:val="0000EE"/>
-            <w:u w:val="single"/>
-          </w:rPr>
-          <w:t>Mateo 21:2</w:t>
-        </w:r>
-      </w:hyperlink>
+      <w:r>
+        <w:rPr>
+          <w:lang w:val="es_ES" w:bidi="es_ES"/>
+        </w:rPr>
+        <w:t>1 Reyes 1:32–34</w:t>
+      </w:r>
+    </w:p>
+    <w:p>
+      <w:pPr>
+        <w:pStyle w:val="ListBullet"/>
+        <w:spacing w:line="240" w:lineRule="auto"/>
+        <w:ind w:left="720"/>
+      </w:pPr>
+      <w:r>
+        <w:rPr>
+          <w:lang w:val="es_ES" w:bidi="es_ES"/>
+        </w:rPr>
+      </w:r>
+      <w:r>
+        <w:rPr>
+          <w:lang w:val="es_ES" w:bidi="es_ES"/>
+        </w:rPr>
+        <w:t>1 Samuel 9:4</w:t>
+      </w:r>
+    </w:p>
+    <w:p>
+      <w:pPr>
+        <w:pStyle w:val="ListBullet"/>
+        <w:spacing w:line="240" w:lineRule="auto"/>
+        <w:ind w:left="720"/>
+      </w:pPr>
+      <w:r>
+        <w:rPr>
+          <w:lang w:val="es_ES" w:bidi="es_ES"/>
+        </w:rPr>
+      </w:r>
+      <w:r>
+        <w:rPr>
+          <w:lang w:val="es_ES" w:bidi="es_ES"/>
+        </w:rPr>
+        <w:t>2 Reyes 4:21–22</w:t>
+      </w:r>
+    </w:p>
+    <w:p>
+      <w:pPr>
+        <w:pStyle w:val="ListBullet"/>
+        <w:spacing w:line="240" w:lineRule="auto"/>
+        <w:ind w:left="720"/>
+      </w:pPr>
+      <w:r>
+        <w:rPr>
+          <w:lang w:val="es_ES" w:bidi="es_ES"/>
+        </w:rPr>
+      </w:r>
+      <w:r>
+        <w:rPr>
+          <w:lang w:val="es_ES" w:bidi="es_ES"/>
+        </w:rPr>
+        <w:t>Deuteronomio 5:12–14</w:t>
+      </w:r>
+    </w:p>
+    <w:p>
+      <w:pPr>
+        <w:pStyle w:val="ListBullet"/>
+        <w:spacing w:line="240" w:lineRule="auto"/>
+        <w:ind w:left="720"/>
+      </w:pPr>
+      <w:r>
+        <w:rPr>
+          <w:lang w:val="es_ES" w:bidi="es_ES"/>
+        </w:rPr>
+      </w:r>
+      <w:r>
+        <w:rPr>
+          <w:lang w:val="es_ES" w:bidi="es_ES"/>
+        </w:rPr>
+        <w:t>Lucas 13:15</w:t>
+      </w:r>
+    </w:p>
+    <w:p>
+      <w:pPr>
+        <w:pStyle w:val="ListBullet"/>
+        <w:spacing w:line="240" w:lineRule="auto"/>
+        <w:ind w:left="720"/>
+      </w:pPr>
+      <w:r>
+        <w:rPr>
+          <w:lang w:val="es_ES" w:bidi="es_ES"/>
+        </w:rPr>
+      </w:r>
+      <w:r>
+        <w:rPr>
+          <w:lang w:val="es_ES" w:bidi="es_ES"/>
+        </w:rPr>
+        <w:t>Mateo 21:2</w:t>
+      </w:r>
     </w:p>
     <w:p>
       <w:pPr>
@@ -17337,114 +16119,84 @@
           <w:lang w:val="es_ES" w:bidi="es_ES"/>
         </w:rPr>
       </w:r>
-      <w:hyperlink r:id="rId216">
-        <w:r>
-          <w:rPr>
-            <w:lang w:val="es_ES" w:bidi="es_ES"/>
-          </w:rPr>
-          <w:rPr>
-            <w:color w:val="0000EE"/>
-            <w:u w:val="single"/>
-          </w:rPr>
-          <w:t>1 Crónicas 10:14</w:t>
-        </w:r>
-      </w:hyperlink>
-    </w:p>
-    <w:p>
-      <w:pPr>
-        <w:pStyle w:val="ListBullet"/>
-        <w:spacing w:line="240" w:lineRule="auto"/>
-        <w:ind w:left="720"/>
-      </w:pPr>
-      <w:r>
-        <w:rPr>
-          <w:lang w:val="es_ES" w:bidi="es_ES"/>
-        </w:rPr>
-      </w:r>
-      <w:hyperlink r:id="rId217">
-        <w:r>
-          <w:rPr>
-            <w:lang w:val="es_ES" w:bidi="es_ES"/>
-          </w:rPr>
-          <w:rPr>
-            <w:color w:val="0000EE"/>
-            <w:u w:val="single"/>
-          </w:rPr>
-          <w:t>Hechos 17:26–27</w:t>
-        </w:r>
-      </w:hyperlink>
-    </w:p>
-    <w:p>
-      <w:pPr>
-        <w:pStyle w:val="ListBullet"/>
-        <w:spacing w:line="240" w:lineRule="auto"/>
-        <w:ind w:left="720"/>
-      </w:pPr>
-      <w:r>
-        <w:rPr>
-          <w:lang w:val="es_ES" w:bidi="es_ES"/>
-        </w:rPr>
-      </w:r>
-      <w:hyperlink r:id="rId218">
-        <w:r>
-          <w:rPr>
-            <w:lang w:val="es_ES" w:bidi="es_ES"/>
-          </w:rPr>
-          <w:rPr>
-            <w:color w:val="0000EE"/>
-            <w:u w:val="single"/>
-          </w:rPr>
-          <w:t>Hebreos 11:6</w:t>
-        </w:r>
-      </w:hyperlink>
-    </w:p>
-    <w:p>
-      <w:pPr>
-        <w:pStyle w:val="ListBullet"/>
-        <w:spacing w:line="240" w:lineRule="auto"/>
-        <w:ind w:left="720"/>
-      </w:pPr>
-      <w:r>
-        <w:rPr>
-          <w:lang w:val="es_ES" w:bidi="es_ES"/>
-        </w:rPr>
-      </w:r>
-      <w:hyperlink r:id="rId219">
-        <w:r>
-          <w:rPr>
-            <w:lang w:val="es_ES" w:bidi="es_ES"/>
-          </w:rPr>
-          <w:rPr>
-            <w:color w:val="0000EE"/>
-            <w:u w:val="single"/>
-          </w:rPr>
-          <w:t>Lucas 11:9</w:t>
-        </w:r>
-      </w:hyperlink>
-    </w:p>
-    <w:p>
-      <w:pPr>
-        <w:pStyle w:val="ListBullet"/>
-        <w:spacing w:line="240" w:lineRule="auto"/>
-        <w:ind w:left="720"/>
-      </w:pPr>
-      <w:r>
-        <w:rPr>
-          <w:lang w:val="es_ES" w:bidi="es_ES"/>
-        </w:rPr>
-      </w:r>
-      <w:hyperlink r:id="rId220">
-        <w:r>
-          <w:rPr>
-            <w:lang w:val="es_ES" w:bidi="es_ES"/>
-          </w:rPr>
-          <w:rPr>
-            <w:color w:val="0000EE"/>
-            <w:u w:val="single"/>
-          </w:rPr>
-          <w:t>Salmos 27:8</w:t>
-        </w:r>
-      </w:hyperlink>
+      <w:r>
+        <w:rPr>
+          <w:lang w:val="es_ES" w:bidi="es_ES"/>
+        </w:rPr>
+        <w:t>1 Crónicas 10:14</w:t>
+      </w:r>
+    </w:p>
+    <w:p>
+      <w:pPr>
+        <w:pStyle w:val="ListBullet"/>
+        <w:spacing w:line="240" w:lineRule="auto"/>
+        <w:ind w:left="720"/>
+      </w:pPr>
+      <w:r>
+        <w:rPr>
+          <w:lang w:val="es_ES" w:bidi="es_ES"/>
+        </w:rPr>
+      </w:r>
+      <w:r>
+        <w:rPr>
+          <w:lang w:val="es_ES" w:bidi="es_ES"/>
+        </w:rPr>
+        <w:t>Hechos 17:26–27</w:t>
+      </w:r>
+    </w:p>
+    <w:p>
+      <w:pPr>
+        <w:pStyle w:val="ListBullet"/>
+        <w:spacing w:line="240" w:lineRule="auto"/>
+        <w:ind w:left="720"/>
+      </w:pPr>
+      <w:r>
+        <w:rPr>
+          <w:lang w:val="es_ES" w:bidi="es_ES"/>
+        </w:rPr>
+      </w:r>
+      <w:r>
+        <w:rPr>
+          <w:lang w:val="es_ES" w:bidi="es_ES"/>
+        </w:rPr>
+        <w:t>Hebreos 11:6</w:t>
+      </w:r>
+    </w:p>
+    <w:p>
+      <w:pPr>
+        <w:pStyle w:val="ListBullet"/>
+        <w:spacing w:line="240" w:lineRule="auto"/>
+        <w:ind w:left="720"/>
+      </w:pPr>
+      <w:r>
+        <w:rPr>
+          <w:lang w:val="es_ES" w:bidi="es_ES"/>
+        </w:rPr>
+      </w:r>
+      <w:r>
+        <w:rPr>
+          <w:lang w:val="es_ES" w:bidi="es_ES"/>
+        </w:rPr>
+        <w:t>Lucas 11:9</w:t>
+      </w:r>
+    </w:p>
+    <w:p>
+      <w:pPr>
+        <w:pStyle w:val="ListBullet"/>
+        <w:spacing w:line="240" w:lineRule="auto"/>
+        <w:ind w:left="720"/>
+      </w:pPr>
+      <w:r>
+        <w:rPr>
+          <w:lang w:val="es_ES" w:bidi="es_ES"/>
+        </w:rPr>
+      </w:r>
+      <w:r>
+        <w:rPr>
+          <w:lang w:val="es_ES" w:bidi="es_ES"/>
+        </w:rPr>
+        <w:t>Salmos 27:8</w:t>
+      </w:r>
     </w:p>
     <w:p>
       <w:pPr>
